--- a/clients/xse-group/aztec-office/Aztec-Office-AEO-Analysis.docx
+++ b/clients/xse-group/aztec-office/Aztec-Office-AEO-Analysis.docx
@@ -36,7 +36,7 @@
     </w:p>
     <w:p>
       <w:pPr>
-        <w:spacing w:after="0" w:before="1400"/>
+        <w:spacing w:after="0" w:before="1200"/>
       </w:pPr>
       <w:r>
         <w:rPr>
@@ -61,7 +61,7 @@
           <w:sz w:val="52"/>
           <w:szCs w:val="52"/>
         </w:rPr>
-        <w:t xml:space="preserve">Answer Engine Optimization (AEO) Analysis</w:t>
+        <w:t xml:space="preserve">Answer Engine Optimization Analysis</w:t>
       </w:r>
     </w:p>
     <w:p>
@@ -71,15 +71,15 @@
       <w:r>
         <w:rPr>
           <w:color w:val="666666"/>
-          <w:sz w:val="24"/>
-          <w:szCs w:val="24"/>
-        </w:rPr>
-        <w:t xml:space="preserve">Search &amp; AI-answer visibility review with a prioritized content roadmap</w:t>
+          <w:sz w:val="23"/>
+          <w:szCs w:val="23"/>
+        </w:rPr>
+        <w:t xml:space="preserve">A Managed Print Services brand ranking for cartridges — findings, question trees, and a reusable AEO system.</w:t>
       </w:r>
     </w:p>
     <w:tbl>
       <w:tblPr>
-        <w:tblW w:type="dxa" w:w="6600"/>
+        <w:tblW w:type="dxa" w:w="6800"/>
         <w:tblBorders>
           <w:top w:val="none"/>
           <w:left w:val="none"/>
@@ -91,7 +91,7 @@
       </w:tblPr>
       <w:tblGrid>
         <w:gridCol w:w="2200"/>
-        <w:gridCol w:w="4400"/>
+        <w:gridCol w:w="4600"/>
       </w:tblGrid>
       <w:tr>
         <w:tc>
@@ -122,7 +122,7 @@
         </w:tc>
         <w:tc>
           <w:tcPr>
-            <w:tcW w:type="dxa" w:w="4400"/>
+            <w:tcW w:type="dxa" w:w="4600"/>
             <w:tcMar>
               <w:top w:type="dxa" w:w="60"/>
               <w:left w:type="dxa" w:w="100"/>
@@ -176,7 +176,7 @@
         </w:tc>
         <w:tc>
           <w:tcPr>
-            <w:tcW w:type="dxa" w:w="4400"/>
+            <w:tcW w:type="dxa" w:w="4600"/>
             <w:tcMar>
               <w:top w:type="dxa" w:w="60"/>
               <w:left w:type="dxa" w:w="100"/>
@@ -196,7 +196,7 @@
                 <w:sz w:val="20"/>
                 <w:szCs w:val="20"/>
               </w:rPr>
-              <w:t xml:space="preserve">Aztec Office</w:t>
+              <w:t xml:space="preserve">Aztec Office — Managed Print Services</w:t>
             </w:r>
           </w:p>
         </w:tc>
@@ -230,7 +230,7 @@
         </w:tc>
         <w:tc>
           <w:tcPr>
-            <w:tcW w:type="dxa" w:w="4400"/>
+            <w:tcW w:type="dxa" w:w="4600"/>
             <w:tcMar>
               <w:top w:type="dxa" w:w="60"/>
               <w:left w:type="dxa" w:w="100"/>
@@ -284,7 +284,7 @@
         </w:tc>
         <w:tc>
           <w:tcPr>
-            <w:tcW w:type="dxa" w:w="4400"/>
+            <w:tcW w:type="dxa" w:w="4600"/>
             <w:tcMar>
               <w:top w:type="dxa" w:w="60"/>
               <w:left w:type="dxa" w:w="100"/>
@@ -338,7 +338,7 @@
         </w:tc>
         <w:tc>
           <w:tcPr>
-            <w:tcW w:type="dxa" w:w="4400"/>
+            <w:tcW w:type="dxa" w:w="4600"/>
             <w:tcMar>
               <w:top w:type="dxa" w:w="60"/>
               <w:left w:type="dxa" w:w="100"/>
@@ -386,13 +386,13 @@
                 <w:sz w:val="20"/>
                 <w:szCs w:val="20"/>
               </w:rPr>
-              <w:t xml:space="preserve">Data source</w:t>
-            </w:r>
-          </w:p>
-        </w:tc>
-        <w:tc>
-          <w:tcPr>
-            <w:tcW w:type="dxa" w:w="4400"/>
+              <w:t xml:space="preserve">Data sources</w:t>
+            </w:r>
+          </w:p>
+        </w:tc>
+        <w:tc>
+          <w:tcPr>
+            <w:tcW w:type="dxa" w:w="4600"/>
             <w:tcMar>
               <w:top w:type="dxa" w:w="60"/>
               <w:left w:type="dxa" w:w="100"/>
@@ -412,7 +412,7 @@
                 <w:sz w:val="20"/>
                 <w:szCs w:val="20"/>
               </w:rPr>
-              <w:t xml:space="preserve">Semrush — US database</w:t>
+              <w:t xml:space="preserve">Semrush · Firecrawl · Brand Command</w:t>
             </w:r>
           </w:p>
         </w:tc>
@@ -446,7 +446,7 @@
         </w:tc>
         <w:tc>
           <w:tcPr>
-            <w:tcW w:type="dxa" w:w="4400"/>
+            <w:tcW w:type="dxa" w:w="4600"/>
             <w:tcMar>
               <w:top w:type="dxa" w:w="60"/>
               <w:left w:type="dxa" w:w="100"/>
@@ -495,20 +495,7 @@
           <w:sz w:val="21"/>
           <w:szCs w:val="21"/>
         </w:rPr>
-        <w:t xml:space="preserve">Aztec Office is an office-technology dealer — printers, copiers, document scanners, toner and ink (Canon, Sharp, Brother, HP), plus displays, PTZ cameras and breakroom supplies. Its organic footprint today is very small — about 316 organic keywords and roughly 69 organic visits per month — which means the AEO upside is large and largely untapped.</w:t>
-      </w:r>
-    </w:p>
-    <w:p>
-      <w:pPr>
-        <w:spacing w:after="120" w:line="276"/>
-      </w:pPr>
-      <w:r>
-        <w:rPr>
-          <w:color w:val="222222"/>
-          <w:sz w:val="21"/>
-          <w:szCs w:val="21"/>
-        </w:rPr>
-        <w:t xml:space="preserve">The site already has one proven answer-style asset: the document-scanners page ranks on page one for a cluster of “best scanner” queries. That page is the template to replicate across the catalog.</w:t>
+        <w:t xml:space="preserve">Aztec Office is a Managed Print Services (MPS) provider — fleet optimization, IT relief, print security and document-workflow contracts sold to IT Directors, CFOs and Office Managers at 25–500-employee firms. Yet its entire search and AI-answer footprint is transactional product terms (“best document scanner,” “hp414a toner”). The organic footprint is small (~316 keywords, ~69 visits/month), so the AEO upside is large — and currently pointed at the wrong buyer.</w:t>
       </w:r>
     </w:p>
     <w:tbl>
@@ -556,7 +543,7 @@
                 <w:sz w:val="22"/>
                 <w:szCs w:val="22"/>
               </w:rPr>
-              <w:t xml:space="preserve">Four takeaways</w:t>
+              <w:t xml:space="preserve">Five takeaways</w:t>
             </w:r>
           </w:p>
           <w:p>
@@ -576,7 +563,7 @@
                 <w:sz w:val="20"/>
                 <w:szCs w:val="20"/>
               </w:rPr>
-              <w:t xml:space="preserve">Concentration risk. </w:t>
+              <w:t xml:space="preserve">The strategic gap. </w:t>
             </w:r>
             <w:r>
               <w:rPr>
@@ -584,7 +571,7 @@
                 <w:sz w:val="20"/>
                 <w:szCs w:val="20"/>
               </w:rPr>
-              <w:t xml:space="preserve">Two pages (homepage + document-scanners) produce ~90% of organic traffic, with no answer-content depth behind them.</w:t>
+              <w:t xml:space="preserve">They sell MPS but rank for cartridges — no content targets the buyer who signs the contract.</w:t>
             </w:r>
           </w:p>
           <w:p>
@@ -604,7 +591,7 @@
                 <w:sz w:val="20"/>
                 <w:szCs w:val="20"/>
               </w:rPr>
-              <w:t xml:space="preserve">The “best-of” page works. </w:t>
+              <w:t xml:space="preserve">They are cited by AI zero times. </w:t>
             </w:r>
             <w:r>
               <w:rPr>
@@ -612,7 +599,7 @@
                 <w:sz w:val="20"/>
                 <w:szCs w:val="20"/>
               </w:rPr>
-              <w:t xml:space="preserve">The scanner guide ranks positions 4–12 for a dozen commercial-intent queries — exactly what AI answers and featured snippets pull from.</w:t>
+              <w:t xml:space="preserve">Answer engines cite editorial guides and rival dealer blogs; Aztec's product pages are invisible.</w:t>
             </w:r>
           </w:p>
           <w:p>
@@ -632,7 +619,7 @@
                 <w:sz w:val="20"/>
                 <w:szCs w:val="20"/>
               </w:rPr>
-              <w:t xml:space="preserve">Entity confusion is the #1 blocker. </w:t>
+              <w:t xml:space="preserve">Zero structured data, empty titles. </w:t>
             </w:r>
             <w:r>
               <w:rPr>
@@ -640,7 +627,7 @@
                 <w:sz w:val="20"/>
                 <w:szCs w:val="20"/>
               </w:rPr>
-              <w:t xml:space="preserve">“Aztec” collides with the Aztec civilization, Aztec learning software (their own subdomain) and Aztec schools, so answer engines can’t cleanly identify the brand.</w:t>
+              <w:t xml:space="preserve">No schema and an empty homepage &lt;title&gt; block machine understanding.</w:t>
             </w:r>
           </w:p>
           <w:p>
@@ -660,7 +647,7 @@
                 <w:sz w:val="20"/>
                 <w:szCs w:val="20"/>
               </w:rPr>
-              <w:t xml:space="preserve">Toner &amp; scanner how-to questions are the fastest win. </w:t>
+              <w:t xml:space="preserve">One page proves the model. </w:t>
             </w:r>
             <w:r>
               <w:rPr>
@@ -668,7 +655,35 @@
                 <w:sz w:val="20"/>
                 <w:szCs w:val="20"/>
               </w:rPr>
-              <w:t xml:space="preserve">High volume, low difficulty, and tied directly to products they sell.</w:t>
+              <w:t xml:space="preserve">/doc-scanners ranks 4–12 despite being a ~150-word grid — huge upside if made real.</w:t>
+            </w:r>
+          </w:p>
+          <w:p>
+            <w:pPr>
+              <w:pStyle w:val="ListParagraph"/>
+              <w:numPr>
+                <w:ilvl w:val="0"/>
+                <w:numId w:val="2"/>
+              </w:numPr>
+              <w:spacing w:after="60"/>
+            </w:pPr>
+            <w:r>
+              <w:rPr>
+                <w:b/>
+                <w:bCs/>
+                <w:color w:val="222222"/>
+                <w:sz w:val="20"/>
+                <w:szCs w:val="20"/>
+              </w:rPr>
+              <w:t xml:space="preserve">It productizes. </w:t>
+            </w:r>
+            <w:r>
+              <w:rPr>
+                <w:color w:val="222222"/>
+                <w:sz w:val="20"/>
+                <w:szCs w:val="20"/>
+              </w:rPr>
+              <w:t xml:space="preserve">The fix is a reusable system of AEO flows + question trees that transfers to every QBS dealer client.</w:t>
             </w:r>
           </w:p>
         </w:tc>
@@ -679,7 +694,7 @@
         <w:pStyle w:val="Heading1"/>
       </w:pPr>
       <w:r>
-        <w:t xml:space="preserve">What “AEO” Means Here</w:t>
+        <w:t xml:space="preserve">Strategic Reframe — They Sell MPS, But Rank for Cartridges</w:t>
       </w:r>
     </w:p>
     <w:p>
@@ -692,59 +707,7 @@
           <w:sz w:val="21"/>
           <w:szCs w:val="21"/>
         </w:rPr>
-        <w:t xml:space="preserve">Answer Engine Optimization is about earning citations and direct answers in Google AI Overviews and People Also Ask, in featured snippets (position zero), and in conversational engines such as ChatGPT/Copilot, Perplexity and Gemini.</w:t>
-      </w:r>
-    </w:p>
-    <w:p>
-      <w:pPr>
-        <w:spacing w:after="120" w:line="276"/>
-      </w:pPr>
-      <w:r>
-        <w:rPr>
-          <w:color w:val="222222"/>
-          <w:sz w:val="21"/>
-          <w:szCs w:val="21"/>
-        </w:rPr>
-        <w:t xml:space="preserve">It is won with (a) question-answering content structured so a machine can lift a clean answer, (b) clear entity and authority signals so the engine trusts the source, and (c) structured data (FAQ, Product, Organization schema).</w:t>
-      </w:r>
-    </w:p>
-    <w:p>
-      <w:pPr>
-        <w:spacing w:after="120" w:line="276"/>
-      </w:pPr>
-      <w:r>
-        <w:rPr>
-          <w:b/>
-          <w:bCs/>
-          <w:color w:val="1a1a2e"/>
-          <w:sz w:val="21"/>
-          <w:szCs w:val="21"/>
-        </w:rPr>
-        <w:t xml:space="preserve">Method: </w:t>
-      </w:r>
-      <w:r>
-        <w:rPr>
-          <w:color w:val="222222"/>
-          <w:sz w:val="21"/>
-          <w:szCs w:val="21"/>
-        </w:rPr>
-        <w:t xml:space="preserve">Semrush US database — domain overview, organic keywords (with SERP-feature flags), organic competitors, top pages, and the question-keyword universe for the scanner and toner categories.</w:t>
-      </w:r>
-    </w:p>
-    <w:p>
-      <w:pPr>
-        <w:pStyle w:val="Heading1"/>
-      </w:pPr>
-      <w:r>
-        <w:t xml:space="preserve">Current State</w:t>
-      </w:r>
-    </w:p>
-    <w:p>
-      <w:pPr>
-        <w:pStyle w:val="Heading2"/>
-      </w:pPr>
-      <w:r>
-        <w:t xml:space="preserve">Domain snapshot (Semrush, US)</w:t>
+        <w:t xml:space="preserve">Brand Command shows the real business: an MPS provider (Jacksonville, ICDA Group member) whose content pillars are cost control, IT relief, security &amp; compliance, workflow modernization, and local/vendor education. Their search footprint speaks to none of those buyers.</w:t>
       </w:r>
     </w:p>
     <w:tbl>
@@ -790,7 +753,7 @@
                 <w:sz w:val="19"/>
                 <w:szCs w:val="19"/>
               </w:rPr>
-              <w:t xml:space="preserve">Metric</w:t>
+              <w:t xml:space="preserve">What they rank for today</w:t>
             </w:r>
           </w:p>
         </w:tc>
@@ -817,7 +780,7 @@
                 <w:sz w:val="19"/>
                 <w:szCs w:val="19"/>
               </w:rPr>
-              <w:t xml:space="preserve">Value</w:t>
+              <w:t xml:space="preserve">Who actually signs the deal</w:t>
             </w:r>
           </w:p>
         </w:tc>
@@ -845,7 +808,7 @@
                 <w:sz w:val="19"/>
                 <w:szCs w:val="19"/>
               </w:rPr>
-              <w:t xml:space="preserve">Organic keywords</w:t>
+              <w:t xml:space="preserve">best document scanner, hp414a toner, canon copier</w:t>
             </w:r>
           </w:p>
         </w:tc>
@@ -871,7 +834,7 @@
                 <w:sz w:val="19"/>
                 <w:szCs w:val="19"/>
               </w:rPr>
-              <w:t xml:space="preserve">316</w:t>
+              <w:t xml:space="preserve">“what is managed print services”</w:t>
             </w:r>
           </w:p>
         </w:tc>
@@ -900,7 +863,7 @@
                 <w:sz w:val="19"/>
                 <w:szCs w:val="19"/>
               </w:rPr>
-              <w:t xml:space="preserve">Organic traffic</w:t>
+              <w:t xml:space="preserve">researchers &amp; $200-cartridge buyers</w:t>
             </w:r>
           </w:p>
         </w:tc>
@@ -927,7 +890,7 @@
                 <w:sz w:val="19"/>
                 <w:szCs w:val="19"/>
               </w:rPr>
-              <w:t xml:space="preserve">~69 / month</w:t>
+              <w:t xml:space="preserve">“how do we reduce office printing costs” (CFO)</w:t>
             </w:r>
           </w:p>
         </w:tc>
@@ -955,7 +918,7 @@
                 <w:sz w:val="19"/>
                 <w:szCs w:val="19"/>
               </w:rPr>
-              <w:t xml:space="preserve">Paid keywords</w:t>
+              <w:t xml:space="preserve">transactional, bottom-value intent</w:t>
             </w:r>
           </w:p>
         </w:tc>
@@ -981,7 +944,7 @@
                 <w:sz w:val="19"/>
                 <w:szCs w:val="19"/>
               </w:rPr>
-              <w:t xml:space="preserve">0</w:t>
+              <w:t xml:space="preserve">“are office printers a security risk” (IT/Compliance)</w:t>
             </w:r>
           </w:p>
         </w:tc>
@@ -1010,7 +973,7 @@
                 <w:sz w:val="19"/>
                 <w:szCs w:val="19"/>
               </w:rPr>
-              <w:t xml:space="preserve">Semrush rank</w:t>
+              <w:t xml:space="preserve"/>
             </w:r>
           </w:p>
         </w:tc>
@@ -1037,7 +1000,7 @@
                 <w:sz w:val="19"/>
                 <w:szCs w:val="19"/>
               </w:rPr>
-              <w:t xml:space="preserve">~4.4M (very low authority)</w:t>
+              <w:t xml:space="preserve">“how do I choose an MPS provider” (ready to buy)</w:t>
             </w:r>
           </w:p>
         </w:tc>
@@ -1045,6 +1008,377 @@
     </w:tbl>
     <w:p>
       <w:pPr>
+        <w:spacing w:after="120" w:line="276"/>
+      </w:pPr>
+      <w:r>
+        <w:rPr>
+          <w:b/>
+          <w:bCs/>
+          <w:color w:val="1a1a2e"/>
+          <w:sz w:val="21"/>
+          <w:szCs w:val="21"/>
+        </w:rPr>
+        <w:t xml:space="preserve">AEO strategy: </w:t>
+      </w:r>
+      <w:r>
+        <w:rPr>
+          <w:color w:val="222222"/>
+          <w:sz w:val="21"/>
+          <w:szCs w:val="21"/>
+        </w:rPr>
+        <w:t xml:space="preserve">build answer content for the MPS buyer journey — where no local competitor owns the answer — while keeping the transactional layer that already ranks.</w:t>
+      </w:r>
+    </w:p>
+    <w:p>
+      <w:pPr>
+        <w:pStyle w:val="Heading1"/>
+      </w:pPr>
+      <w:r>
+        <w:t xml:space="preserve">What “AEO” Means Here</w:t>
+      </w:r>
+    </w:p>
+    <w:p>
+      <w:pPr>
+        <w:spacing w:after="120" w:line="276"/>
+      </w:pPr>
+      <w:r>
+        <w:rPr>
+          <w:color w:val="222222"/>
+          <w:sz w:val="21"/>
+          <w:szCs w:val="21"/>
+        </w:rPr>
+        <w:t xml:space="preserve">Answer Engine Optimization = earning citations and direct answers in Google AI Overviews and People-Also-Ask, in featured snippets, and in ChatGPT / Perplexity / Gemini. Won with question-answering content, clear entity/authority signals, and structured data (FAQ, Product, Organization, HowTo).</w:t>
+      </w:r>
+    </w:p>
+    <w:p>
+      <w:pPr>
+        <w:spacing w:after="120" w:line="276"/>
+      </w:pPr>
+      <w:r>
+        <w:rPr>
+          <w:b/>
+          <w:bCs/>
+          <w:color w:val="1a1a2e"/>
+          <w:sz w:val="21"/>
+          <w:szCs w:val="21"/>
+        </w:rPr>
+        <w:t xml:space="preserve">Method: </w:t>
+      </w:r>
+      <w:r>
+        <w:rPr>
+          <w:color w:val="222222"/>
+          <w:sz w:val="21"/>
+          <w:szCs w:val="21"/>
+        </w:rPr>
+        <w:t xml:space="preserve">Semrush (US) domain + keyword + gap + backlink reports; Firecrawl site crawl and live answer-engine testing; Brand Command brand profile, pillars and SEO snapshot.</w:t>
+      </w:r>
+    </w:p>
+    <w:p>
+      <w:pPr>
+        <w:pStyle w:val="Heading1"/>
+      </w:pPr>
+      <w:r>
+        <w:t xml:space="preserve">Current State</w:t>
+      </w:r>
+    </w:p>
+    <w:tbl>
+      <w:tblPr>
+        <w:tblW w:type="dxa" w:w="9360"/>
+        <w:tblBorders>
+          <w:top w:val="single" w:color="e0e0e0" w:sz="2"/>
+          <w:left w:val="single" w:color="e0e0e0" w:sz="2"/>
+          <w:bottom w:val="single" w:color="e0e0e0" w:sz="2"/>
+          <w:right w:val="single" w:color="e0e0e0" w:sz="2"/>
+          <w:insideH w:val="single" w:color="e0e0e0" w:sz="2"/>
+          <w:insideV w:val="single" w:color="e0e0e0" w:sz="2"/>
+        </w:tblBorders>
+      </w:tblPr>
+      <w:tblGrid>
+        <w:gridCol w:w="4680"/>
+        <w:gridCol w:w="4680"/>
+      </w:tblGrid>
+      <w:tr>
+        <w:trPr>
+          <w:tblHeader/>
+        </w:trPr>
+        <w:tc>
+          <w:tcPr>
+            <w:tcW w:type="dxa" w:w="4680"/>
+            <w:shd w:fill="1a1a2e" w:color="auto" w:val="clear"/>
+            <w:tcMar>
+              <w:top w:type="dxa" w:w="60"/>
+              <w:left w:type="dxa" w:w="100"/>
+              <w:bottom w:type="dxa" w:w="60"/>
+              <w:right w:type="dxa" w:w="100"/>
+            </w:tcMar>
+          </w:tcPr>
+          <w:p>
+            <w:pPr>
+              <w:jc w:val="left"/>
+            </w:pPr>
+            <w:r>
+              <w:rPr>
+                <w:b/>
+                <w:bCs/>
+                <w:color w:val="ffffff"/>
+                <w:sz w:val="19"/>
+                <w:szCs w:val="19"/>
+              </w:rPr>
+              <w:t xml:space="preserve">Metric</w:t>
+            </w:r>
+          </w:p>
+        </w:tc>
+        <w:tc>
+          <w:tcPr>
+            <w:tcW w:type="dxa" w:w="4680"/>
+            <w:shd w:fill="1a1a2e" w:color="auto" w:val="clear"/>
+            <w:tcMar>
+              <w:top w:type="dxa" w:w="60"/>
+              <w:left w:type="dxa" w:w="100"/>
+              <w:bottom w:type="dxa" w:w="60"/>
+              <w:right w:type="dxa" w:w="100"/>
+            </w:tcMar>
+          </w:tcPr>
+          <w:p>
+            <w:pPr>
+              <w:jc w:val="left"/>
+            </w:pPr>
+            <w:r>
+              <w:rPr>
+                <w:b/>
+                <w:bCs/>
+                <w:color w:val="ffffff"/>
+                <w:sz w:val="19"/>
+                <w:szCs w:val="19"/>
+              </w:rPr>
+              <w:t xml:space="preserve">Value</w:t>
+            </w:r>
+          </w:p>
+        </w:tc>
+      </w:tr>
+      <w:tr>
+        <w:tc>
+          <w:tcPr>
+            <w:tcW w:type="dxa" w:w="4680"/>
+            <w:tcMar>
+              <w:top w:type="dxa" w:w="60"/>
+              <w:left w:type="dxa" w:w="100"/>
+              <w:bottom w:type="dxa" w:w="60"/>
+              <w:right w:type="dxa" w:w="100"/>
+            </w:tcMar>
+          </w:tcPr>
+          <w:p>
+            <w:pPr>
+              <w:jc w:val="left"/>
+            </w:pPr>
+            <w:r>
+              <w:rPr>
+                <w:b w:val="false"/>
+                <w:bCs w:val="false"/>
+                <w:color w:val="222222"/>
+                <w:sz w:val="19"/>
+                <w:szCs w:val="19"/>
+              </w:rPr>
+              <w:t xml:space="preserve">Organic keywords</w:t>
+            </w:r>
+          </w:p>
+        </w:tc>
+        <w:tc>
+          <w:tcPr>
+            <w:tcW w:type="dxa" w:w="4680"/>
+            <w:tcMar>
+              <w:top w:type="dxa" w:w="60"/>
+              <w:left w:type="dxa" w:w="100"/>
+              <w:bottom w:type="dxa" w:w="60"/>
+              <w:right w:type="dxa" w:w="100"/>
+            </w:tcMar>
+          </w:tcPr>
+          <w:p>
+            <w:pPr>
+              <w:jc w:val="left"/>
+            </w:pPr>
+            <w:r>
+              <w:rPr>
+                <w:b w:val="false"/>
+                <w:bCs w:val="false"/>
+                <w:color w:val="222222"/>
+                <w:sz w:val="19"/>
+                <w:szCs w:val="19"/>
+              </w:rPr>
+              <w:t xml:space="preserve">316</w:t>
+            </w:r>
+          </w:p>
+        </w:tc>
+      </w:tr>
+      <w:tr>
+        <w:tc>
+          <w:tcPr>
+            <w:tcW w:type="dxa" w:w="4680"/>
+            <w:shd w:fill="f8f8f8" w:color="auto" w:val="clear"/>
+            <w:tcMar>
+              <w:top w:type="dxa" w:w="60"/>
+              <w:left w:type="dxa" w:w="100"/>
+              <w:bottom w:type="dxa" w:w="60"/>
+              <w:right w:type="dxa" w:w="100"/>
+            </w:tcMar>
+          </w:tcPr>
+          <w:p>
+            <w:pPr>
+              <w:jc w:val="left"/>
+            </w:pPr>
+            <w:r>
+              <w:rPr>
+                <w:b w:val="false"/>
+                <w:bCs w:val="false"/>
+                <w:color w:val="222222"/>
+                <w:sz w:val="19"/>
+                <w:szCs w:val="19"/>
+              </w:rPr>
+              <w:t xml:space="preserve">Organic traffic</w:t>
+            </w:r>
+          </w:p>
+        </w:tc>
+        <w:tc>
+          <w:tcPr>
+            <w:tcW w:type="dxa" w:w="4680"/>
+            <w:shd w:fill="f8f8f8" w:color="auto" w:val="clear"/>
+            <w:tcMar>
+              <w:top w:type="dxa" w:w="60"/>
+              <w:left w:type="dxa" w:w="100"/>
+              <w:bottom w:type="dxa" w:w="60"/>
+              <w:right w:type="dxa" w:w="100"/>
+            </w:tcMar>
+          </w:tcPr>
+          <w:p>
+            <w:pPr>
+              <w:jc w:val="left"/>
+            </w:pPr>
+            <w:r>
+              <w:rPr>
+                <w:b w:val="false"/>
+                <w:bCs w:val="false"/>
+                <w:color w:val="222222"/>
+                <w:sz w:val="19"/>
+                <w:szCs w:val="19"/>
+              </w:rPr>
+              <w:t xml:space="preserve">~69 / month</w:t>
+            </w:r>
+          </w:p>
+        </w:tc>
+      </w:tr>
+      <w:tr>
+        <w:tc>
+          <w:tcPr>
+            <w:tcW w:type="dxa" w:w="4680"/>
+            <w:tcMar>
+              <w:top w:type="dxa" w:w="60"/>
+              <w:left w:type="dxa" w:w="100"/>
+              <w:bottom w:type="dxa" w:w="60"/>
+              <w:right w:type="dxa" w:w="100"/>
+            </w:tcMar>
+          </w:tcPr>
+          <w:p>
+            <w:pPr>
+              <w:jc w:val="left"/>
+            </w:pPr>
+            <w:r>
+              <w:rPr>
+                <w:b w:val="false"/>
+                <w:bCs w:val="false"/>
+                <w:color w:val="222222"/>
+                <w:sz w:val="19"/>
+                <w:szCs w:val="19"/>
+              </w:rPr>
+              <w:t xml:space="preserve">Authority Score</w:t>
+            </w:r>
+          </w:p>
+        </w:tc>
+        <w:tc>
+          <w:tcPr>
+            <w:tcW w:type="dxa" w:w="4680"/>
+            <w:tcMar>
+              <w:top w:type="dxa" w:w="60"/>
+              <w:left w:type="dxa" w:w="100"/>
+              <w:bottom w:type="dxa" w:w="60"/>
+              <w:right w:type="dxa" w:w="100"/>
+            </w:tcMar>
+          </w:tcPr>
+          <w:p>
+            <w:pPr>
+              <w:jc w:val="left"/>
+            </w:pPr>
+            <w:r>
+              <w:rPr>
+                <w:b w:val="false"/>
+                <w:bCs w:val="false"/>
+                <w:color w:val="222222"/>
+                <w:sz w:val="19"/>
+                <w:szCs w:val="19"/>
+              </w:rPr>
+              <w:t xml:space="preserve">15  (vs. 27 for scanstore.com)</w:t>
+            </w:r>
+          </w:p>
+        </w:tc>
+      </w:tr>
+      <w:tr>
+        <w:tc>
+          <w:tcPr>
+            <w:tcW w:type="dxa" w:w="4680"/>
+            <w:shd w:fill="f8f8f8" w:color="auto" w:val="clear"/>
+            <w:tcMar>
+              <w:top w:type="dxa" w:w="60"/>
+              <w:left w:type="dxa" w:w="100"/>
+              <w:bottom w:type="dxa" w:w="60"/>
+              <w:right w:type="dxa" w:w="100"/>
+            </w:tcMar>
+          </w:tcPr>
+          <w:p>
+            <w:pPr>
+              <w:jc w:val="left"/>
+            </w:pPr>
+            <w:r>
+              <w:rPr>
+                <w:b w:val="false"/>
+                <w:bCs w:val="false"/>
+                <w:color w:val="222222"/>
+                <w:sz w:val="19"/>
+                <w:szCs w:val="19"/>
+              </w:rPr>
+              <w:t xml:space="preserve">AI-answer citations</w:t>
+            </w:r>
+          </w:p>
+        </w:tc>
+        <w:tc>
+          <w:tcPr>
+            <w:tcW w:type="dxa" w:w="4680"/>
+            <w:shd w:fill="f8f8f8" w:color="auto" w:val="clear"/>
+            <w:tcMar>
+              <w:top w:type="dxa" w:w="60"/>
+              <w:left w:type="dxa" w:w="100"/>
+              <w:bottom w:type="dxa" w:w="60"/>
+              <w:right w:type="dxa" w:w="100"/>
+            </w:tcMar>
+          </w:tcPr>
+          <w:p>
+            <w:pPr>
+              <w:jc w:val="left"/>
+            </w:pPr>
+            <w:r>
+              <w:rPr>
+                <w:b w:val="false"/>
+                <w:bCs w:val="false"/>
+                <w:color w:val="222222"/>
+                <w:sz w:val="19"/>
+                <w:szCs w:val="19"/>
+              </w:rPr>
+              <w:t xml:space="preserve">0</w:t>
+            </w:r>
+          </w:p>
+        </w:tc>
+      </w:tr>
+    </w:tbl>
+    <w:p>
+      <w:pPr>
         <w:spacing w:after="120"/>
       </w:pPr>
     </w:p>
@@ -1053,7 +1387,962 @@
         <w:pStyle w:val="Heading2"/>
       </w:pPr>
       <w:r>
-        <w:t xml:space="preserve">Traffic is dangerously concentrated</w:t>
+        <w:t xml:space="preserve">On-page crawl (Firecrawl)</w:t>
+      </w:r>
+    </w:p>
+    <w:tbl>
+      <w:tblPr>
+        <w:tblW w:type="dxa" w:w="9360"/>
+        <w:tblBorders>
+          <w:top w:val="single" w:color="e0e0e0" w:sz="2"/>
+          <w:left w:val="single" w:color="e0e0e0" w:sz="2"/>
+          <w:bottom w:val="single" w:color="e0e0e0" w:sz="2"/>
+          <w:right w:val="single" w:color="e0e0e0" w:sz="2"/>
+          <w:insideH w:val="single" w:color="e0e0e0" w:sz="2"/>
+          <w:insideV w:val="single" w:color="e0e0e0" w:sz="2"/>
+        </w:tblBorders>
+      </w:tblPr>
+      <w:tblGrid>
+        <w:gridCol w:w="3360"/>
+        <w:gridCol w:w="3000"/>
+        <w:gridCol w:w="3000"/>
+      </w:tblGrid>
+      <w:tr>
+        <w:trPr>
+          <w:tblHeader/>
+        </w:trPr>
+        <w:tc>
+          <w:tcPr>
+            <w:tcW w:type="dxa" w:w="3360"/>
+            <w:shd w:fill="1a1a2e" w:color="auto" w:val="clear"/>
+            <w:tcMar>
+              <w:top w:type="dxa" w:w="60"/>
+              <w:left w:type="dxa" w:w="100"/>
+              <w:bottom w:type="dxa" w:w="60"/>
+              <w:right w:type="dxa" w:w="100"/>
+            </w:tcMar>
+          </w:tcPr>
+          <w:p>
+            <w:pPr>
+              <w:jc w:val="left"/>
+            </w:pPr>
+            <w:r>
+              <w:rPr>
+                <w:b/>
+                <w:bCs/>
+                <w:color w:val="ffffff"/>
+                <w:sz w:val="19"/>
+                <w:szCs w:val="19"/>
+              </w:rPr>
+              <w:t xml:space="preserve">Check</w:t>
+            </w:r>
+          </w:p>
+        </w:tc>
+        <w:tc>
+          <w:tcPr>
+            <w:tcW w:type="dxa" w:w="3000"/>
+            <w:shd w:fill="1a1a2e" w:color="auto" w:val="clear"/>
+            <w:tcMar>
+              <w:top w:type="dxa" w:w="60"/>
+              <w:left w:type="dxa" w:w="100"/>
+              <w:bottom w:type="dxa" w:w="60"/>
+              <w:right w:type="dxa" w:w="100"/>
+            </w:tcMar>
+          </w:tcPr>
+          <w:p>
+            <w:pPr>
+              <w:jc w:val="left"/>
+            </w:pPr>
+            <w:r>
+              <w:rPr>
+                <w:b/>
+                <w:bCs/>
+                <w:color w:val="ffffff"/>
+                <w:sz w:val="19"/>
+                <w:szCs w:val="19"/>
+              </w:rPr>
+              <w:t xml:space="preserve">Homepage</w:t>
+            </w:r>
+          </w:p>
+        </w:tc>
+        <w:tc>
+          <w:tcPr>
+            <w:tcW w:type="dxa" w:w="3000"/>
+            <w:shd w:fill="1a1a2e" w:color="auto" w:val="clear"/>
+            <w:tcMar>
+              <w:top w:type="dxa" w:w="60"/>
+              <w:left w:type="dxa" w:w="100"/>
+              <w:bottom w:type="dxa" w:w="60"/>
+              <w:right w:type="dxa" w:w="100"/>
+            </w:tcMar>
+          </w:tcPr>
+          <w:p>
+            <w:pPr>
+              <w:jc w:val="left"/>
+            </w:pPr>
+            <w:r>
+              <w:rPr>
+                <w:b/>
+                <w:bCs/>
+                <w:color w:val="ffffff"/>
+                <w:sz w:val="19"/>
+                <w:szCs w:val="19"/>
+              </w:rPr>
+              <w:t xml:space="preserve">/doc-scanners</w:t>
+            </w:r>
+          </w:p>
+        </w:tc>
+      </w:tr>
+      <w:tr>
+        <w:tc>
+          <w:tcPr>
+            <w:tcW w:type="dxa" w:w="3360"/>
+            <w:tcMar>
+              <w:top w:type="dxa" w:w="60"/>
+              <w:left w:type="dxa" w:w="100"/>
+              <w:bottom w:type="dxa" w:w="60"/>
+              <w:right w:type="dxa" w:w="100"/>
+            </w:tcMar>
+          </w:tcPr>
+          <w:p>
+            <w:pPr>
+              <w:jc w:val="left"/>
+            </w:pPr>
+            <w:r>
+              <w:rPr>
+                <w:b w:val="false"/>
+                <w:bCs w:val="false"/>
+                <w:color w:val="222222"/>
+                <w:sz w:val="19"/>
+                <w:szCs w:val="19"/>
+              </w:rPr>
+              <w:t xml:space="preserve">Structured data (schema)</w:t>
+            </w:r>
+          </w:p>
+        </w:tc>
+        <w:tc>
+          <w:tcPr>
+            <w:tcW w:type="dxa" w:w="3000"/>
+            <w:tcMar>
+              <w:top w:type="dxa" w:w="60"/>
+              <w:left w:type="dxa" w:w="100"/>
+              <w:bottom w:type="dxa" w:w="60"/>
+              <w:right w:type="dxa" w:w="100"/>
+            </w:tcMar>
+          </w:tcPr>
+          <w:p>
+            <w:pPr>
+              <w:jc w:val="left"/>
+            </w:pPr>
+            <w:r>
+              <w:rPr>
+                <w:b/>
+                <w:bCs/>
+                <w:color w:val="e94560"/>
+                <w:sz w:val="19"/>
+                <w:szCs w:val="19"/>
+              </w:rPr>
+              <w:t xml:space="preserve">None</w:t>
+            </w:r>
+          </w:p>
+        </w:tc>
+        <w:tc>
+          <w:tcPr>
+            <w:tcW w:type="dxa" w:w="3000"/>
+            <w:tcMar>
+              <w:top w:type="dxa" w:w="60"/>
+              <w:left w:type="dxa" w:w="100"/>
+              <w:bottom w:type="dxa" w:w="60"/>
+              <w:right w:type="dxa" w:w="100"/>
+            </w:tcMar>
+          </w:tcPr>
+          <w:p>
+            <w:pPr>
+              <w:jc w:val="left"/>
+            </w:pPr>
+            <w:r>
+              <w:rPr>
+                <w:b/>
+                <w:bCs/>
+                <w:color w:val="e94560"/>
+                <w:sz w:val="19"/>
+                <w:szCs w:val="19"/>
+              </w:rPr>
+              <w:t xml:space="preserve">None</w:t>
+            </w:r>
+          </w:p>
+        </w:tc>
+      </w:tr>
+      <w:tr>
+        <w:tc>
+          <w:tcPr>
+            <w:tcW w:type="dxa" w:w="3360"/>
+            <w:shd w:fill="f8f8f8" w:color="auto" w:val="clear"/>
+            <w:tcMar>
+              <w:top w:type="dxa" w:w="60"/>
+              <w:left w:type="dxa" w:w="100"/>
+              <w:bottom w:type="dxa" w:w="60"/>
+              <w:right w:type="dxa" w:w="100"/>
+            </w:tcMar>
+          </w:tcPr>
+          <w:p>
+            <w:pPr>
+              <w:jc w:val="left"/>
+            </w:pPr>
+            <w:r>
+              <w:rPr>
+                <w:b w:val="false"/>
+                <w:bCs w:val="false"/>
+                <w:color w:val="222222"/>
+                <w:sz w:val="19"/>
+                <w:szCs w:val="19"/>
+              </w:rPr>
+              <w:t xml:space="preserve">&lt;title&gt; / meta</w:t>
+            </w:r>
+          </w:p>
+        </w:tc>
+        <w:tc>
+          <w:tcPr>
+            <w:tcW w:type="dxa" w:w="3000"/>
+            <w:shd w:fill="f8f8f8" w:color="auto" w:val="clear"/>
+            <w:tcMar>
+              <w:top w:type="dxa" w:w="60"/>
+              <w:left w:type="dxa" w:w="100"/>
+              <w:bottom w:type="dxa" w:w="60"/>
+              <w:right w:type="dxa" w:w="100"/>
+            </w:tcMar>
+          </w:tcPr>
+          <w:p>
+            <w:pPr>
+              <w:jc w:val="left"/>
+            </w:pPr>
+            <w:r>
+              <w:rPr>
+                <w:b/>
+                <w:bCs/>
+                <w:color w:val="e94560"/>
+                <w:sz w:val="19"/>
+                <w:szCs w:val="19"/>
+              </w:rPr>
+              <w:t xml:space="preserve">Empty</w:t>
+            </w:r>
+          </w:p>
+        </w:tc>
+        <w:tc>
+          <w:tcPr>
+            <w:tcW w:type="dxa" w:w="3000"/>
+            <w:shd w:fill="f8f8f8" w:color="auto" w:val="clear"/>
+            <w:tcMar>
+              <w:top w:type="dxa" w:w="60"/>
+              <w:left w:type="dxa" w:w="100"/>
+              <w:bottom w:type="dxa" w:w="60"/>
+              <w:right w:type="dxa" w:w="100"/>
+            </w:tcMar>
+          </w:tcPr>
+          <w:p>
+            <w:pPr>
+              <w:jc w:val="left"/>
+            </w:pPr>
+            <w:r>
+              <w:rPr>
+                <w:b w:val="false"/>
+                <w:bCs w:val="false"/>
+                <w:color w:val="222222"/>
+                <w:sz w:val="19"/>
+                <w:szCs w:val="19"/>
+              </w:rPr>
+              <w:t xml:space="preserve">Present</w:t>
+            </w:r>
+          </w:p>
+        </w:tc>
+      </w:tr>
+      <w:tr>
+        <w:tc>
+          <w:tcPr>
+            <w:tcW w:type="dxa" w:w="3360"/>
+            <w:tcMar>
+              <w:top w:type="dxa" w:w="60"/>
+              <w:left w:type="dxa" w:w="100"/>
+              <w:bottom w:type="dxa" w:w="60"/>
+              <w:right w:type="dxa" w:w="100"/>
+            </w:tcMar>
+          </w:tcPr>
+          <w:p>
+            <w:pPr>
+              <w:jc w:val="left"/>
+            </w:pPr>
+            <w:r>
+              <w:rPr>
+                <w:b w:val="false"/>
+                <w:bCs w:val="false"/>
+                <w:color w:val="222222"/>
+                <w:sz w:val="19"/>
+                <w:szCs w:val="19"/>
+              </w:rPr>
+              <w:t xml:space="preserve">H1</w:t>
+            </w:r>
+          </w:p>
+        </w:tc>
+        <w:tc>
+          <w:tcPr>
+            <w:tcW w:type="dxa" w:w="3000"/>
+            <w:tcMar>
+              <w:top w:type="dxa" w:w="60"/>
+              <w:left w:type="dxa" w:w="100"/>
+              <w:bottom w:type="dxa" w:w="60"/>
+              <w:right w:type="dxa" w:w="100"/>
+            </w:tcMar>
+          </w:tcPr>
+          <w:p>
+            <w:pPr>
+              <w:jc w:val="left"/>
+            </w:pPr>
+            <w:r>
+              <w:rPr>
+                <w:b w:val="false"/>
+                <w:bCs w:val="false"/>
+                <w:color w:val="222222"/>
+                <w:sz w:val="19"/>
+                <w:szCs w:val="19"/>
+              </w:rPr>
+              <w:t xml:space="preserve">“A to Z in Technology”</w:t>
+            </w:r>
+          </w:p>
+        </w:tc>
+        <w:tc>
+          <w:tcPr>
+            <w:tcW w:type="dxa" w:w="3000"/>
+            <w:tcMar>
+              <w:top w:type="dxa" w:w="60"/>
+              <w:left w:type="dxa" w:w="100"/>
+              <w:bottom w:type="dxa" w:w="60"/>
+              <w:right w:type="dxa" w:w="100"/>
+            </w:tcMar>
+          </w:tcPr>
+          <w:p>
+            <w:pPr>
+              <w:jc w:val="left"/>
+            </w:pPr>
+            <w:r>
+              <w:rPr>
+                <w:b w:val="false"/>
+                <w:bCs w:val="false"/>
+                <w:color w:val="222222"/>
+                <w:sz w:val="19"/>
+                <w:szCs w:val="19"/>
+              </w:rPr>
+              <w:t xml:space="preserve">“Document Scanners”</w:t>
+            </w:r>
+          </w:p>
+        </w:tc>
+      </w:tr>
+      <w:tr>
+        <w:tc>
+          <w:tcPr>
+            <w:tcW w:type="dxa" w:w="3360"/>
+            <w:shd w:fill="f8f8f8" w:color="auto" w:val="clear"/>
+            <w:tcMar>
+              <w:top w:type="dxa" w:w="60"/>
+              <w:left w:type="dxa" w:w="100"/>
+              <w:bottom w:type="dxa" w:w="60"/>
+              <w:right w:type="dxa" w:w="100"/>
+            </w:tcMar>
+          </w:tcPr>
+          <w:p>
+            <w:pPr>
+              <w:jc w:val="left"/>
+            </w:pPr>
+            <w:r>
+              <w:rPr>
+                <w:b w:val="false"/>
+                <w:bCs w:val="false"/>
+                <w:color w:val="222222"/>
+                <w:sz w:val="19"/>
+                <w:szCs w:val="19"/>
+              </w:rPr>
+              <w:t xml:space="preserve">FAQ / Q&amp;A</w:t>
+            </w:r>
+          </w:p>
+        </w:tc>
+        <w:tc>
+          <w:tcPr>
+            <w:tcW w:type="dxa" w:w="3000"/>
+            <w:shd w:fill="f8f8f8" w:color="auto" w:val="clear"/>
+            <w:tcMar>
+              <w:top w:type="dxa" w:w="60"/>
+              <w:left w:type="dxa" w:w="100"/>
+              <w:bottom w:type="dxa" w:w="60"/>
+              <w:right w:type="dxa" w:w="100"/>
+            </w:tcMar>
+          </w:tcPr>
+          <w:p>
+            <w:pPr>
+              <w:jc w:val="left"/>
+            </w:pPr>
+            <w:r>
+              <w:rPr>
+                <w:b w:val="false"/>
+                <w:bCs w:val="false"/>
+                <w:color w:val="222222"/>
+                <w:sz w:val="19"/>
+                <w:szCs w:val="19"/>
+              </w:rPr>
+              <w:t xml:space="preserve">No</w:t>
+            </w:r>
+          </w:p>
+        </w:tc>
+        <w:tc>
+          <w:tcPr>
+            <w:tcW w:type="dxa" w:w="3000"/>
+            <w:shd w:fill="f8f8f8" w:color="auto" w:val="clear"/>
+            <w:tcMar>
+              <w:top w:type="dxa" w:w="60"/>
+              <w:left w:type="dxa" w:w="100"/>
+              <w:bottom w:type="dxa" w:w="60"/>
+              <w:right w:type="dxa" w:w="100"/>
+            </w:tcMar>
+          </w:tcPr>
+          <w:p>
+            <w:pPr>
+              <w:jc w:val="left"/>
+            </w:pPr>
+            <w:r>
+              <w:rPr>
+                <w:b w:val="false"/>
+                <w:bCs w:val="false"/>
+                <w:color w:val="222222"/>
+                <w:sz w:val="19"/>
+                <w:szCs w:val="19"/>
+              </w:rPr>
+              <w:t xml:space="preserve">No</w:t>
+            </w:r>
+          </w:p>
+        </w:tc>
+      </w:tr>
+      <w:tr>
+        <w:tc>
+          <w:tcPr>
+            <w:tcW w:type="dxa" w:w="3360"/>
+            <w:tcMar>
+              <w:top w:type="dxa" w:w="60"/>
+              <w:left w:type="dxa" w:w="100"/>
+              <w:bottom w:type="dxa" w:w="60"/>
+              <w:right w:type="dxa" w:w="100"/>
+            </w:tcMar>
+          </w:tcPr>
+          <w:p>
+            <w:pPr>
+              <w:jc w:val="left"/>
+            </w:pPr>
+            <w:r>
+              <w:rPr>
+                <w:b w:val="false"/>
+                <w:bCs w:val="false"/>
+                <w:color w:val="222222"/>
+                <w:sz w:val="19"/>
+                <w:szCs w:val="19"/>
+              </w:rPr>
+              <w:t xml:space="preserve">Content style</w:t>
+            </w:r>
+          </w:p>
+        </w:tc>
+        <w:tc>
+          <w:tcPr>
+            <w:tcW w:type="dxa" w:w="3000"/>
+            <w:tcMar>
+              <w:top w:type="dxa" w:w="60"/>
+              <w:left w:type="dxa" w:w="100"/>
+              <w:bottom w:type="dxa" w:w="60"/>
+              <w:right w:type="dxa" w:w="100"/>
+            </w:tcMar>
+          </w:tcPr>
+          <w:p>
+            <w:pPr>
+              <w:jc w:val="left"/>
+            </w:pPr>
+            <w:r>
+              <w:rPr>
+                <w:b w:val="false"/>
+                <w:bCs w:val="false"/>
+                <w:color w:val="222222"/>
+                <w:sz w:val="19"/>
+                <w:szCs w:val="19"/>
+              </w:rPr>
+              <w:t xml:space="preserve">—</w:t>
+            </w:r>
+          </w:p>
+        </w:tc>
+        <w:tc>
+          <w:tcPr>
+            <w:tcW w:type="dxa" w:w="3000"/>
+            <w:tcMar>
+              <w:top w:type="dxa" w:w="60"/>
+              <w:left w:type="dxa" w:w="100"/>
+              <w:bottom w:type="dxa" w:w="60"/>
+              <w:right w:type="dxa" w:w="100"/>
+            </w:tcMar>
+          </w:tcPr>
+          <w:p>
+            <w:pPr>
+              <w:jc w:val="left"/>
+            </w:pPr>
+            <w:r>
+              <w:rPr>
+                <w:b/>
+                <w:bCs/>
+                <w:color w:val="e94560"/>
+                <w:sz w:val="19"/>
+                <w:szCs w:val="19"/>
+              </w:rPr>
+              <w:t xml:space="preserve">Product grid, ~150 words</w:t>
+            </w:r>
+          </w:p>
+        </w:tc>
+      </w:tr>
+    </w:tbl>
+    <w:p>
+      <w:pPr>
+        <w:spacing w:after="120" w:line="276"/>
+      </w:pPr>
+      <w:r>
+        <w:rPr>
+          <w:b/>
+          <w:bCs/>
+          <w:color w:val="1a1a2e"/>
+          <w:sz w:val="21"/>
+          <w:szCs w:val="21"/>
+        </w:rPr>
+        <w:t xml:space="preserve">The /doc-scanners mirage: </w:t>
+      </w:r>
+      <w:r>
+        <w:rPr>
+          <w:color w:val="222222"/>
+          <w:sz w:val="21"/>
+          <w:szCs w:val="21"/>
+        </w:rPr>
+        <w:t xml:space="preserve">titled “Best Document Scanners 2026” but it's a thin product grid with no FAQ or reviews — yet it ranks positions 4–12. Turning it into a genuine reviewed guide is the single highest-ROI page fix on the site.</w:t>
+      </w:r>
+    </w:p>
+    <w:p>
+      <w:pPr>
+        <w:pStyle w:val="Heading1"/>
+      </w:pPr>
+      <w:r>
+        <w:t xml:space="preserve">Answer-Engine Test — Cited Zero Times</w:t>
+      </w:r>
+    </w:p>
+    <w:p>
+      <w:pPr>
+        <w:spacing w:after="120" w:line="276"/>
+      </w:pPr>
+      <w:r>
+        <w:rPr>
+          <w:color w:val="222222"/>
+          <w:sz w:val="21"/>
+          <w:szCs w:val="21"/>
+        </w:rPr>
+        <w:t xml:space="preserve">We searched the real buyer questions and recorded which sources the engines surface. Aztec appears in none; editorial guides and even rival dealer blogs do.</w:t>
+      </w:r>
+    </w:p>
+    <w:tbl>
+      <w:tblPr>
+        <w:tblW w:type="dxa" w:w="9360"/>
+        <w:tblBorders>
+          <w:top w:val="single" w:color="e0e0e0" w:sz="2"/>
+          <w:left w:val="single" w:color="e0e0e0" w:sz="2"/>
+          <w:bottom w:val="single" w:color="e0e0e0" w:sz="2"/>
+          <w:right w:val="single" w:color="e0e0e0" w:sz="2"/>
+          <w:insideH w:val="single" w:color="e0e0e0" w:sz="2"/>
+          <w:insideV w:val="single" w:color="e0e0e0" w:sz="2"/>
+        </w:tblBorders>
+      </w:tblPr>
+      <w:tblGrid>
+        <w:gridCol w:w="3200"/>
+        <w:gridCol w:w="4360"/>
+        <w:gridCol w:w="1800"/>
+      </w:tblGrid>
+      <w:tr>
+        <w:trPr>
+          <w:tblHeader/>
+        </w:trPr>
+        <w:tc>
+          <w:tcPr>
+            <w:tcW w:type="dxa" w:w="3200"/>
+            <w:shd w:fill="1a1a2e" w:color="auto" w:val="clear"/>
+            <w:tcMar>
+              <w:top w:type="dxa" w:w="60"/>
+              <w:left w:type="dxa" w:w="100"/>
+              <w:bottom w:type="dxa" w:w="60"/>
+              <w:right w:type="dxa" w:w="100"/>
+            </w:tcMar>
+          </w:tcPr>
+          <w:p>
+            <w:pPr>
+              <w:jc w:val="left"/>
+            </w:pPr>
+            <w:r>
+              <w:rPr>
+                <w:b/>
+                <w:bCs/>
+                <w:color w:val="ffffff"/>
+                <w:sz w:val="19"/>
+                <w:szCs w:val="19"/>
+              </w:rPr>
+              <w:t xml:space="preserve">Buyer question</w:t>
+            </w:r>
+          </w:p>
+        </w:tc>
+        <w:tc>
+          <w:tcPr>
+            <w:tcW w:type="dxa" w:w="4360"/>
+            <w:shd w:fill="1a1a2e" w:color="auto" w:val="clear"/>
+            <w:tcMar>
+              <w:top w:type="dxa" w:w="60"/>
+              <w:left w:type="dxa" w:w="100"/>
+              <w:bottom w:type="dxa" w:w="60"/>
+              <w:right w:type="dxa" w:w="100"/>
+            </w:tcMar>
+          </w:tcPr>
+          <w:p>
+            <w:pPr>
+              <w:jc w:val="left"/>
+            </w:pPr>
+            <w:r>
+              <w:rPr>
+                <w:b/>
+                <w:bCs/>
+                <w:color w:val="ffffff"/>
+                <w:sz w:val="19"/>
+                <w:szCs w:val="19"/>
+              </w:rPr>
+              <w:t xml:space="preserve">Who the engines cite</w:t>
+            </w:r>
+          </w:p>
+        </w:tc>
+        <w:tc>
+          <w:tcPr>
+            <w:tcW w:type="dxa" w:w="1800"/>
+            <w:shd w:fill="1a1a2e" w:color="auto" w:val="clear"/>
+            <w:tcMar>
+              <w:top w:type="dxa" w:w="60"/>
+              <w:left w:type="dxa" w:w="100"/>
+              <w:bottom w:type="dxa" w:w="60"/>
+              <w:right w:type="dxa" w:w="100"/>
+            </w:tcMar>
+          </w:tcPr>
+          <w:p>
+            <w:pPr>
+              <w:jc w:val="left"/>
+            </w:pPr>
+            <w:r>
+              <w:rPr>
+                <w:b/>
+                <w:bCs/>
+                <w:color w:val="ffffff"/>
+                <w:sz w:val="19"/>
+                <w:szCs w:val="19"/>
+              </w:rPr>
+              <w:t xml:space="preserve">Aztec</w:t>
+            </w:r>
+          </w:p>
+        </w:tc>
+      </w:tr>
+      <w:tr>
+        <w:tc>
+          <w:tcPr>
+            <w:tcW w:type="dxa" w:w="3200"/>
+            <w:tcMar>
+              <w:top w:type="dxa" w:w="60"/>
+              <w:left w:type="dxa" w:w="100"/>
+              <w:bottom w:type="dxa" w:w="60"/>
+              <w:right w:type="dxa" w:w="100"/>
+            </w:tcMar>
+          </w:tcPr>
+          <w:p>
+            <w:pPr>
+              <w:jc w:val="left"/>
+            </w:pPr>
+            <w:r>
+              <w:rPr>
+                <w:b w:val="false"/>
+                <w:bCs w:val="false"/>
+                <w:color w:val="222222"/>
+                <w:sz w:val="19"/>
+                <w:szCs w:val="19"/>
+              </w:rPr>
+              <w:t xml:space="preserve">best document scanner w/ ADF</w:t>
+            </w:r>
+          </w:p>
+        </w:tc>
+        <w:tc>
+          <w:tcPr>
+            <w:tcW w:type="dxa" w:w="4360"/>
+            <w:tcMar>
+              <w:top w:type="dxa" w:w="60"/>
+              <w:left w:type="dxa" w:w="100"/>
+              <w:bottom w:type="dxa" w:w="60"/>
+              <w:right w:type="dxa" w:w="100"/>
+            </w:tcMar>
+          </w:tcPr>
+          <w:p>
+            <w:pPr>
+              <w:jc w:val="left"/>
+            </w:pPr>
+            <w:r>
+              <w:rPr>
+                <w:b w:val="false"/>
+                <w:bCs w:val="false"/>
+                <w:color w:val="222222"/>
+                <w:sz w:val="19"/>
+                <w:szCs w:val="19"/>
+              </w:rPr>
+              <w:t xml:space="preserve">PCMag, NYT Wirecutter, TechGearLab, Reddit</w:t>
+            </w:r>
+          </w:p>
+        </w:tc>
+        <w:tc>
+          <w:tcPr>
+            <w:tcW w:type="dxa" w:w="1800"/>
+            <w:tcMar>
+              <w:top w:type="dxa" w:w="60"/>
+              <w:left w:type="dxa" w:w="100"/>
+              <w:bottom w:type="dxa" w:w="60"/>
+              <w:right w:type="dxa" w:w="100"/>
+            </w:tcMar>
+          </w:tcPr>
+          <w:p>
+            <w:pPr>
+              <w:jc w:val="left"/>
+            </w:pPr>
+            <w:r>
+              <w:rPr>
+                <w:b/>
+                <w:bCs/>
+                <w:color w:val="e94560"/>
+                <w:sz w:val="19"/>
+                <w:szCs w:val="19"/>
+              </w:rPr>
+              <w:t xml:space="preserve">Not cited</w:t>
+            </w:r>
+          </w:p>
+        </w:tc>
+      </w:tr>
+      <w:tr>
+        <w:tc>
+          <w:tcPr>
+            <w:tcW w:type="dxa" w:w="3200"/>
+            <w:shd w:fill="f8f8f8" w:color="auto" w:val="clear"/>
+            <w:tcMar>
+              <w:top w:type="dxa" w:w="60"/>
+              <w:left w:type="dxa" w:w="100"/>
+              <w:bottom w:type="dxa" w:w="60"/>
+              <w:right w:type="dxa" w:w="100"/>
+            </w:tcMar>
+          </w:tcPr>
+          <w:p>
+            <w:pPr>
+              <w:jc w:val="left"/>
+            </w:pPr>
+            <w:r>
+              <w:rPr>
+                <w:b w:val="false"/>
+                <w:bCs w:val="false"/>
+                <w:color w:val="222222"/>
+                <w:sz w:val="19"/>
+                <w:szCs w:val="19"/>
+              </w:rPr>
+              <w:t xml:space="preserve">best multifunction printer (SMB)</w:t>
+            </w:r>
+          </w:p>
+        </w:tc>
+        <w:tc>
+          <w:tcPr>
+            <w:tcW w:type="dxa" w:w="4360"/>
+            <w:shd w:fill="f8f8f8" w:color="auto" w:val="clear"/>
+            <w:tcMar>
+              <w:top w:type="dxa" w:w="60"/>
+              <w:left w:type="dxa" w:w="100"/>
+              <w:bottom w:type="dxa" w:w="60"/>
+              <w:right w:type="dxa" w:w="100"/>
+            </w:tcMar>
+          </w:tcPr>
+          <w:p>
+            <w:pPr>
+              <w:jc w:val="left"/>
+            </w:pPr>
+            <w:r>
+              <w:rPr>
+                <w:b w:val="false"/>
+                <w:bCs w:val="false"/>
+                <w:color w:val="222222"/>
+                <w:sz w:val="19"/>
+                <w:szCs w:val="19"/>
+              </w:rPr>
+              <w:t xml:space="preserve">RTINGS, CNET, TechRadar, uptownprinters, geeksonsite</w:t>
+            </w:r>
+          </w:p>
+        </w:tc>
+        <w:tc>
+          <w:tcPr>
+            <w:tcW w:type="dxa" w:w="1800"/>
+            <w:shd w:fill="f8f8f8" w:color="auto" w:val="clear"/>
+            <w:tcMar>
+              <w:top w:type="dxa" w:w="60"/>
+              <w:left w:type="dxa" w:w="100"/>
+              <w:bottom w:type="dxa" w:w="60"/>
+              <w:right w:type="dxa" w:w="100"/>
+            </w:tcMar>
+          </w:tcPr>
+          <w:p>
+            <w:pPr>
+              <w:jc w:val="left"/>
+            </w:pPr>
+            <w:r>
+              <w:rPr>
+                <w:b/>
+                <w:bCs/>
+                <w:color w:val="e94560"/>
+                <w:sz w:val="19"/>
+                <w:szCs w:val="19"/>
+              </w:rPr>
+              <w:t xml:space="preserve">Not cited</w:t>
+            </w:r>
+          </w:p>
+        </w:tc>
+      </w:tr>
+      <w:tr>
+        <w:tc>
+          <w:tcPr>
+            <w:tcW w:type="dxa" w:w="3200"/>
+            <w:tcMar>
+              <w:top w:type="dxa" w:w="60"/>
+              <w:left w:type="dxa" w:w="100"/>
+              <w:bottom w:type="dxa" w:w="60"/>
+              <w:right w:type="dxa" w:w="100"/>
+            </w:tcMar>
+          </w:tcPr>
+          <w:p>
+            <w:pPr>
+              <w:jc w:val="left"/>
+            </w:pPr>
+            <w:r>
+              <w:rPr>
+                <w:b w:val="false"/>
+                <w:bCs w:val="false"/>
+                <w:color w:val="222222"/>
+                <w:sz w:val="19"/>
+                <w:szCs w:val="19"/>
+              </w:rPr>
+              <w:t xml:space="preserve">how to change toner (Brother)</w:t>
+            </w:r>
+          </w:p>
+        </w:tc>
+        <w:tc>
+          <w:tcPr>
+            <w:tcW w:type="dxa" w:w="4360"/>
+            <w:tcMar>
+              <w:top w:type="dxa" w:w="60"/>
+              <w:left w:type="dxa" w:w="100"/>
+              <w:bottom w:type="dxa" w:w="60"/>
+              <w:right w:type="dxa" w:w="100"/>
+            </w:tcMar>
+          </w:tcPr>
+          <w:p>
+            <w:pPr>
+              <w:jc w:val="left"/>
+            </w:pPr>
+            <w:r>
+              <w:rPr>
+                <w:b w:val="false"/>
+                <w:bCs w:val="false"/>
+                <w:color w:val="222222"/>
+                <w:sz w:val="19"/>
+                <w:szCs w:val="19"/>
+              </w:rPr>
+              <w:t xml:space="preserve">Brother support, YouTube, tonerbuzz.com</w:t>
+            </w:r>
+          </w:p>
+        </w:tc>
+        <w:tc>
+          <w:tcPr>
+            <w:tcW w:type="dxa" w:w="1800"/>
+            <w:tcMar>
+              <w:top w:type="dxa" w:w="60"/>
+              <w:left w:type="dxa" w:w="100"/>
+              <w:bottom w:type="dxa" w:w="60"/>
+              <w:right w:type="dxa" w:w="100"/>
+            </w:tcMar>
+          </w:tcPr>
+          <w:p>
+            <w:pPr>
+              <w:jc w:val="left"/>
+            </w:pPr>
+            <w:r>
+              <w:rPr>
+                <w:b/>
+                <w:bCs/>
+                <w:color w:val="e94560"/>
+                <w:sz w:val="19"/>
+                <w:szCs w:val="19"/>
+              </w:rPr>
+              <w:t xml:space="preserve">Not cited</w:t>
+            </w:r>
+          </w:p>
+        </w:tc>
+      </w:tr>
+    </w:tbl>
+    <w:p>
+      <w:pPr>
+        <w:spacing w:after="120" w:line="276"/>
+      </w:pPr>
+      <w:r>
+        <w:rPr>
+          <w:b/>
+          <w:bCs/>
+          <w:color w:val="1a1a2e"/>
+          <w:sz w:val="21"/>
+          <w:szCs w:val="21"/>
+        </w:rPr>
+        <w:t xml:space="preserve">The thesis, evidenced: </w:t>
+      </w:r>
+      <w:r>
+        <w:rPr>
+          <w:color w:val="222222"/>
+          <w:sz w:val="21"/>
+          <w:szCs w:val="21"/>
+        </w:rPr>
+        <w:t xml:space="preserve">product-listing pages don't get cited; answer content does. Rival dealers (tonerbuzz, uptownprinters) get cited because they publish guides and how-tos.</w:t>
+      </w:r>
+    </w:p>
+    <w:p>
+      <w:pPr>
+        <w:spacing w:after="120" w:line="276"/>
+      </w:pPr>
+      <w:r>
+        <w:rPr>
+          <w:b/>
+          <w:bCs/>
+          <w:color w:val="1a1a2e"/>
+          <w:sz w:val="21"/>
+          <w:szCs w:val="21"/>
+        </w:rPr>
+        <w:t xml:space="preserve">SERP features: </w:t>
+      </w:r>
+      <w:r>
+        <w:rPr>
+          <w:color w:val="222222"/>
+          <w:sz w:val="21"/>
+          <w:szCs w:val="21"/>
+        </w:rPr>
+        <w:t xml:space="preserve">People-Also-Ask appears on nearly every target SERP; Aztec owns zero SERP features on non-branded queries. PAA is the most winnable beachhead.</w:t>
+      </w:r>
+    </w:p>
+    <w:p>
+      <w:pPr>
+        <w:pStyle w:val="Heading1"/>
+      </w:pPr>
+      <w:r>
+        <w:t xml:space="preserve">Authority &amp; Entity</w:t>
       </w:r>
     </w:p>
     <w:tbl>
@@ -1070,8 +2359,8 @@
       </w:tblPr>
       <w:tblGrid>
         <w:gridCol w:w="4360"/>
-        <w:gridCol w:w="2000"/>
-        <w:gridCol w:w="3000"/>
+        <w:gridCol w:w="2500"/>
+        <w:gridCol w:w="2500"/>
       </w:tblGrid>
       <w:tr>
         <w:trPr>
@@ -1100,13 +2389,13 @@
                 <w:sz w:val="19"/>
                 <w:szCs w:val="19"/>
               </w:rPr>
-              <w:t xml:space="preserve">Page</w:t>
-            </w:r>
-          </w:p>
-        </w:tc>
-        <w:tc>
-          <w:tcPr>
-            <w:tcW w:type="dxa" w:w="2000"/>
+              <w:t xml:space="preserve">Metric</w:t>
+            </w:r>
+          </w:p>
+        </w:tc>
+        <w:tc>
+          <w:tcPr>
+            <w:tcW w:type="dxa" w:w="2500"/>
             <w:shd w:fill="1a1a2e" w:color="auto" w:val="clear"/>
             <w:tcMar>
               <w:top w:type="dxa" w:w="60"/>
@@ -1127,13 +2416,13 @@
                 <w:sz w:val="19"/>
                 <w:szCs w:val="19"/>
               </w:rPr>
-              <w:t xml:space="preserve">Keywords</w:t>
-            </w:r>
-          </w:p>
-        </w:tc>
-        <w:tc>
-          <w:tcPr>
-            <w:tcW w:type="dxa" w:w="3000"/>
+              <w:t xml:space="preserve">Aztec Office</w:t>
+            </w:r>
+          </w:p>
+        </w:tc>
+        <w:tc>
+          <w:tcPr>
+            <w:tcW w:type="dxa" w:w="2500"/>
             <w:shd w:fill="1a1a2e" w:color="auto" w:val="clear"/>
             <w:tcMar>
               <w:top w:type="dxa" w:w="60"/>
@@ -1154,7 +2443,7 @@
                 <w:sz w:val="19"/>
                 <w:szCs w:val="19"/>
               </w:rPr>
-              <w:t xml:space="preserve">Share of organic traffic</w:t>
+              <w:t xml:space="preserve">scanstore.com</w:t>
             </w:r>
           </w:p>
         </w:tc>
@@ -1182,59 +2471,59 @@
                 <w:sz w:val="19"/>
                 <w:szCs w:val="19"/>
               </w:rPr>
-              <w:t xml:space="preserve">Homepage (/)</w:t>
-            </w:r>
-          </w:p>
-        </w:tc>
-        <w:tc>
-          <w:tcPr>
-            <w:tcW w:type="dxa" w:w="2000"/>
-            <w:tcMar>
-              <w:top w:type="dxa" w:w="60"/>
-              <w:left w:type="dxa" w:w="100"/>
-              <w:bottom w:type="dxa" w:w="60"/>
-              <w:right w:type="dxa" w:w="100"/>
-            </w:tcMar>
-          </w:tcPr>
-          <w:p>
-            <w:pPr>
-              <w:jc w:val="left"/>
-            </w:pPr>
-            <w:r>
-              <w:rPr>
-                <w:b w:val="false"/>
-                <w:bCs w:val="false"/>
-                <w:color w:val="222222"/>
-                <w:sz w:val="19"/>
-                <w:szCs w:val="19"/>
-              </w:rPr>
-              <w:t xml:space="preserve">47</w:t>
-            </w:r>
-          </w:p>
-        </w:tc>
-        <w:tc>
-          <w:tcPr>
-            <w:tcW w:type="dxa" w:w="3000"/>
-            <w:tcMar>
-              <w:top w:type="dxa" w:w="60"/>
-              <w:left w:type="dxa" w:w="100"/>
-              <w:bottom w:type="dxa" w:w="60"/>
-              <w:right w:type="dxa" w:w="100"/>
-            </w:tcMar>
-          </w:tcPr>
-          <w:p>
-            <w:pPr>
-              <w:jc w:val="left"/>
-            </w:pPr>
-            <w:r>
-              <w:rPr>
-                <w:b w:val="false"/>
-                <w:bCs w:val="false"/>
-                <w:color w:val="222222"/>
-                <w:sz w:val="19"/>
-                <w:szCs w:val="19"/>
-              </w:rPr>
-              <w:t xml:space="preserve">59% (mostly branded)</w:t>
+              <w:t xml:space="preserve">Authority Score</w:t>
+            </w:r>
+          </w:p>
+        </w:tc>
+        <w:tc>
+          <w:tcPr>
+            <w:tcW w:type="dxa" w:w="2500"/>
+            <w:tcMar>
+              <w:top w:type="dxa" w:w="60"/>
+              <w:left w:type="dxa" w:w="100"/>
+              <w:bottom w:type="dxa" w:w="60"/>
+              <w:right w:type="dxa" w:w="100"/>
+            </w:tcMar>
+          </w:tcPr>
+          <w:p>
+            <w:pPr>
+              <w:jc w:val="left"/>
+            </w:pPr>
+            <w:r>
+              <w:rPr>
+                <w:b w:val="false"/>
+                <w:bCs w:val="false"/>
+                <w:color w:val="222222"/>
+                <w:sz w:val="19"/>
+                <w:szCs w:val="19"/>
+              </w:rPr>
+              <w:t xml:space="preserve">15</w:t>
+            </w:r>
+          </w:p>
+        </w:tc>
+        <w:tc>
+          <w:tcPr>
+            <w:tcW w:type="dxa" w:w="2500"/>
+            <w:tcMar>
+              <w:top w:type="dxa" w:w="60"/>
+              <w:left w:type="dxa" w:w="100"/>
+              <w:bottom w:type="dxa" w:w="60"/>
+              <w:right w:type="dxa" w:w="100"/>
+            </w:tcMar>
+          </w:tcPr>
+          <w:p>
+            <w:pPr>
+              <w:jc w:val="left"/>
+            </w:pPr>
+            <w:r>
+              <w:rPr>
+                <w:b w:val="false"/>
+                <w:bCs w:val="false"/>
+                <w:color w:val="222222"/>
+                <w:sz w:val="19"/>
+                <w:szCs w:val="19"/>
+              </w:rPr>
+              <w:t xml:space="preserve">27</w:t>
             </w:r>
           </w:p>
         </w:tc>
@@ -1263,13 +2552,13 @@
                 <w:sz w:val="19"/>
                 <w:szCs w:val="19"/>
               </w:rPr>
-              <w:t xml:space="preserve">/doc-scanners</w:t>
-            </w:r>
-          </w:p>
-        </w:tc>
-        <w:tc>
-          <w:tcPr>
-            <w:tcW w:type="dxa" w:w="2000"/>
+              <w:t xml:space="preserve">Referring domains</w:t>
+            </w:r>
+          </w:p>
+        </w:tc>
+        <w:tc>
+          <w:tcPr>
+            <w:tcW w:type="dxa" w:w="2500"/>
             <w:shd w:fill="f8f8f8" w:color="auto" w:val="clear"/>
             <w:tcMar>
               <w:top w:type="dxa" w:w="60"/>
@@ -1290,13 +2579,13 @@
                 <w:sz w:val="19"/>
                 <w:szCs w:val="19"/>
               </w:rPr>
-              <w:t xml:space="preserve">78</w:t>
-            </w:r>
-          </w:p>
-        </w:tc>
-        <w:tc>
-          <w:tcPr>
-            <w:tcW w:type="dxa" w:w="3000"/>
+              <w:t xml:space="preserve">190</w:t>
+            </w:r>
+          </w:p>
+        </w:tc>
+        <w:tc>
+          <w:tcPr>
+            <w:tcW w:type="dxa" w:w="2500"/>
             <w:shd w:fill="f8f8f8" w:color="auto" w:val="clear"/>
             <w:tcMar>
               <w:top w:type="dxa" w:w="60"/>
@@ -1317,7 +2606,7 @@
                 <w:sz w:val="19"/>
                 <w:szCs w:val="19"/>
               </w:rPr>
-              <w:t xml:space="preserve">30%</w:t>
+              <w:t xml:space="preserve">1,318</w:t>
             </w:r>
           </w:p>
         </w:tc>
@@ -1345,77 +2634,64 @@
                 <w:sz w:val="19"/>
                 <w:szCs w:val="19"/>
               </w:rPr>
-              <w:t xml:space="preserve">Everything else (~190 pages)</w:t>
-            </w:r>
-          </w:p>
-        </w:tc>
-        <w:tc>
-          <w:tcPr>
-            <w:tcW w:type="dxa" w:w="2000"/>
-            <w:tcMar>
-              <w:top w:type="dxa" w:w="60"/>
-              <w:left w:type="dxa" w:w="100"/>
-              <w:bottom w:type="dxa" w:w="60"/>
-              <w:right w:type="dxa" w:w="100"/>
-            </w:tcMar>
-          </w:tcPr>
-          <w:p>
-            <w:pPr>
-              <w:jc w:val="left"/>
-            </w:pPr>
-            <w:r>
-              <w:rPr>
-                <w:b w:val="false"/>
-                <w:bCs w:val="false"/>
-                <w:color w:val="222222"/>
-                <w:sz w:val="19"/>
-                <w:szCs w:val="19"/>
-              </w:rPr>
-              <w:t xml:space="preserve">—</w:t>
-            </w:r>
-          </w:p>
-        </w:tc>
-        <w:tc>
-          <w:tcPr>
-            <w:tcW w:type="dxa" w:w="3000"/>
-            <w:tcMar>
-              <w:top w:type="dxa" w:w="60"/>
-              <w:left w:type="dxa" w:w="100"/>
-              <w:bottom w:type="dxa" w:w="60"/>
-              <w:right w:type="dxa" w:w="100"/>
-            </w:tcMar>
-          </w:tcPr>
-          <w:p>
-            <w:pPr>
-              <w:jc w:val="left"/>
-            </w:pPr>
-            <w:r>
-              <w:rPr>
-                <w:b w:val="false"/>
-                <w:bCs w:val="false"/>
-                <w:color w:val="222222"/>
-                <w:sz w:val="19"/>
-                <w:szCs w:val="19"/>
-              </w:rPr>
-              <w:t xml:space="preserve">~11%</w:t>
+              <w:t xml:space="preserve">Backlinks</w:t>
+            </w:r>
+          </w:p>
+        </w:tc>
+        <w:tc>
+          <w:tcPr>
+            <w:tcW w:type="dxa" w:w="2500"/>
+            <w:tcMar>
+              <w:top w:type="dxa" w:w="60"/>
+              <w:left w:type="dxa" w:w="100"/>
+              <w:bottom w:type="dxa" w:w="60"/>
+              <w:right w:type="dxa" w:w="100"/>
+            </w:tcMar>
+          </w:tcPr>
+          <w:p>
+            <w:pPr>
+              <w:jc w:val="left"/>
+            </w:pPr>
+            <w:r>
+              <w:rPr>
+                <w:b w:val="false"/>
+                <w:bCs w:val="false"/>
+                <w:color w:val="222222"/>
+                <w:sz w:val="19"/>
+                <w:szCs w:val="19"/>
+              </w:rPr>
+              <w:t xml:space="preserve">1,695</w:t>
+            </w:r>
+          </w:p>
+        </w:tc>
+        <w:tc>
+          <w:tcPr>
+            <w:tcW w:type="dxa" w:w="2500"/>
+            <w:tcMar>
+              <w:top w:type="dxa" w:w="60"/>
+              <w:left w:type="dxa" w:w="100"/>
+              <w:bottom w:type="dxa" w:w="60"/>
+              <w:right w:type="dxa" w:w="100"/>
+            </w:tcMar>
+          </w:tcPr>
+          <w:p>
+            <w:pPr>
+              <w:jc w:val="left"/>
+            </w:pPr>
+            <w:r>
+              <w:rPr>
+                <w:b w:val="false"/>
+                <w:bCs w:val="false"/>
+                <w:color w:val="222222"/>
+                <w:sz w:val="19"/>
+                <w:szCs w:val="19"/>
+              </w:rPr>
+              <w:t xml:space="preserve">15,142</w:t>
             </w:r>
           </w:p>
         </w:tc>
       </w:tr>
     </w:tbl>
-    <w:p>
-      <w:pPr>
-        <w:spacing w:after="120"/>
-      </w:pPr>
-    </w:p>
-    <w:p>
-      <w:pPr>
-        <w:pStyle w:val="Heading2"/>
-      </w:pPr>
-      <w:r>
-        <w:t xml:space="preserve">The one page that works — /doc-scanners</w:t>
-      </w:r>
-    </w:p>
     <w:p>
       <w:pPr>
         <w:spacing w:after="120" w:line="276"/>
@@ -1426,7 +2702,43 @@
           <w:sz w:val="21"/>
           <w:szCs w:val="21"/>
         </w:rPr>
-        <w:t xml:space="preserve">It ranks page one for a whole cluster of commercial “best” queries. This is the model: a category “best-of” guide that answers a buyer’s comparison question.</w:t>
+        <w:t xml:space="preserve">scanstore has ~7× the referring domains — which is why it's answer-citable. Authority is a long game; near-term, content quality + schema is the faster lever.</w:t>
+      </w:r>
+    </w:p>
+    <w:p>
+      <w:pPr>
+        <w:spacing w:after="120" w:line="276"/>
+      </w:pPr>
+      <w:r>
+        <w:rPr>
+          <w:b/>
+          <w:bCs/>
+          <w:color w:val="1a1a2e"/>
+          <w:sz w:val="21"/>
+          <w:szCs w:val="21"/>
+        </w:rPr>
+        <w:t xml:space="preserve">Entity collision: </w:t>
+      </w:r>
+      <w:r>
+        <w:rPr>
+          <w:color w:val="222222"/>
+          <w:sz w:val="21"/>
+          <w:szCs w:val="21"/>
+        </w:rPr>
+        <w:t xml:space="preserve">“Aztec” collides with the Aztec civilization, Aztec learning software (their own subdomain), Aztec schools, and a same-name competitor (Aztec Office of Florida). Clear Organization/LocalBusiness schema + sameAs + GBP are required to separate the entity for answer engines.</w:t>
+      </w:r>
+    </w:p>
+    <w:p>
+      <w:r>
+        <w:br w:type="page"/>
+      </w:r>
+    </w:p>
+    <w:p>
+      <w:pPr>
+        <w:pStyle w:val="Heading1"/>
+      </w:pPr>
+      <w:r>
+        <w:t xml:space="preserve">Opportunity — Questions Tied to What They Sell</w:t>
       </w:r>
     </w:p>
     <w:tbl>
@@ -1442,9 +2754,9 @@
         </w:tblBorders>
       </w:tblPr>
       <w:tblGrid>
-        <w:gridCol w:w="6360"/>
-        <w:gridCol w:w="1500"/>
-        <w:gridCol w:w="1500"/>
+        <w:gridCol w:w="2600"/>
+        <w:gridCol w:w="4760"/>
+        <w:gridCol w:w="2000"/>
       </w:tblGrid>
       <w:tr>
         <w:trPr>
@@ -1452,7 +2764,7 @@
         </w:trPr>
         <w:tc>
           <w:tcPr>
-            <w:tcW w:type="dxa" w:w="6360"/>
+            <w:tcW w:type="dxa" w:w="2600"/>
             <w:shd w:fill="1a1a2e" w:color="auto" w:val="clear"/>
             <w:tcMar>
               <w:top w:type="dxa" w:w="60"/>
@@ -1473,13 +2785,13 @@
                 <w:sz w:val="19"/>
                 <w:szCs w:val="19"/>
               </w:rPr>
-              <w:t xml:space="preserve">Keyword</w:t>
-            </w:r>
-          </w:p>
-        </w:tc>
-        <w:tc>
-          <w:tcPr>
-            <w:tcW w:type="dxa" w:w="1500"/>
+              <w:t xml:space="preserve">Cluster</w:t>
+            </w:r>
+          </w:p>
+        </w:tc>
+        <w:tc>
+          <w:tcPr>
+            <w:tcW w:type="dxa" w:w="4760"/>
             <w:shd w:fill="1a1a2e" w:color="auto" w:val="clear"/>
             <w:tcMar>
               <w:top w:type="dxa" w:w="60"/>
@@ -1500,13 +2812,13 @@
                 <w:sz w:val="19"/>
                 <w:szCs w:val="19"/>
               </w:rPr>
-              <w:t xml:space="preserve">Position</w:t>
-            </w:r>
-          </w:p>
-        </w:tc>
-        <w:tc>
-          <w:tcPr>
-            <w:tcW w:type="dxa" w:w="1500"/>
+              <w:t xml:space="preserve">Sample question</w:t>
+            </w:r>
+          </w:p>
+        </w:tc>
+        <w:tc>
+          <w:tcPr>
+            <w:tcW w:type="dxa" w:w="2000"/>
             <w:shd w:fill="1a1a2e" w:color="auto" w:val="clear"/>
             <w:tcMar>
               <w:top w:type="dxa" w:w="60"/>
@@ -1535,79 +2847,79 @@
       <w:tr>
         <w:tc>
           <w:tcPr>
-            <w:tcW w:type="dxa" w:w="6360"/>
-            <w:tcMar>
-              <w:top w:type="dxa" w:w="60"/>
-              <w:left w:type="dxa" w:w="100"/>
-              <w:bottom w:type="dxa" w:w="60"/>
-              <w:right w:type="dxa" w:w="100"/>
-            </w:tcMar>
-          </w:tcPr>
-          <w:p>
-            <w:pPr>
-              <w:jc w:val="left"/>
-            </w:pPr>
-            <w:r>
-              <w:rPr>
-                <w:b w:val="false"/>
-                <w:bCs w:val="false"/>
-                <w:color w:val="222222"/>
-                <w:sz w:val="19"/>
-                <w:szCs w:val="19"/>
-              </w:rPr>
-              <w:t xml:space="preserve">best document scanner 2026</w:t>
-            </w:r>
-          </w:p>
-        </w:tc>
-        <w:tc>
-          <w:tcPr>
-            <w:tcW w:type="dxa" w:w="1500"/>
-            <w:tcMar>
-              <w:top w:type="dxa" w:w="60"/>
-              <w:left w:type="dxa" w:w="100"/>
-              <w:bottom w:type="dxa" w:w="60"/>
-              <w:right w:type="dxa" w:w="100"/>
-            </w:tcMar>
-          </w:tcPr>
-          <w:p>
-            <w:pPr>
-              <w:jc w:val="left"/>
-            </w:pPr>
-            <w:r>
-              <w:rPr>
-                <w:b w:val="false"/>
-                <w:bCs w:val="false"/>
-                <w:color w:val="222222"/>
-                <w:sz w:val="19"/>
-                <w:szCs w:val="19"/>
-              </w:rPr>
-              <w:t xml:space="preserve">4</w:t>
-            </w:r>
-          </w:p>
-        </w:tc>
-        <w:tc>
-          <w:tcPr>
-            <w:tcW w:type="dxa" w:w="1500"/>
-            <w:tcMar>
-              <w:top w:type="dxa" w:w="60"/>
-              <w:left w:type="dxa" w:w="100"/>
-              <w:bottom w:type="dxa" w:w="60"/>
-              <w:right w:type="dxa" w:w="100"/>
-            </w:tcMar>
-          </w:tcPr>
-          <w:p>
-            <w:pPr>
-              <w:jc w:val="left"/>
-            </w:pPr>
-            <w:r>
-              <w:rPr>
-                <w:b w:val="false"/>
-                <w:bCs w:val="false"/>
-                <w:color w:val="222222"/>
-                <w:sz w:val="19"/>
-                <w:szCs w:val="19"/>
-              </w:rPr>
-              <w:t xml:space="preserve">40</w:t>
+            <w:tcW w:type="dxa" w:w="2600"/>
+            <w:tcMar>
+              <w:top w:type="dxa" w:w="60"/>
+              <w:left w:type="dxa" w:w="100"/>
+              <w:bottom w:type="dxa" w:w="60"/>
+              <w:right w:type="dxa" w:w="100"/>
+            </w:tcMar>
+          </w:tcPr>
+          <w:p>
+            <w:pPr>
+              <w:jc w:val="left"/>
+            </w:pPr>
+            <w:r>
+              <w:rPr>
+                <w:b w:val="false"/>
+                <w:bCs w:val="false"/>
+                <w:color w:val="222222"/>
+                <w:sz w:val="19"/>
+                <w:szCs w:val="19"/>
+              </w:rPr>
+              <w:t xml:space="preserve">Toner (strongest)</w:t>
+            </w:r>
+          </w:p>
+        </w:tc>
+        <w:tc>
+          <w:tcPr>
+            <w:tcW w:type="dxa" w:w="4760"/>
+            <w:tcMar>
+              <w:top w:type="dxa" w:w="60"/>
+              <w:left w:type="dxa" w:w="100"/>
+              <w:bottom w:type="dxa" w:w="60"/>
+              <w:right w:type="dxa" w:w="100"/>
+            </w:tcMar>
+          </w:tcPr>
+          <w:p>
+            <w:pPr>
+              <w:jc w:val="left"/>
+            </w:pPr>
+            <w:r>
+              <w:rPr>
+                <w:b w:val="false"/>
+                <w:bCs w:val="false"/>
+                <w:color w:val="222222"/>
+                <w:sz w:val="19"/>
+                <w:szCs w:val="19"/>
+              </w:rPr>
+              <w:t xml:space="preserve">how to change toner in a Brother printer</w:t>
+            </w:r>
+          </w:p>
+        </w:tc>
+        <w:tc>
+          <w:tcPr>
+            <w:tcW w:type="dxa" w:w="2000"/>
+            <w:tcMar>
+              <w:top w:type="dxa" w:w="60"/>
+              <w:left w:type="dxa" w:w="100"/>
+              <w:bottom w:type="dxa" w:w="60"/>
+              <w:right w:type="dxa" w:w="100"/>
+            </w:tcMar>
+          </w:tcPr>
+          <w:p>
+            <w:pPr>
+              <w:jc w:val="left"/>
+            </w:pPr>
+            <w:r>
+              <w:rPr>
+                <w:b w:val="false"/>
+                <w:bCs w:val="false"/>
+                <w:color w:val="222222"/>
+                <w:sz w:val="19"/>
+                <w:szCs w:val="19"/>
+              </w:rPr>
+              <w:t xml:space="preserve">1,600</w:t>
             </w:r>
           </w:p>
         </w:tc>
@@ -1615,7 +2927,7 @@
       <w:tr>
         <w:tc>
           <w:tcPr>
-            <w:tcW w:type="dxa" w:w="6360"/>
+            <w:tcW w:type="dxa" w:w="2600"/>
             <w:shd w:fill="f8f8f8" w:color="auto" w:val="clear"/>
             <w:tcMar>
               <w:top w:type="dxa" w:w="60"/>
@@ -1636,13 +2948,13 @@
                 <w:sz w:val="19"/>
                 <w:szCs w:val="19"/>
               </w:rPr>
-              <w:t xml:space="preserve">best adf document scanner</w:t>
-            </w:r>
-          </w:p>
-        </w:tc>
-        <w:tc>
-          <w:tcPr>
-            <w:tcW w:type="dxa" w:w="1500"/>
+              <w:t xml:space="preserve">Toner</w:t>
+            </w:r>
+          </w:p>
+        </w:tc>
+        <w:tc>
+          <w:tcPr>
+            <w:tcW w:type="dxa" w:w="4760"/>
             <w:shd w:fill="f8f8f8" w:color="auto" w:val="clear"/>
             <w:tcMar>
               <w:top w:type="dxa" w:w="60"/>
@@ -1663,13 +2975,13 @@
                 <w:sz w:val="19"/>
                 <w:szCs w:val="19"/>
               </w:rPr>
-              <w:t xml:space="preserve">6</w:t>
-            </w:r>
-          </w:p>
-        </w:tc>
-        <w:tc>
-          <w:tcPr>
-            <w:tcW w:type="dxa" w:w="1500"/>
+              <w:t xml:space="preserve">what is printer toner</w:t>
+            </w:r>
+          </w:p>
+        </w:tc>
+        <w:tc>
+          <w:tcPr>
+            <w:tcW w:type="dxa" w:w="2000"/>
             <w:shd w:fill="f8f8f8" w:color="auto" w:val="clear"/>
             <w:tcMar>
               <w:top w:type="dxa" w:w="60"/>
@@ -1690,7 +3002,7 @@
                 <w:sz w:val="19"/>
                 <w:szCs w:val="19"/>
               </w:rPr>
-              <w:t xml:space="preserve">70</w:t>
+              <w:t xml:space="preserve">720</w:t>
             </w:r>
           </w:p>
         </w:tc>
@@ -1698,79 +3010,79 @@
       <w:tr>
         <w:tc>
           <w:tcPr>
-            <w:tcW w:type="dxa" w:w="6360"/>
-            <w:tcMar>
-              <w:top w:type="dxa" w:w="60"/>
-              <w:left w:type="dxa" w:w="100"/>
-              <w:bottom w:type="dxa" w:w="60"/>
-              <w:right w:type="dxa" w:w="100"/>
-            </w:tcMar>
-          </w:tcPr>
-          <w:p>
-            <w:pPr>
-              <w:jc w:val="left"/>
-            </w:pPr>
-            <w:r>
-              <w:rPr>
-                <w:b w:val="false"/>
-                <w:bCs w:val="false"/>
-                <w:color w:val="222222"/>
-                <w:sz w:val="19"/>
-                <w:szCs w:val="19"/>
-              </w:rPr>
-              <w:t xml:space="preserve">best document scanners</w:t>
-            </w:r>
-          </w:p>
-        </w:tc>
-        <w:tc>
-          <w:tcPr>
-            <w:tcW w:type="dxa" w:w="1500"/>
-            <w:tcMar>
-              <w:top w:type="dxa" w:w="60"/>
-              <w:left w:type="dxa" w:w="100"/>
-              <w:bottom w:type="dxa" w:w="60"/>
-              <w:right w:type="dxa" w:w="100"/>
-            </w:tcMar>
-          </w:tcPr>
-          <w:p>
-            <w:pPr>
-              <w:jc w:val="left"/>
-            </w:pPr>
-            <w:r>
-              <w:rPr>
-                <w:b w:val="false"/>
-                <w:bCs w:val="false"/>
-                <w:color w:val="222222"/>
-                <w:sz w:val="19"/>
-                <w:szCs w:val="19"/>
-              </w:rPr>
-              <w:t xml:space="preserve">7</w:t>
-            </w:r>
-          </w:p>
-        </w:tc>
-        <w:tc>
-          <w:tcPr>
-            <w:tcW w:type="dxa" w:w="1500"/>
-            <w:tcMar>
-              <w:top w:type="dxa" w:w="60"/>
-              <w:left w:type="dxa" w:w="100"/>
-              <w:bottom w:type="dxa" w:w="60"/>
-              <w:right w:type="dxa" w:w="100"/>
-            </w:tcMar>
-          </w:tcPr>
-          <w:p>
-            <w:pPr>
-              <w:jc w:val="left"/>
-            </w:pPr>
-            <w:r>
-              <w:rPr>
-                <w:b w:val="false"/>
-                <w:bCs w:val="false"/>
-                <w:color w:val="222222"/>
-                <w:sz w:val="19"/>
-                <w:szCs w:val="19"/>
-              </w:rPr>
-              <w:t xml:space="preserve">320</w:t>
+            <w:tcW w:type="dxa" w:w="2600"/>
+            <w:tcMar>
+              <w:top w:type="dxa" w:w="60"/>
+              <w:left w:type="dxa" w:w="100"/>
+              <w:bottom w:type="dxa" w:w="60"/>
+              <w:right w:type="dxa" w:w="100"/>
+            </w:tcMar>
+          </w:tcPr>
+          <w:p>
+            <w:pPr>
+              <w:jc w:val="left"/>
+            </w:pPr>
+            <w:r>
+              <w:rPr>
+                <w:b w:val="false"/>
+                <w:bCs w:val="false"/>
+                <w:color w:val="222222"/>
+                <w:sz w:val="19"/>
+                <w:szCs w:val="19"/>
+              </w:rPr>
+              <w:t xml:space="preserve">Scanners</w:t>
+            </w:r>
+          </w:p>
+        </w:tc>
+        <w:tc>
+          <w:tcPr>
+            <w:tcW w:type="dxa" w:w="4760"/>
+            <w:tcMar>
+              <w:top w:type="dxa" w:w="60"/>
+              <w:left w:type="dxa" w:w="100"/>
+              <w:bottom w:type="dxa" w:w="60"/>
+              <w:right w:type="dxa" w:w="100"/>
+            </w:tcMar>
+          </w:tcPr>
+          <w:p>
+            <w:pPr>
+              <w:jc w:val="left"/>
+            </w:pPr>
+            <w:r>
+              <w:rPr>
+                <w:b w:val="false"/>
+                <w:bCs w:val="false"/>
+                <w:color w:val="222222"/>
+                <w:sz w:val="19"/>
+                <w:szCs w:val="19"/>
+              </w:rPr>
+              <w:t xml:space="preserve">how to scan a document</w:t>
+            </w:r>
+          </w:p>
+        </w:tc>
+        <w:tc>
+          <w:tcPr>
+            <w:tcW w:type="dxa" w:w="2000"/>
+            <w:tcMar>
+              <w:top w:type="dxa" w:w="60"/>
+              <w:left w:type="dxa" w:w="100"/>
+              <w:bottom w:type="dxa" w:w="60"/>
+              <w:right w:type="dxa" w:w="100"/>
+            </w:tcMar>
+          </w:tcPr>
+          <w:p>
+            <w:pPr>
+              <w:jc w:val="left"/>
+            </w:pPr>
+            <w:r>
+              <w:rPr>
+                <w:b w:val="false"/>
+                <w:bCs w:val="false"/>
+                <w:color w:val="222222"/>
+                <w:sz w:val="19"/>
+                <w:szCs w:val="19"/>
+              </w:rPr>
+              <w:t xml:space="preserve">6,600</w:t>
             </w:r>
           </w:p>
         </w:tc>
@@ -1778,7 +3090,7 @@
       <w:tr>
         <w:tc>
           <w:tcPr>
-            <w:tcW w:type="dxa" w:w="6360"/>
+            <w:tcW w:type="dxa" w:w="2600"/>
             <w:shd w:fill="f8f8f8" w:color="auto" w:val="clear"/>
             <w:tcMar>
               <w:top w:type="dxa" w:w="60"/>
@@ -1799,13 +3111,13 @@
                 <w:sz w:val="19"/>
                 <w:szCs w:val="19"/>
               </w:rPr>
-              <w:t xml:space="preserve">best scanner for documents</w:t>
-            </w:r>
-          </w:p>
-        </w:tc>
-        <w:tc>
-          <w:tcPr>
-            <w:tcW w:type="dxa" w:w="1500"/>
+              <w:t xml:space="preserve">Scanners</w:t>
+            </w:r>
+          </w:p>
+        </w:tc>
+        <w:tc>
+          <w:tcPr>
+            <w:tcW w:type="dxa" w:w="4760"/>
             <w:shd w:fill="f8f8f8" w:color="auto" w:val="clear"/>
             <w:tcMar>
               <w:top w:type="dxa" w:w="60"/>
@@ -1826,13 +3138,13 @@
                 <w:sz w:val="19"/>
                 <w:szCs w:val="19"/>
               </w:rPr>
-              <w:t xml:space="preserve">8</w:t>
-            </w:r>
-          </w:p>
-        </w:tc>
-        <w:tc>
-          <w:tcPr>
-            <w:tcW w:type="dxa" w:w="1500"/>
+              <w:t xml:space="preserve">best document scanners (Aztec ranks 4–12)</w:t>
+            </w:r>
+          </w:p>
+        </w:tc>
+        <w:tc>
+          <w:tcPr>
+            <w:tcW w:type="dxa" w:w="2000"/>
             <w:shd w:fill="f8f8f8" w:color="auto" w:val="clear"/>
             <w:tcMar>
               <w:top w:type="dxa" w:w="60"/>
@@ -1853,7 +3165,7 @@
                 <w:sz w:val="19"/>
                 <w:szCs w:val="19"/>
               </w:rPr>
-              <w:t xml:space="preserve">480</w:t>
+              <w:t xml:space="preserve">320–1,300</w:t>
             </w:r>
           </w:p>
         </w:tc>
@@ -1861,162 +3173,79 @@
       <w:tr>
         <w:tc>
           <w:tcPr>
-            <w:tcW w:type="dxa" w:w="6360"/>
-            <w:tcMar>
-              <w:top w:type="dxa" w:w="60"/>
-              <w:left w:type="dxa" w:w="100"/>
-              <w:bottom w:type="dxa" w:w="60"/>
-              <w:right w:type="dxa" w:w="100"/>
-            </w:tcMar>
-          </w:tcPr>
-          <w:p>
-            <w:pPr>
-              <w:jc w:val="left"/>
-            </w:pPr>
-            <w:r>
-              <w:rPr>
-                <w:b w:val="false"/>
-                <w:bCs w:val="false"/>
-                <w:color w:val="222222"/>
-                <w:sz w:val="19"/>
-                <w:szCs w:val="19"/>
-              </w:rPr>
-              <w:t xml:space="preserve">best desktop scanner</w:t>
-            </w:r>
-          </w:p>
-        </w:tc>
-        <w:tc>
-          <w:tcPr>
-            <w:tcW w:type="dxa" w:w="1500"/>
-            <w:tcMar>
-              <w:top w:type="dxa" w:w="60"/>
-              <w:left w:type="dxa" w:w="100"/>
-              <w:bottom w:type="dxa" w:w="60"/>
-              <w:right w:type="dxa" w:w="100"/>
-            </w:tcMar>
-          </w:tcPr>
-          <w:p>
-            <w:pPr>
-              <w:jc w:val="left"/>
-            </w:pPr>
-            <w:r>
-              <w:rPr>
-                <w:b w:val="false"/>
-                <w:bCs w:val="false"/>
-                <w:color w:val="222222"/>
-                <w:sz w:val="19"/>
-                <w:szCs w:val="19"/>
-              </w:rPr>
-              <w:t xml:space="preserve">10</w:t>
-            </w:r>
-          </w:p>
-        </w:tc>
-        <w:tc>
-          <w:tcPr>
-            <w:tcW w:type="dxa" w:w="1500"/>
-            <w:tcMar>
-              <w:top w:type="dxa" w:w="60"/>
-              <w:left w:type="dxa" w:w="100"/>
-              <w:bottom w:type="dxa" w:w="60"/>
-              <w:right w:type="dxa" w:w="100"/>
-            </w:tcMar>
-          </w:tcPr>
-          <w:p>
-            <w:pPr>
-              <w:jc w:val="left"/>
-            </w:pPr>
-            <w:r>
-              <w:rPr>
-                <w:b w:val="false"/>
-                <w:bCs w:val="false"/>
-                <w:color w:val="222222"/>
-                <w:sz w:val="19"/>
-                <w:szCs w:val="19"/>
-              </w:rPr>
-              <w:t xml:space="preserve">210</w:t>
-            </w:r>
-          </w:p>
-        </w:tc>
-      </w:tr>
-      <w:tr>
-        <w:tc>
-          <w:tcPr>
-            <w:tcW w:type="dxa" w:w="6360"/>
-            <w:shd w:fill="f8f8f8" w:color="auto" w:val="clear"/>
-            <w:tcMar>
-              <w:top w:type="dxa" w:w="60"/>
-              <w:left w:type="dxa" w:w="100"/>
-              <w:bottom w:type="dxa" w:w="60"/>
-              <w:right w:type="dxa" w:w="100"/>
-            </w:tcMar>
-          </w:tcPr>
-          <w:p>
-            <w:pPr>
-              <w:jc w:val="left"/>
-            </w:pPr>
-            <w:r>
-              <w:rPr>
-                <w:b w:val="false"/>
-                <w:bCs w:val="false"/>
-                <w:color w:val="222222"/>
-                <w:sz w:val="19"/>
-                <w:szCs w:val="19"/>
-              </w:rPr>
-              <w:t xml:space="preserve">best scanner with feeder</w:t>
-            </w:r>
-          </w:p>
-        </w:tc>
-        <w:tc>
-          <w:tcPr>
-            <w:tcW w:type="dxa" w:w="1500"/>
-            <w:shd w:fill="f8f8f8" w:color="auto" w:val="clear"/>
-            <w:tcMar>
-              <w:top w:type="dxa" w:w="60"/>
-              <w:left w:type="dxa" w:w="100"/>
-              <w:bottom w:type="dxa" w:w="60"/>
-              <w:right w:type="dxa" w:w="100"/>
-            </w:tcMar>
-          </w:tcPr>
-          <w:p>
-            <w:pPr>
-              <w:jc w:val="left"/>
-            </w:pPr>
-            <w:r>
-              <w:rPr>
-                <w:b w:val="false"/>
-                <w:bCs w:val="false"/>
-                <w:color w:val="222222"/>
-                <w:sz w:val="19"/>
-                <w:szCs w:val="19"/>
-              </w:rPr>
-              <w:t xml:space="preserve">10</w:t>
-            </w:r>
-          </w:p>
-        </w:tc>
-        <w:tc>
-          <w:tcPr>
-            <w:tcW w:type="dxa" w:w="1500"/>
-            <w:shd w:fill="f8f8f8" w:color="auto" w:val="clear"/>
-            <w:tcMar>
-              <w:top w:type="dxa" w:w="60"/>
-              <w:left w:type="dxa" w:w="100"/>
-              <w:bottom w:type="dxa" w:w="60"/>
-              <w:right w:type="dxa" w:w="100"/>
-            </w:tcMar>
-          </w:tcPr>
-          <w:p>
-            <w:pPr>
-              <w:jc w:val="left"/>
-            </w:pPr>
-            <w:r>
-              <w:rPr>
-                <w:b w:val="false"/>
-                <w:bCs w:val="false"/>
-                <w:color w:val="222222"/>
-                <w:sz w:val="19"/>
-                <w:szCs w:val="19"/>
-              </w:rPr>
-              <w:t xml:space="preserve">70</w:t>
+            <w:tcW w:type="dxa" w:w="2600"/>
+            <w:tcMar>
+              <w:top w:type="dxa" w:w="60"/>
+              <w:left w:type="dxa" w:w="100"/>
+              <w:bottom w:type="dxa" w:w="60"/>
+              <w:right w:type="dxa" w:w="100"/>
+            </w:tcMar>
+          </w:tcPr>
+          <w:p>
+            <w:pPr>
+              <w:jc w:val="left"/>
+            </w:pPr>
+            <w:r>
+              <w:rPr>
+                <w:b w:val="false"/>
+                <w:bCs w:val="false"/>
+                <w:color w:val="222222"/>
+                <w:sz w:val="19"/>
+                <w:szCs w:val="19"/>
+              </w:rPr>
+              <w:t xml:space="preserve">Copiers/MFP</w:t>
+            </w:r>
+          </w:p>
+        </w:tc>
+        <w:tc>
+          <w:tcPr>
+            <w:tcW w:type="dxa" w:w="4760"/>
+            <w:tcMar>
+              <w:top w:type="dxa" w:w="60"/>
+              <w:left w:type="dxa" w:w="100"/>
+              <w:bottom w:type="dxa" w:w="60"/>
+              <w:right w:type="dxa" w:w="100"/>
+            </w:tcMar>
+          </w:tcPr>
+          <w:p>
+            <w:pPr>
+              <w:jc w:val="left"/>
+            </w:pPr>
+            <w:r>
+              <w:rPr>
+                <w:b w:val="false"/>
+                <w:bCs w:val="false"/>
+                <w:color w:val="222222"/>
+                <w:sz w:val="19"/>
+                <w:szCs w:val="19"/>
+              </w:rPr>
+              <w:t xml:space="preserve">multifunction printer / office copier</w:t>
+            </w:r>
+          </w:p>
+        </w:tc>
+        <w:tc>
+          <w:tcPr>
+            <w:tcW w:type="dxa" w:w="2000"/>
+            <w:tcMar>
+              <w:top w:type="dxa" w:w="60"/>
+              <w:left w:type="dxa" w:w="100"/>
+              <w:bottom w:type="dxa" w:w="60"/>
+              <w:right w:type="dxa" w:w="100"/>
+            </w:tcMar>
+          </w:tcPr>
+          <w:p>
+            <w:pPr>
+              <w:jc w:val="left"/>
+            </w:pPr>
+            <w:r>
+              <w:rPr>
+                <w:b w:val="false"/>
+                <w:bCs w:val="false"/>
+                <w:color w:val="222222"/>
+                <w:sz w:val="19"/>
+                <w:szCs w:val="19"/>
+              </w:rPr>
+              <w:t xml:space="preserve">1,300–2,900</w:t>
             </w:r>
           </w:p>
         </w:tc>
@@ -2032,7 +3261,7 @@
         <w:pStyle w:val="Heading2"/>
       </w:pPr>
       <w:r>
-        <w:t xml:space="preserve">Big commercial terms they barely rank for</w:t>
+        <w:t xml:space="preserve">Keyword-gap backlog (vs. scanstore.com)</w:t>
       </w:r>
     </w:p>
     <w:tbl>
@@ -2079,7 +3308,7 @@
                 <w:sz w:val="19"/>
                 <w:szCs w:val="19"/>
               </w:rPr>
-              <w:t xml:space="preserve">Keyword</w:t>
+              <w:t xml:space="preserve">Missing keyword</w:t>
             </w:r>
           </w:p>
         </w:tc>
@@ -2133,7 +3362,7 @@
                 <w:sz w:val="19"/>
                 <w:szCs w:val="19"/>
               </w:rPr>
-              <w:t xml:space="preserve">Current position</w:t>
+              <w:t xml:space="preserve">Difficulty</w:t>
             </w:r>
           </w:p>
         </w:tc>
@@ -2161,7 +3390,7 @@
                 <w:sz w:val="19"/>
                 <w:szCs w:val="19"/>
               </w:rPr>
-              <w:t xml:space="preserve">printer toner</w:t>
+              <w:t xml:space="preserve">document scanner</w:t>
             </w:r>
           </w:p>
         </w:tc>
@@ -2187,7 +3416,7 @@
                 <w:sz w:val="19"/>
                 <w:szCs w:val="19"/>
               </w:rPr>
-              <w:t xml:space="preserve">2,900</w:t>
+              <w:t xml:space="preserve">9,900</w:t>
             </w:r>
           </w:p>
         </w:tc>
@@ -2213,7 +3442,7 @@
                 <w:sz w:val="19"/>
                 <w:szCs w:val="19"/>
               </w:rPr>
-              <w:t xml:space="preserve">32</w:t>
+              <w:t xml:space="preserve">52</w:t>
             </w:r>
           </w:p>
         </w:tc>
@@ -2242,7 +3471,7 @@
                 <w:sz w:val="19"/>
                 <w:szCs w:val="19"/>
               </w:rPr>
-              <w:t xml:space="preserve">multifunction printer</w:t>
+              <w:t xml:space="preserve">flatbed scanners</w:t>
             </w:r>
           </w:p>
         </w:tc>
@@ -2296,7 +3525,7 @@
                 <w:sz w:val="19"/>
                 <w:szCs w:val="19"/>
               </w:rPr>
-              <w:t xml:space="preserve">weak</w:t>
+              <w:t xml:space="preserve">46</w:t>
             </w:r>
           </w:p>
         </w:tc>
@@ -2324,7 +3553,7 @@
                 <w:sz w:val="19"/>
                 <w:szCs w:val="19"/>
               </w:rPr>
-              <w:t xml:space="preserve">desktop scanner</w:t>
+              <w:t xml:space="preserve">document scanning service</w:t>
             </w:r>
           </w:p>
         </w:tc>
@@ -2350,7 +3579,7 @@
                 <w:sz w:val="19"/>
                 <w:szCs w:val="19"/>
               </w:rPr>
-              <w:t xml:space="preserve">1,900</w:t>
+              <w:t xml:space="preserve">1,600</w:t>
             </w:r>
           </w:p>
         </w:tc>
@@ -2370,13 +3599,13 @@
             </w:pPr>
             <w:r>
               <w:rPr>
-                <w:b w:val="false"/>
-                <w:bCs w:val="false"/>
-                <w:color w:val="222222"/>
-                <w:sz w:val="19"/>
-                <w:szCs w:val="19"/>
-              </w:rPr>
-              <w:t xml:space="preserve">21</w:t>
+                <w:b/>
+                <w:bCs/>
+                <w:color w:val="0e7c56"/>
+                <w:sz w:val="19"/>
+                <w:szCs w:val="19"/>
+              </w:rPr>
+              <w:t xml:space="preserve">23</w:t>
             </w:r>
           </w:p>
         </w:tc>
@@ -2405,7 +3634,7 @@
                 <w:sz w:val="19"/>
                 <w:szCs w:val="19"/>
               </w:rPr>
-              <w:t xml:space="preserve">office copier</w:t>
+              <w:t xml:space="preserve">canon scanners</w:t>
             </w:r>
           </w:p>
         </w:tc>
@@ -2453,13 +3682,13 @@
             </w:pPr>
             <w:r>
               <w:rPr>
-                <w:b w:val="false"/>
-                <w:bCs w:val="false"/>
-                <w:color w:val="222222"/>
-                <w:sz w:val="19"/>
-                <w:szCs w:val="19"/>
-              </w:rPr>
-              <w:t xml:space="preserve">weak</w:t>
+                <w:b/>
+                <w:bCs/>
+                <w:color w:val="0e7c56"/>
+                <w:sz w:val="19"/>
+                <w:szCs w:val="19"/>
+              </w:rPr>
+              <w:t xml:space="preserve">30</w:t>
             </w:r>
           </w:p>
         </w:tc>
@@ -2487,7 +3716,7 @@
                 <w:sz w:val="19"/>
                 <w:szCs w:val="19"/>
               </w:rPr>
-              <w:t xml:space="preserve">canon copier</w:t>
+              <w:t xml:space="preserve">duplex scanner</w:t>
             </w:r>
           </w:p>
         </w:tc>
@@ -2513,7 +3742,7 @@
                 <w:sz w:val="19"/>
                 <w:szCs w:val="19"/>
               </w:rPr>
-              <w:t xml:space="preserve">720</w:t>
+              <w:t xml:space="preserve">1,300</w:t>
             </w:r>
           </w:p>
         </w:tc>
@@ -2533,13 +3762,13 @@
             </w:pPr>
             <w:r>
               <w:rPr>
-                <w:b w:val="false"/>
-                <w:bCs w:val="false"/>
-                <w:color w:val="222222"/>
-                <w:sz w:val="19"/>
-                <w:szCs w:val="19"/>
-              </w:rPr>
-              <w:t xml:space="preserve">weak</w:t>
+                <w:b/>
+                <w:bCs/>
+                <w:color w:val="0e7c56"/>
+                <w:sz w:val="19"/>
+                <w:szCs w:val="19"/>
+              </w:rPr>
+              <w:t xml:space="preserve">27</w:t>
             </w:r>
           </w:p>
         </w:tc>
@@ -2547,15 +3776,30 @@
     </w:tbl>
     <w:p>
       <w:pPr>
-        <w:spacing w:after="120"/>
-      </w:pPr>
-    </w:p>
-    <w:p>
-      <w:pPr>
-        <w:pStyle w:val="Heading2"/>
-      </w:pPr>
-      <w:r>
-        <w:t xml:space="preserve">Entity / brand-confusion problem</w:t>
+        <w:spacing w:after="120" w:line="276"/>
+      </w:pPr>
+      <w:r>
+        <w:rPr>
+          <w:i/>
+          <w:iCs/>
+          <w:color w:val="666666"/>
+          <w:sz w:val="19"/>
+          <w:szCs w:val="19"/>
+        </w:rPr>
+        <w:t xml:space="preserve">Green difficulty = realistic near-term wins.</w:t>
+      </w:r>
+    </w:p>
+    <w:p>
+      <w:r>
+        <w:br w:type="page"/>
+      </w:r>
+    </w:p>
+    <w:p>
+      <w:pPr>
+        <w:pStyle w:val="Heading1"/>
+      </w:pPr>
+      <w:r>
+        <w:t xml:space="preserve">AEO Question Trees</w:t>
       </w:r>
     </w:p>
     <w:p>
@@ -2568,165 +3812,758 @@
           <w:sz w:val="21"/>
           <w:szCs w:val="21"/>
         </w:rPr>
-        <w:t xml:space="preserve">The domain ranks for a jumble of unrelated “Aztec” meanings that dilute its machine-readable identity: the Aztec civilization (“what tools did the aztecs use”), Aztec adult-learning software (“aztec tech,” “azteclearning” on the learning subdomain), Aztec schools, and more. For AEO this matters more than for classic SEO — answer engines resolve a query to an entity before choosing a source, and Aztec Office’s entity is muddy.</w:t>
-      </w:r>
-    </w:p>
-    <w:p>
-      <w:pPr>
-        <w:pStyle w:val="Heading1"/>
-      </w:pPr>
-      <w:r>
-        <w:t xml:space="preserve">SERP-Feature Capture — Available vs. Owned</w:t>
-      </w:r>
-    </w:p>
-    <w:p>
-      <w:pPr>
-        <w:spacing w:after="120" w:line="276"/>
-      </w:pPr>
-      <w:r>
-        <w:rPr>
+        <w:t xml:space="preserve">Six trees organize content the way answer engines decompose a query — root question → branches → snippet-ready leaves — aligned to Aztec's content pillars and mapped to buyer, funnel stage, and the flow that produces them. [SV] = Semrush-verified volume.</w:t>
+      </w:r>
+    </w:p>
+    <w:p>
+      <w:pPr>
+        <w:pStyle w:val="Heading2"/>
+      </w:pPr>
+      <w:r>
+        <w:t xml:space="preserve">Tree 1 — Print Cost Control &amp; Fleet Optimization  (CFO / Ops)</w:t>
+      </w:r>
+    </w:p>
+    <w:p>
+      <w:pPr>
+        <w:pBdr>
+          <w:top w:val="single" w:color="e0e0e0" w:sz="2"/>
+          <w:left w:val="single" w:color="e94560" w:sz="16"/>
+        </w:pBdr>
+        <w:shd w:fill="f8f8f8" w:color="auto" w:val="clear"/>
+        <w:spacing w:after="0" w:line="240"/>
+        <w:ind w:left="120"/>
+      </w:pPr>
+      <w:r>
+        <w:rPr>
+          <w:rFonts w:ascii="Consolas" w:cs="Consolas" w:eastAsia="Consolas" w:hAnsi="Consolas"/>
+          <w:b/>
+          <w:bCs/>
+          <w:color w:val="1a1a2e"/>
+          <w:sz w:val="17"/>
+          <w:szCs w:val="17"/>
+        </w:rPr>
+        <w:t xml:space="preserve">ROOT  "How much should our business spend on printing?"</w:t>
+      </w:r>
+    </w:p>
+    <w:p>
+      <w:pPr>
+        <w:pBdr>
+          <w:left w:val="single" w:color="e94560" w:sz="16"/>
+        </w:pBdr>
+        <w:shd w:fill="f8f8f8" w:color="auto" w:val="clear"/>
+        <w:spacing w:after="0" w:line="240"/>
+        <w:ind w:left="120"/>
+      </w:pPr>
+      <w:r>
+        <w:rPr>
+          <w:rFonts w:ascii="Consolas" w:cs="Consolas" w:eastAsia="Consolas" w:hAnsi="Consolas"/>
+          <w:b w:val="false"/>
+          <w:bCs w:val="false"/>
           <w:color w:val="222222"/>
-          <w:sz w:val="21"/>
-          <w:szCs w:val="21"/>
-        </w:rPr>
-        <w:t xml:space="preserve">Semrush reports which rich features appear on each SERP and which of them the domain occupies. The gap between the two is the AEO opportunity.</w:t>
-      </w:r>
-    </w:p>
-    <w:tbl>
-      <w:tblPr>
-        <w:tblW w:type="dxa" w:w="9360"/>
-        <w:tblBorders>
-          <w:top w:val="none"/>
-          <w:left w:val="none"/>
-          <w:bottom w:val="none"/>
-          <w:right w:val="none"/>
-          <w:insideH w:val="single" w:color="auto" w:sz="4"/>
-          <w:insideV w:val="single" w:color="auto" w:sz="4"/>
-        </w:tblBorders>
-      </w:tblPr>
-      <w:tblGrid>
-        <w:gridCol w:w="9360"/>
-      </w:tblGrid>
-      <w:tr>
-        <w:tc>
-          <w:tcPr>
-            <w:tcW w:type="dxa" w:w="9360"/>
-            <w:tcBorders>
-              <w:top w:val="none"/>
-              <w:left w:val="single" w:color="e94560" w:sz="24"/>
-              <w:bottom w:val="none"/>
-              <w:right w:val="none"/>
-            </w:tcBorders>
-            <w:shd w:fill="f8f8f8" w:color="auto" w:val="clear"/>
-            <w:tcMar>
-              <w:top w:type="dxa" w:w="140"/>
-              <w:left w:type="dxa" w:w="180"/>
-              <w:bottom w:type="dxa" w:w="140"/>
-              <w:right w:type="dxa" w:w="180"/>
-            </w:tcMar>
-          </w:tcPr>
-          <w:p>
-            <w:pPr>
-              <w:spacing w:after="80"/>
-            </w:pPr>
-            <w:r>
-              <w:rPr>
-                <w:b/>
-                <w:bCs/>
-                <w:color w:val="1a1a2e"/>
-                <w:sz w:val="22"/>
-                <w:szCs w:val="22"/>
-              </w:rPr>
-              <w:t xml:space="preserve">Headline finding</w:t>
-            </w:r>
-          </w:p>
-          <w:p>
-            <w:pPr>
-              <w:pStyle w:val="ListParagraph"/>
-              <w:numPr>
-                <w:ilvl w:val="0"/>
-                <w:numId w:val="2"/>
-              </w:numPr>
-              <w:spacing w:after="60"/>
-            </w:pPr>
-            <w:r>
-              <w:rPr>
-                <w:b/>
-                <w:bCs/>
-                <w:color w:val="222222"/>
-                <w:sz w:val="20"/>
-                <w:szCs w:val="20"/>
-              </w:rPr>
-              <w:t xml:space="preserve">On non-branded queries, Aztec owns essentially zero SERP features. </w:t>
-            </w:r>
-            <w:r>
-              <w:rPr>
-                <w:color w:val="222222"/>
-                <w:sz w:val="20"/>
-                <w:szCs w:val="20"/>
-              </w:rPr>
-              <w:t xml:space="preserve">The only feature they hold is sitelinks on the branded term “aztec office supplies.”</w:t>
-            </w:r>
-          </w:p>
-          <w:p>
-            <w:pPr>
-              <w:pStyle w:val="ListParagraph"/>
-              <w:numPr>
-                <w:ilvl w:val="0"/>
-                <w:numId w:val="2"/>
-              </w:numPr>
-              <w:spacing w:after="60"/>
-            </w:pPr>
-            <w:r>
-              <w:rPr>
-                <w:b/>
-                <w:bCs/>
-                <w:color w:val="222222"/>
-                <w:sz w:val="20"/>
-                <w:szCs w:val="20"/>
-              </w:rPr>
-              <w:t xml:space="preserve">People Also Ask is present on nearly every target SERP </w:t>
-            </w:r>
-            <w:r>
-              <w:rPr>
-                <w:color w:val="222222"/>
-                <w:sz w:val="20"/>
-                <w:szCs w:val="20"/>
-              </w:rPr>
-              <w:t xml:space="preserve">— and Aztec captures none of them. PAA is the single most winnable AEO surface here.</w:t>
-            </w:r>
-          </w:p>
-          <w:p>
-            <w:pPr>
-              <w:pStyle w:val="ListParagraph"/>
-              <w:numPr>
-                <w:ilvl w:val="0"/>
-                <w:numId w:val="2"/>
-              </w:numPr>
-              <w:spacing w:after="60"/>
-            </w:pPr>
-            <w:r>
-              <w:rPr>
-                <w:b/>
-                <w:bCs/>
-                <w:color w:val="222222"/>
-                <w:sz w:val="20"/>
-                <w:szCs w:val="20"/>
-              </w:rPr>
-              <w:t xml:space="preserve">Video keeps appearing </w:t>
-            </w:r>
-            <w:r>
-              <w:rPr>
-                <w:color w:val="222222"/>
-                <w:sz w:val="20"/>
-                <w:szCs w:val="20"/>
-              </w:rPr>
-              <w:t xml:space="preserve">(video + video carousel on most SERPs) — a second, under-used answer surface for this catalog.</w:t>
-            </w:r>
-          </w:p>
-        </w:tc>
-      </w:tr>
-    </w:tbl>
+          <w:sz w:val="17"/>
+          <w:szCs w:val="17"/>
+        </w:rPr>
+        <w:t xml:space="preserve">  ├─ how much does office printing really cost?</w:t>
+      </w:r>
+    </w:p>
+    <w:p>
+      <w:pPr>
+        <w:pBdr>
+          <w:left w:val="single" w:color="e94560" w:sz="16"/>
+        </w:pBdr>
+        <w:shd w:fill="f8f8f8" w:color="auto" w:val="clear"/>
+        <w:spacing w:after="0" w:line="240"/>
+        <w:ind w:left="120"/>
+      </w:pPr>
+      <w:r>
+        <w:rPr>
+          <w:rFonts w:ascii="Consolas" w:cs="Consolas" w:eastAsia="Consolas" w:hAnsi="Consolas"/>
+          <w:b w:val="false"/>
+          <w:bCs w:val="false"/>
+          <w:color w:val="222222"/>
+          <w:sz w:val="17"/>
+          <w:szCs w:val="17"/>
+        </w:rPr>
+        <w:t xml:space="preserve">  ├─ how do we reduce office printing costs?</w:t>
+      </w:r>
+    </w:p>
+    <w:p>
+      <w:pPr>
+        <w:pBdr>
+          <w:left w:val="single" w:color="e94560" w:sz="16"/>
+        </w:pBdr>
+        <w:shd w:fill="f8f8f8" w:color="auto" w:val="clear"/>
+        <w:spacing w:after="0" w:line="240"/>
+        <w:ind w:left="120"/>
+      </w:pPr>
+      <w:r>
+        <w:rPr>
+          <w:rFonts w:ascii="Consolas" w:cs="Consolas" w:eastAsia="Consolas" w:hAnsi="Consolas"/>
+          <w:b w:val="false"/>
+          <w:bCs w:val="false"/>
+          <w:color w:val="222222"/>
+          <w:sz w:val="17"/>
+          <w:szCs w:val="17"/>
+        </w:rPr>
+        <w:t xml:space="preserve">  ├─ how much can managed print save (typical %)?</w:t>
+      </w:r>
+    </w:p>
+    <w:p>
+      <w:pPr>
+        <w:pBdr>
+          <w:bottom w:val="single" w:color="e0e0e0" w:sz="2"/>
+          <w:left w:val="single" w:color="e94560" w:sz="16"/>
+        </w:pBdr>
+        <w:shd w:fill="f8f8f8" w:color="auto" w:val="clear"/>
+        <w:spacing w:after="0" w:line="240"/>
+        <w:ind w:left="120"/>
+      </w:pPr>
+      <w:r>
+        <w:rPr>
+          <w:rFonts w:ascii="Consolas" w:cs="Consolas" w:eastAsia="Consolas" w:hAnsi="Consolas"/>
+          <w:b w:val="false"/>
+          <w:bCs w:val="false"/>
+          <w:color w:val="222222"/>
+          <w:sz w:val="17"/>
+          <w:szCs w:val="17"/>
+        </w:rPr>
+        <w:t xml:space="preserve">  └─ [entry] multifunction printer [SV 2,900] · office copier [SV 1,300]</w:t>
+      </w:r>
+    </w:p>
+    <w:p>
+      <w:pPr>
+        <w:spacing w:after="80"/>
+      </w:pPr>
+    </w:p>
+    <w:p>
+      <w:pPr>
+        <w:pStyle w:val="Heading2"/>
+      </w:pPr>
+      <w:r>
+        <w:t xml:space="preserve">Tree 2 — IT Relief / “What is MPS”  (IT Director · TOP PRIORITY)</w:t>
+      </w:r>
+    </w:p>
+    <w:p>
+      <w:pPr>
+        <w:pBdr>
+          <w:top w:val="single" w:color="e0e0e0" w:sz="2"/>
+          <w:left w:val="single" w:color="e94560" w:sz="16"/>
+        </w:pBdr>
+        <w:shd w:fill="f8f8f8" w:color="auto" w:val="clear"/>
+        <w:spacing w:after="0" w:line="240"/>
+        <w:ind w:left="120"/>
+      </w:pPr>
+      <w:r>
+        <w:rPr>
+          <w:rFonts w:ascii="Consolas" w:cs="Consolas" w:eastAsia="Consolas" w:hAnsi="Consolas"/>
+          <w:b/>
+          <w:bCs/>
+          <w:color w:val="1a1a2e"/>
+          <w:sz w:val="17"/>
+          <w:szCs w:val="17"/>
+        </w:rPr>
+        <w:t xml:space="preserve">ROOT  "How do I stop printers eating my IT team’s time?"</w:t>
+      </w:r>
+    </w:p>
+    <w:p>
+      <w:pPr>
+        <w:pBdr>
+          <w:left w:val="single" w:color="e94560" w:sz="16"/>
+        </w:pBdr>
+        <w:shd w:fill="f8f8f8" w:color="auto" w:val="clear"/>
+        <w:spacing w:after="0" w:line="240"/>
+        <w:ind w:left="120"/>
+      </w:pPr>
+      <w:r>
+        <w:rPr>
+          <w:rFonts w:ascii="Consolas" w:cs="Consolas" w:eastAsia="Consolas" w:hAnsi="Consolas"/>
+          <w:b w:val="false"/>
+          <w:bCs w:val="false"/>
+          <w:color w:val="222222"/>
+          <w:sz w:val="17"/>
+          <w:szCs w:val="17"/>
+        </w:rPr>
+        <w:t xml:space="preserve">  ├─ what is Managed Print Services (MPS)?   &lt;- category-defining</w:t>
+      </w:r>
+    </w:p>
+    <w:p>
+      <w:pPr>
+        <w:pBdr>
+          <w:left w:val="single" w:color="e94560" w:sz="16"/>
+        </w:pBdr>
+        <w:shd w:fill="f8f8f8" w:color="auto" w:val="clear"/>
+        <w:spacing w:after="0" w:line="240"/>
+        <w:ind w:left="120"/>
+      </w:pPr>
+      <w:r>
+        <w:rPr>
+          <w:rFonts w:ascii="Consolas" w:cs="Consolas" w:eastAsia="Consolas" w:hAnsi="Consolas"/>
+          <w:b w:val="false"/>
+          <w:bCs w:val="false"/>
+          <w:color w:val="222222"/>
+          <w:sz w:val="17"/>
+          <w:szCs w:val="17"/>
+        </w:rPr>
+        <w:t xml:space="preserve">  │    ├─ what does MPS include</w:t>
+      </w:r>
+    </w:p>
+    <w:p>
+      <w:pPr>
+        <w:pBdr>
+          <w:left w:val="single" w:color="e94560" w:sz="16"/>
+        </w:pBdr>
+        <w:shd w:fill="f8f8f8" w:color="auto" w:val="clear"/>
+        <w:spacing w:after="0" w:line="240"/>
+        <w:ind w:left="120"/>
+      </w:pPr>
+      <w:r>
+        <w:rPr>
+          <w:rFonts w:ascii="Consolas" w:cs="Consolas" w:eastAsia="Consolas" w:hAnsi="Consolas"/>
+          <w:b w:val="false"/>
+          <w:bCs w:val="false"/>
+          <w:color w:val="222222"/>
+          <w:sz w:val="17"/>
+          <w:szCs w:val="17"/>
+        </w:rPr>
+        <w:t xml:space="preserve">  │    └─ managed print vs. buying printers outright</w:t>
+      </w:r>
+    </w:p>
+    <w:p>
+      <w:pPr>
+        <w:pBdr>
+          <w:left w:val="single" w:color="e94560" w:sz="16"/>
+        </w:pBdr>
+        <w:shd w:fill="f8f8f8" w:color="auto" w:val="clear"/>
+        <w:spacing w:after="0" w:line="240"/>
+        <w:ind w:left="120"/>
+      </w:pPr>
+      <w:r>
+        <w:rPr>
+          <w:rFonts w:ascii="Consolas" w:cs="Consolas" w:eastAsia="Consolas" w:hAnsi="Consolas"/>
+          <w:b w:val="false"/>
+          <w:bCs w:val="false"/>
+          <w:color w:val="222222"/>
+          <w:sz w:val="17"/>
+          <w:szCs w:val="17"/>
+        </w:rPr>
+        <w:t xml:space="preserve">  ├─ why so many printer help-desk tickets?</w:t>
+      </w:r>
+    </w:p>
+    <w:p>
+      <w:pPr>
+        <w:pBdr>
+          <w:left w:val="single" w:color="e94560" w:sz="16"/>
+        </w:pBdr>
+        <w:shd w:fill="f8f8f8" w:color="auto" w:val="clear"/>
+        <w:spacing w:after="0" w:line="240"/>
+        <w:ind w:left="120"/>
+      </w:pPr>
+      <w:r>
+        <w:rPr>
+          <w:rFonts w:ascii="Consolas" w:cs="Consolas" w:eastAsia="Consolas" w:hAnsi="Consolas"/>
+          <w:b w:val="false"/>
+          <w:bCs w:val="false"/>
+          <w:color w:val="222222"/>
+          <w:sz w:val="17"/>
+          <w:szCs w:val="17"/>
+        </w:rPr>
+        <w:t xml:space="preserve">  │    └─ universal print driver — what it solves</w:t>
+      </w:r>
+    </w:p>
+    <w:p>
+      <w:pPr>
+        <w:pBdr>
+          <w:bottom w:val="single" w:color="e0e0e0" w:sz="2"/>
+          <w:left w:val="single" w:color="e94560" w:sz="16"/>
+        </w:pBdr>
+        <w:shd w:fill="f8f8f8" w:color="auto" w:val="clear"/>
+        <w:spacing w:after="0" w:line="240"/>
+        <w:ind w:left="120"/>
+      </w:pPr>
+      <w:r>
+        <w:rPr>
+          <w:rFonts w:ascii="Consolas" w:cs="Consolas" w:eastAsia="Consolas" w:hAnsi="Consolas"/>
+          <w:b w:val="false"/>
+          <w:bCs w:val="false"/>
+          <w:color w:val="222222"/>
+          <w:sz w:val="17"/>
+          <w:szCs w:val="17"/>
+        </w:rPr>
+        <w:t xml:space="preserve">  └─ [bridge] how to change toner in a Brother printer [SV 1,600]</w:t>
+      </w:r>
+    </w:p>
+    <w:p>
+      <w:pPr>
+        <w:spacing w:after="80"/>
+      </w:pPr>
+    </w:p>
+    <w:p>
+      <w:pPr>
+        <w:pStyle w:val="Heading2"/>
+      </w:pPr>
+      <w:r>
+        <w:t xml:space="preserve">Tree 3 — Security, Compliance &amp; Risk  (IT / Compliance)</w:t>
+      </w:r>
+    </w:p>
+    <w:p>
+      <w:pPr>
+        <w:pBdr>
+          <w:top w:val="single" w:color="e0e0e0" w:sz="2"/>
+          <w:left w:val="single" w:color="e94560" w:sz="16"/>
+        </w:pBdr>
+        <w:shd w:fill="f8f8f8" w:color="auto" w:val="clear"/>
+        <w:spacing w:after="0" w:line="240"/>
+        <w:ind w:left="120"/>
+      </w:pPr>
+      <w:r>
+        <w:rPr>
+          <w:rFonts w:ascii="Consolas" w:cs="Consolas" w:eastAsia="Consolas" w:hAnsi="Consolas"/>
+          <w:b/>
+          <w:bCs/>
+          <w:color w:val="1a1a2e"/>
+          <w:sz w:val="17"/>
+          <w:szCs w:val="17"/>
+        </w:rPr>
+        <w:t xml:space="preserve">ROOT  "Are office printers a security risk?"</w:t>
+      </w:r>
+    </w:p>
+    <w:p>
+      <w:pPr>
+        <w:pBdr>
+          <w:left w:val="single" w:color="e94560" w:sz="16"/>
+        </w:pBdr>
+        <w:shd w:fill="f8f8f8" w:color="auto" w:val="clear"/>
+        <w:spacing w:after="0" w:line="240"/>
+        <w:ind w:left="120"/>
+      </w:pPr>
+      <w:r>
+        <w:rPr>
+          <w:rFonts w:ascii="Consolas" w:cs="Consolas" w:eastAsia="Consolas" w:hAnsi="Consolas"/>
+          <w:b w:val="false"/>
+          <w:bCs w:val="false"/>
+          <w:color w:val="222222"/>
+          <w:sz w:val="17"/>
+          <w:szCs w:val="17"/>
+        </w:rPr>
+        <w:t xml:space="preserve">  ├─ can a network printer be hacked?</w:t>
+      </w:r>
+    </w:p>
+    <w:p>
+      <w:pPr>
+        <w:pBdr>
+          <w:left w:val="single" w:color="e94560" w:sz="16"/>
+        </w:pBdr>
+        <w:shd w:fill="f8f8f8" w:color="auto" w:val="clear"/>
+        <w:spacing w:after="0" w:line="240"/>
+        <w:ind w:left="120"/>
+      </w:pPr>
+      <w:r>
+        <w:rPr>
+          <w:rFonts w:ascii="Consolas" w:cs="Consolas" w:eastAsia="Consolas" w:hAnsi="Consolas"/>
+          <w:b w:val="false"/>
+          <w:bCs w:val="false"/>
+          <w:color w:val="222222"/>
+          <w:sz w:val="17"/>
+          <w:szCs w:val="17"/>
+        </w:rPr>
+        <w:t xml:space="preserve">  ├─ how do I secure office printers/copiers?</w:t>
+      </w:r>
+    </w:p>
+    <w:p>
+      <w:pPr>
+        <w:pBdr>
+          <w:left w:val="single" w:color="e94560" w:sz="16"/>
+        </w:pBdr>
+        <w:shd w:fill="f8f8f8" w:color="auto" w:val="clear"/>
+        <w:spacing w:after="0" w:line="240"/>
+        <w:ind w:left="120"/>
+      </w:pPr>
+      <w:r>
+        <w:rPr>
+          <w:rFonts w:ascii="Consolas" w:cs="Consolas" w:eastAsia="Consolas" w:hAnsi="Consolas"/>
+          <w:b w:val="false"/>
+          <w:bCs w:val="false"/>
+          <w:color w:val="222222"/>
+          <w:sz w:val="17"/>
+          <w:szCs w:val="17"/>
+        </w:rPr>
+        <w:t xml:space="preserve">  ├─ HIPAA printing requirements (healthcare)</w:t>
+      </w:r>
+    </w:p>
+    <w:p>
+      <w:pPr>
+        <w:pBdr>
+          <w:bottom w:val="single" w:color="e0e0e0" w:sz="2"/>
+          <w:left w:val="single" w:color="e94560" w:sz="16"/>
+        </w:pBdr>
+        <w:shd w:fill="f8f8f8" w:color="auto" w:val="clear"/>
+        <w:spacing w:after="0" w:line="240"/>
+        <w:ind w:left="120"/>
+      </w:pPr>
+      <w:r>
+        <w:rPr>
+          <w:rFonts w:ascii="Consolas" w:cs="Consolas" w:eastAsia="Consolas" w:hAnsi="Consolas"/>
+          <w:b w:val="false"/>
+          <w:bCs w:val="false"/>
+          <w:color w:val="222222"/>
+          <w:sz w:val="17"/>
+          <w:szCs w:val="17"/>
+        </w:rPr>
+        <w:t xml:space="preserve">  └─ printing &amp; document security for law firms</w:t>
+      </w:r>
+    </w:p>
+    <w:p>
+      <w:pPr>
+        <w:spacing w:after="80"/>
+      </w:pPr>
+    </w:p>
+    <w:p>
+      <w:pPr>
+        <w:pStyle w:val="Heading2"/>
+      </w:pPr>
+      <w:r>
+        <w:t xml:space="preserve">Tree 4 — Digital Workflow Modernization  (Ops / IT)</w:t>
+      </w:r>
+    </w:p>
+    <w:p>
+      <w:pPr>
+        <w:pBdr>
+          <w:top w:val="single" w:color="e0e0e0" w:sz="2"/>
+          <w:left w:val="single" w:color="e94560" w:sz="16"/>
+        </w:pBdr>
+        <w:shd w:fill="f8f8f8" w:color="auto" w:val="clear"/>
+        <w:spacing w:after="0" w:line="240"/>
+        <w:ind w:left="120"/>
+      </w:pPr>
+      <w:r>
+        <w:rPr>
+          <w:rFonts w:ascii="Consolas" w:cs="Consolas" w:eastAsia="Consolas" w:hAnsi="Consolas"/>
+          <w:b/>
+          <w:bCs/>
+          <w:color w:val="1a1a2e"/>
+          <w:sz w:val="17"/>
+          <w:szCs w:val="17"/>
+        </w:rPr>
+        <w:t xml:space="preserve">ROOT  "How do we move from paper to digital workflows?"</w:t>
+      </w:r>
+    </w:p>
+    <w:p>
+      <w:pPr>
+        <w:pBdr>
+          <w:left w:val="single" w:color="e94560" w:sz="16"/>
+        </w:pBdr>
+        <w:shd w:fill="f8f8f8" w:color="auto" w:val="clear"/>
+        <w:spacing w:after="0" w:line="240"/>
+        <w:ind w:left="120"/>
+      </w:pPr>
+      <w:r>
+        <w:rPr>
+          <w:rFonts w:ascii="Consolas" w:cs="Consolas" w:eastAsia="Consolas" w:hAnsi="Consolas"/>
+          <w:b w:val="false"/>
+          <w:bCs w:val="false"/>
+          <w:color w:val="222222"/>
+          <w:sz w:val="17"/>
+          <w:szCs w:val="17"/>
+        </w:rPr>
+        <w:t xml:space="preserve">  ├─ how to scan a document [SV 6,600]</w:t>
+      </w:r>
+    </w:p>
+    <w:p>
+      <w:pPr>
+        <w:pBdr>
+          <w:left w:val="single" w:color="e94560" w:sz="16"/>
+        </w:pBdr>
+        <w:shd w:fill="f8f8f8" w:color="auto" w:val="clear"/>
+        <w:spacing w:after="0" w:line="240"/>
+        <w:ind w:left="120"/>
+      </w:pPr>
+      <w:r>
+        <w:rPr>
+          <w:rFonts w:ascii="Consolas" w:cs="Consolas" w:eastAsia="Consolas" w:hAnsi="Consolas"/>
+          <w:b w:val="false"/>
+          <w:bCs w:val="false"/>
+          <w:color w:val="222222"/>
+          <w:sz w:val="17"/>
+          <w:szCs w:val="17"/>
+        </w:rPr>
+        <w:t xml:space="preserve">  ├─ what is an automatic document feeder (ADF) [SV 90]</w:t>
+      </w:r>
+    </w:p>
+    <w:p>
+      <w:pPr>
+        <w:pBdr>
+          <w:left w:val="single" w:color="e94560" w:sz="16"/>
+        </w:pBdr>
+        <w:shd w:fill="f8f8f8" w:color="auto" w:val="clear"/>
+        <w:spacing w:after="0" w:line="240"/>
+        <w:ind w:left="120"/>
+      </w:pPr>
+      <w:r>
+        <w:rPr>
+          <w:rFonts w:ascii="Consolas" w:cs="Consolas" w:eastAsia="Consolas" w:hAnsi="Consolas"/>
+          <w:b w:val="false"/>
+          <w:bCs w:val="false"/>
+          <w:color w:val="222222"/>
+          <w:sz w:val="17"/>
+          <w:szCs w:val="17"/>
+        </w:rPr>
+        <w:t xml:space="preserve">  ├─ how to choose a document scanner [SV 20]</w:t>
+      </w:r>
+    </w:p>
+    <w:p>
+      <w:pPr>
+        <w:pBdr>
+          <w:bottom w:val="single" w:color="e0e0e0" w:sz="2"/>
+          <w:left w:val="single" w:color="e94560" w:sz="16"/>
+        </w:pBdr>
+        <w:shd w:fill="f8f8f8" w:color="auto" w:val="clear"/>
+        <w:spacing w:after="0" w:line="240"/>
+        <w:ind w:left="120"/>
+      </w:pPr>
+      <w:r>
+        <w:rPr>
+          <w:rFonts w:ascii="Consolas" w:cs="Consolas" w:eastAsia="Consolas" w:hAnsi="Consolas"/>
+          <w:b w:val="false"/>
+          <w:bCs w:val="false"/>
+          <w:color w:val="222222"/>
+          <w:sz w:val="17"/>
+          <w:szCs w:val="17"/>
+        </w:rPr>
+        <w:t xml:space="preserve">  └─ document scanning service [SV 1,600] → local</w:t>
+      </w:r>
+    </w:p>
+    <w:p>
+      <w:pPr>
+        <w:spacing w:after="80"/>
+      </w:pPr>
+    </w:p>
+    <w:p>
+      <w:pPr>
+        <w:pStyle w:val="Heading2"/>
+      </w:pPr>
+      <w:r>
+        <w:t xml:space="preserve">Tree 5 — Local Expertise &amp; Vendor Selection  (all)</w:t>
+      </w:r>
+    </w:p>
+    <w:p>
+      <w:pPr>
+        <w:pBdr>
+          <w:top w:val="single" w:color="e0e0e0" w:sz="2"/>
+          <w:left w:val="single" w:color="e94560" w:sz="16"/>
+        </w:pBdr>
+        <w:shd w:fill="f8f8f8" w:color="auto" w:val="clear"/>
+        <w:spacing w:after="0" w:line="240"/>
+        <w:ind w:left="120"/>
+      </w:pPr>
+      <w:r>
+        <w:rPr>
+          <w:rFonts w:ascii="Consolas" w:cs="Consolas" w:eastAsia="Consolas" w:hAnsi="Consolas"/>
+          <w:b/>
+          <w:bCs/>
+          <w:color w:val="1a1a2e"/>
+          <w:sz w:val="17"/>
+          <w:szCs w:val="17"/>
+        </w:rPr>
+        <w:t xml:space="preserve">ROOT  "Who’s the best copier/printer provider near me?"</w:t>
+      </w:r>
+    </w:p>
+    <w:p>
+      <w:pPr>
+        <w:pBdr>
+          <w:left w:val="single" w:color="e94560" w:sz="16"/>
+        </w:pBdr>
+        <w:shd w:fill="f8f8f8" w:color="auto" w:val="clear"/>
+        <w:spacing w:after="0" w:line="240"/>
+        <w:ind w:left="120"/>
+      </w:pPr>
+      <w:r>
+        <w:rPr>
+          <w:rFonts w:ascii="Consolas" w:cs="Consolas" w:eastAsia="Consolas" w:hAnsi="Consolas"/>
+          <w:b w:val="false"/>
+          <w:bCs w:val="false"/>
+          <w:color w:val="222222"/>
+          <w:sz w:val="17"/>
+          <w:szCs w:val="17"/>
+        </w:rPr>
+        <w:t xml:space="preserve">  ├─ copier / printer dealer near me (Jacksonville / N. FL)</w:t>
+      </w:r>
+    </w:p>
+    <w:p>
+      <w:pPr>
+        <w:pBdr>
+          <w:left w:val="single" w:color="e94560" w:sz="16"/>
+        </w:pBdr>
+        <w:shd w:fill="f8f8f8" w:color="auto" w:val="clear"/>
+        <w:spacing w:after="0" w:line="240"/>
+        <w:ind w:left="120"/>
+      </w:pPr>
+      <w:r>
+        <w:rPr>
+          <w:rFonts w:ascii="Consolas" w:cs="Consolas" w:eastAsia="Consolas" w:hAnsi="Consolas"/>
+          <w:b w:val="false"/>
+          <w:bCs w:val="false"/>
+          <w:color w:val="222222"/>
+          <w:sz w:val="17"/>
+          <w:szCs w:val="17"/>
+        </w:rPr>
+        <w:t xml:space="preserve">  ├─ how do I choose an MPS provider? (their “3-question test”)</w:t>
+      </w:r>
+    </w:p>
+    <w:p>
+      <w:pPr>
+        <w:pBdr>
+          <w:left w:val="single" w:color="e94560" w:sz="16"/>
+        </w:pBdr>
+        <w:shd w:fill="f8f8f8" w:color="auto" w:val="clear"/>
+        <w:spacing w:after="0" w:line="240"/>
+        <w:ind w:left="120"/>
+      </w:pPr>
+      <w:r>
+        <w:rPr>
+          <w:rFonts w:ascii="Consolas" w:cs="Consolas" w:eastAsia="Consolas" w:hAnsi="Consolas"/>
+          <w:b w:val="false"/>
+          <w:bCs w:val="false"/>
+          <w:color w:val="222222"/>
+          <w:sz w:val="17"/>
+          <w:szCs w:val="17"/>
+        </w:rPr>
+        <w:t xml:space="preserve">  ├─ copier lease vs. buy</w:t>
+      </w:r>
+    </w:p>
+    <w:p>
+      <w:pPr>
+        <w:pBdr>
+          <w:bottom w:val="single" w:color="e0e0e0" w:sz="2"/>
+          <w:left w:val="single" w:color="e94560" w:sz="16"/>
+        </w:pBdr>
+        <w:shd w:fill="f8f8f8" w:color="auto" w:val="clear"/>
+        <w:spacing w:after="0" w:line="240"/>
+        <w:ind w:left="120"/>
+      </w:pPr>
+      <w:r>
+        <w:rPr>
+          <w:rFonts w:ascii="Consolas" w:cs="Consolas" w:eastAsia="Consolas" w:hAnsi="Consolas"/>
+          <w:b w:val="false"/>
+          <w:bCs w:val="false"/>
+          <w:color w:val="222222"/>
+          <w:sz w:val="17"/>
+          <w:szCs w:val="17"/>
+        </w:rPr>
+        <w:t xml:space="preserve">  └─ where to buy printer toner / ink [SV 260+]</w:t>
+      </w:r>
+    </w:p>
+    <w:p>
+      <w:pPr>
+        <w:spacing w:after="80"/>
+      </w:pPr>
+    </w:p>
+    <w:p>
+      <w:pPr>
+        <w:pStyle w:val="Heading2"/>
+      </w:pPr>
+      <w:r>
+        <w:t xml:space="preserve">Tree 6 — Consumables (transactional bridge)</w:t>
+      </w:r>
+    </w:p>
+    <w:p>
+      <w:pPr>
+        <w:pBdr>
+          <w:top w:val="single" w:color="e0e0e0" w:sz="2"/>
+          <w:left w:val="single" w:color="e94560" w:sz="16"/>
+        </w:pBdr>
+        <w:shd w:fill="f8f8f8" w:color="auto" w:val="clear"/>
+        <w:spacing w:after="0" w:line="240"/>
+        <w:ind w:left="120"/>
+      </w:pPr>
+      <w:r>
+        <w:rPr>
+          <w:rFonts w:ascii="Consolas" w:cs="Consolas" w:eastAsia="Consolas" w:hAnsi="Consolas"/>
+          <w:b/>
+          <w:bCs/>
+          <w:color w:val="1a1a2e"/>
+          <w:sz w:val="17"/>
+          <w:szCs w:val="17"/>
+        </w:rPr>
+        <w:t xml:space="preserve">ROOT  "How do I handle printer toner / ink?"</w:t>
+      </w:r>
+    </w:p>
+    <w:p>
+      <w:pPr>
+        <w:pBdr>
+          <w:left w:val="single" w:color="e94560" w:sz="16"/>
+        </w:pBdr>
+        <w:shd w:fill="f8f8f8" w:color="auto" w:val="clear"/>
+        <w:spacing w:after="0" w:line="240"/>
+        <w:ind w:left="120"/>
+      </w:pPr>
+      <w:r>
+        <w:rPr>
+          <w:rFonts w:ascii="Consolas" w:cs="Consolas" w:eastAsia="Consolas" w:hAnsi="Consolas"/>
+          <w:b w:val="false"/>
+          <w:bCs w:val="false"/>
+          <w:color w:val="222222"/>
+          <w:sz w:val="17"/>
+          <w:szCs w:val="17"/>
+        </w:rPr>
+        <w:t xml:space="preserve">  ├─ how to change/replace toner in a Brother printer [SV 1,600 ea]</w:t>
+      </w:r>
+    </w:p>
+    <w:p>
+      <w:pPr>
+        <w:pBdr>
+          <w:left w:val="single" w:color="e94560" w:sz="16"/>
+        </w:pBdr>
+        <w:shd w:fill="f8f8f8" w:color="auto" w:val="clear"/>
+        <w:spacing w:after="0" w:line="240"/>
+        <w:ind w:left="120"/>
+      </w:pPr>
+      <w:r>
+        <w:rPr>
+          <w:rFonts w:ascii="Consolas" w:cs="Consolas" w:eastAsia="Consolas" w:hAnsi="Consolas"/>
+          <w:b w:val="false"/>
+          <w:bCs w:val="false"/>
+          <w:color w:val="222222"/>
+          <w:sz w:val="17"/>
+          <w:szCs w:val="17"/>
+        </w:rPr>
+        <w:t xml:space="preserve">  ├─ what is printer toner / what does it do [SV 720 + 210]</w:t>
+      </w:r>
+    </w:p>
+    <w:p>
+      <w:pPr>
+        <w:pBdr>
+          <w:bottom w:val="single" w:color="e0e0e0" w:sz="2"/>
+          <w:left w:val="single" w:color="e94560" w:sz="16"/>
+        </w:pBdr>
+        <w:shd w:fill="f8f8f8" w:color="auto" w:val="clear"/>
+        <w:spacing w:after="0" w:line="240"/>
+        <w:ind w:left="120"/>
+      </w:pPr>
+      <w:r>
+        <w:rPr>
+          <w:rFonts w:ascii="Consolas" w:cs="Consolas" w:eastAsia="Consolas" w:hAnsi="Consolas"/>
+          <w:b w:val="false"/>
+          <w:bCs w:val="false"/>
+          <w:color w:val="222222"/>
+          <w:sz w:val="17"/>
+          <w:szCs w:val="17"/>
+        </w:rPr>
+        <w:t xml:space="preserve">  └─ how to recycle / dispose of printer toner → take-back program</w:t>
+      </w:r>
+    </w:p>
+    <w:p>
+      <w:pPr>
+        <w:spacing w:after="120"/>
+      </w:pPr>
+    </w:p>
+    <w:p>
+      <w:pPr>
+        <w:pStyle w:val="Heading2"/>
+      </w:pPr>
+      <w:r>
+        <w:t xml:space="preserve">Priority order</w:t>
+      </w:r>
+    </w:p>
     <w:tbl>
       <w:tblPr>
         <w:tblW w:type="dxa" w:w="9360"/>
@@ -2740,9 +4577,10 @@
         </w:tblBorders>
       </w:tblPr>
       <w:tblGrid>
-        <w:gridCol w:w="3400"/>
-        <w:gridCol w:w="4460"/>
-        <w:gridCol w:w="1500"/>
+        <w:gridCol w:w="700"/>
+        <w:gridCol w:w="3100"/>
+        <w:gridCol w:w="3860"/>
+        <w:gridCol w:w="1700"/>
       </w:tblGrid>
       <w:tr>
         <w:trPr>
@@ -2750,7 +4588,7 @@
         </w:trPr>
         <w:tc>
           <w:tcPr>
-            <w:tcW w:type="dxa" w:w="3400"/>
+            <w:tcW w:type="dxa" w:w="700"/>
             <w:shd w:fill="1a1a2e" w:color="auto" w:val="clear"/>
             <w:tcMar>
               <w:top w:type="dxa" w:w="60"/>
@@ -2771,13 +4609,13 @@
                 <w:sz w:val="19"/>
                 <w:szCs w:val="19"/>
               </w:rPr>
-              <w:t xml:space="preserve">Target keyword</w:t>
-            </w:r>
-          </w:p>
-        </w:tc>
-        <w:tc>
-          <w:tcPr>
-            <w:tcW w:type="dxa" w:w="4460"/>
+              <w:t xml:space="preserve">#</w:t>
+            </w:r>
+          </w:p>
+        </w:tc>
+        <w:tc>
+          <w:tcPr>
+            <w:tcW w:type="dxa" w:w="3100"/>
             <w:shd w:fill="1a1a2e" w:color="auto" w:val="clear"/>
             <w:tcMar>
               <w:top w:type="dxa" w:w="60"/>
@@ -2798,13 +4636,13 @@
                 <w:sz w:val="19"/>
                 <w:szCs w:val="19"/>
               </w:rPr>
-              <w:t xml:space="preserve">Rich features available on the SERP</w:t>
-            </w:r>
-          </w:p>
-        </w:tc>
-        <w:tc>
-          <w:tcPr>
-            <w:tcW w:type="dxa" w:w="1500"/>
+              <w:t xml:space="preserve">Tree</w:t>
+            </w:r>
+          </w:p>
+        </w:tc>
+        <w:tc>
+          <w:tcPr>
+            <w:tcW w:type="dxa" w:w="3860"/>
             <w:shd w:fill="1a1a2e" w:color="auto" w:val="clear"/>
             <w:tcMar>
               <w:top w:type="dxa" w:w="60"/>
@@ -2825,475 +4663,13 @@
                 <w:sz w:val="19"/>
                 <w:szCs w:val="19"/>
               </w:rPr>
-              <w:t xml:space="preserve">Aztec owns</w:t>
-            </w:r>
-          </w:p>
-        </w:tc>
-      </w:tr>
-      <w:tr>
-        <w:tc>
-          <w:tcPr>
-            <w:tcW w:type="dxa" w:w="3400"/>
-            <w:tcMar>
-              <w:top w:type="dxa" w:w="60"/>
-              <w:left w:type="dxa" w:w="100"/>
-              <w:bottom w:type="dxa" w:w="60"/>
-              <w:right w:type="dxa" w:w="100"/>
-            </w:tcMar>
-          </w:tcPr>
-          <w:p>
-            <w:pPr>
-              <w:jc w:val="left"/>
-            </w:pPr>
-            <w:r>
-              <w:rPr>
-                <w:b w:val="false"/>
-                <w:bCs w:val="false"/>
-                <w:color w:val="222222"/>
-                <w:sz w:val="19"/>
-                <w:szCs w:val="19"/>
-              </w:rPr>
-              <w:t xml:space="preserve">best document scanners</w:t>
-            </w:r>
-          </w:p>
-        </w:tc>
-        <w:tc>
-          <w:tcPr>
-            <w:tcW w:type="dxa" w:w="4460"/>
-            <w:tcMar>
-              <w:top w:type="dxa" w:w="60"/>
-              <w:left w:type="dxa" w:w="100"/>
-              <w:bottom w:type="dxa" w:w="60"/>
-              <w:right w:type="dxa" w:w="100"/>
-            </w:tcMar>
-          </w:tcPr>
-          <w:p>
-            <w:pPr>
-              <w:jc w:val="left"/>
-            </w:pPr>
-            <w:r>
-              <w:rPr>
-                <w:b w:val="false"/>
-                <w:bCs w:val="false"/>
-                <w:color w:val="222222"/>
-                <w:sz w:val="19"/>
-                <w:szCs w:val="19"/>
-              </w:rPr>
-              <w:t xml:space="preserve">Sitelinks, Video, People Also Ask</w:t>
-            </w:r>
-          </w:p>
-        </w:tc>
-        <w:tc>
-          <w:tcPr>
-            <w:tcW w:type="dxa" w:w="1500"/>
-            <w:tcMar>
-              <w:top w:type="dxa" w:w="60"/>
-              <w:left w:type="dxa" w:w="100"/>
-              <w:bottom w:type="dxa" w:w="60"/>
-              <w:right w:type="dxa" w:w="100"/>
-            </w:tcMar>
-          </w:tcPr>
-          <w:p>
-            <w:pPr>
-              <w:jc w:val="left"/>
-            </w:pPr>
-            <w:r>
-              <w:rPr>
-                <w:b w:val="false"/>
-                <w:bCs w:val="false"/>
-                <w:color w:val="222222"/>
-                <w:sz w:val="19"/>
-                <w:szCs w:val="19"/>
-              </w:rPr>
-              <w:t xml:space="preserve">none</w:t>
-            </w:r>
-          </w:p>
-        </w:tc>
-      </w:tr>
-      <w:tr>
-        <w:tc>
-          <w:tcPr>
-            <w:tcW w:type="dxa" w:w="3400"/>
-            <w:shd w:fill="f8f8f8" w:color="auto" w:val="clear"/>
-            <w:tcMar>
-              <w:top w:type="dxa" w:w="60"/>
-              <w:left w:type="dxa" w:w="100"/>
-              <w:bottom w:type="dxa" w:w="60"/>
-              <w:right w:type="dxa" w:w="100"/>
-            </w:tcMar>
-          </w:tcPr>
-          <w:p>
-            <w:pPr>
-              <w:jc w:val="left"/>
-            </w:pPr>
-            <w:r>
-              <w:rPr>
-                <w:b w:val="false"/>
-                <w:bCs w:val="false"/>
-                <w:color w:val="222222"/>
-                <w:sz w:val="19"/>
-                <w:szCs w:val="19"/>
-              </w:rPr>
-              <w:t xml:space="preserve">best scanner for documents</w:t>
-            </w:r>
-          </w:p>
-        </w:tc>
-        <w:tc>
-          <w:tcPr>
-            <w:tcW w:type="dxa" w:w="4460"/>
-            <w:shd w:fill="f8f8f8" w:color="auto" w:val="clear"/>
-            <w:tcMar>
-              <w:top w:type="dxa" w:w="60"/>
-              <w:left w:type="dxa" w:w="100"/>
-              <w:bottom w:type="dxa" w:w="60"/>
-              <w:right w:type="dxa" w:w="100"/>
-            </w:tcMar>
-          </w:tcPr>
-          <w:p>
-            <w:pPr>
-              <w:jc w:val="left"/>
-            </w:pPr>
-            <w:r>
-              <w:rPr>
-                <w:b w:val="false"/>
-                <w:bCs w:val="false"/>
-                <w:color w:val="222222"/>
-                <w:sz w:val="19"/>
-                <w:szCs w:val="19"/>
-              </w:rPr>
-              <w:t xml:space="preserve">Image pack, Video, People Also Ask</w:t>
-            </w:r>
-          </w:p>
-        </w:tc>
-        <w:tc>
-          <w:tcPr>
-            <w:tcW w:type="dxa" w:w="1500"/>
-            <w:shd w:fill="f8f8f8" w:color="auto" w:val="clear"/>
-            <w:tcMar>
-              <w:top w:type="dxa" w:w="60"/>
-              <w:left w:type="dxa" w:w="100"/>
-              <w:bottom w:type="dxa" w:w="60"/>
-              <w:right w:type="dxa" w:w="100"/>
-            </w:tcMar>
-          </w:tcPr>
-          <w:p>
-            <w:pPr>
-              <w:jc w:val="left"/>
-            </w:pPr>
-            <w:r>
-              <w:rPr>
-                <w:b w:val="false"/>
-                <w:bCs w:val="false"/>
-                <w:color w:val="222222"/>
-                <w:sz w:val="19"/>
-                <w:szCs w:val="19"/>
-              </w:rPr>
-              <w:t xml:space="preserve">none</w:t>
-            </w:r>
-          </w:p>
-        </w:tc>
-      </w:tr>
-      <w:tr>
-        <w:tc>
-          <w:tcPr>
-            <w:tcW w:type="dxa" w:w="3400"/>
-            <w:tcMar>
-              <w:top w:type="dxa" w:w="60"/>
-              <w:left w:type="dxa" w:w="100"/>
-              <w:bottom w:type="dxa" w:w="60"/>
-              <w:right w:type="dxa" w:w="100"/>
-            </w:tcMar>
-          </w:tcPr>
-          <w:p>
-            <w:pPr>
-              <w:jc w:val="left"/>
-            </w:pPr>
-            <w:r>
-              <w:rPr>
-                <w:b w:val="false"/>
-                <w:bCs w:val="false"/>
-                <w:color w:val="222222"/>
-                <w:sz w:val="19"/>
-                <w:szCs w:val="19"/>
-              </w:rPr>
-              <w:t xml:space="preserve">desktop scanner</w:t>
-            </w:r>
-          </w:p>
-        </w:tc>
-        <w:tc>
-          <w:tcPr>
-            <w:tcW w:type="dxa" w:w="4460"/>
-            <w:tcMar>
-              <w:top w:type="dxa" w:w="60"/>
-              <w:left w:type="dxa" w:w="100"/>
-              <w:bottom w:type="dxa" w:w="60"/>
-              <w:right w:type="dxa" w:w="100"/>
-            </w:tcMar>
-          </w:tcPr>
-          <w:p>
-            <w:pPr>
-              <w:jc w:val="left"/>
-            </w:pPr>
-            <w:r>
-              <w:rPr>
-                <w:b w:val="false"/>
-                <w:bCs w:val="false"/>
-                <w:color w:val="222222"/>
-                <w:sz w:val="19"/>
-                <w:szCs w:val="19"/>
-              </w:rPr>
-              <w:t xml:space="preserve">Image pack, Video carousel, People Also Ask</w:t>
-            </w:r>
-          </w:p>
-        </w:tc>
-        <w:tc>
-          <w:tcPr>
-            <w:tcW w:type="dxa" w:w="1500"/>
-            <w:tcMar>
-              <w:top w:type="dxa" w:w="60"/>
-              <w:left w:type="dxa" w:w="100"/>
-              <w:bottom w:type="dxa" w:w="60"/>
-              <w:right w:type="dxa" w:w="100"/>
-            </w:tcMar>
-          </w:tcPr>
-          <w:p>
-            <w:pPr>
-              <w:jc w:val="left"/>
-            </w:pPr>
-            <w:r>
-              <w:rPr>
-                <w:b w:val="false"/>
-                <w:bCs w:val="false"/>
-                <w:color w:val="222222"/>
-                <w:sz w:val="19"/>
-                <w:szCs w:val="19"/>
-              </w:rPr>
-              <w:t xml:space="preserve">none</w:t>
-            </w:r>
-          </w:p>
-        </w:tc>
-      </w:tr>
-      <w:tr>
-        <w:tc>
-          <w:tcPr>
-            <w:tcW w:type="dxa" w:w="3400"/>
-            <w:shd w:fill="f8f8f8" w:color="auto" w:val="clear"/>
-            <w:tcMar>
-              <w:top w:type="dxa" w:w="60"/>
-              <w:left w:type="dxa" w:w="100"/>
-              <w:bottom w:type="dxa" w:w="60"/>
-              <w:right w:type="dxa" w:w="100"/>
-            </w:tcMar>
-          </w:tcPr>
-          <w:p>
-            <w:pPr>
-              <w:jc w:val="left"/>
-            </w:pPr>
-            <w:r>
-              <w:rPr>
-                <w:b w:val="false"/>
-                <w:bCs w:val="false"/>
-                <w:color w:val="222222"/>
-                <w:sz w:val="19"/>
-                <w:szCs w:val="19"/>
-              </w:rPr>
-              <w:t xml:space="preserve">printer toner</w:t>
-            </w:r>
-          </w:p>
-        </w:tc>
-        <w:tc>
-          <w:tcPr>
-            <w:tcW w:type="dxa" w:w="4460"/>
-            <w:shd w:fill="f8f8f8" w:color="auto" w:val="clear"/>
-            <w:tcMar>
-              <w:top w:type="dxa" w:w="60"/>
-              <w:left w:type="dxa" w:w="100"/>
-              <w:bottom w:type="dxa" w:w="60"/>
-              <w:right w:type="dxa" w:w="100"/>
-            </w:tcMar>
-          </w:tcPr>
-          <w:p>
-            <w:pPr>
-              <w:jc w:val="left"/>
-            </w:pPr>
-            <w:r>
-              <w:rPr>
-                <w:b w:val="false"/>
-                <w:bCs w:val="false"/>
-                <w:color w:val="222222"/>
-                <w:sz w:val="19"/>
-                <w:szCs w:val="19"/>
-              </w:rPr>
-              <w:t xml:space="preserve">Video, Video carousel, People Also Ask</w:t>
-            </w:r>
-          </w:p>
-        </w:tc>
-        <w:tc>
-          <w:tcPr>
-            <w:tcW w:type="dxa" w:w="1500"/>
-            <w:shd w:fill="f8f8f8" w:color="auto" w:val="clear"/>
-            <w:tcMar>
-              <w:top w:type="dxa" w:w="60"/>
-              <w:left w:type="dxa" w:w="100"/>
-              <w:bottom w:type="dxa" w:w="60"/>
-              <w:right w:type="dxa" w:w="100"/>
-            </w:tcMar>
-          </w:tcPr>
-          <w:p>
-            <w:pPr>
-              <w:jc w:val="left"/>
-            </w:pPr>
-            <w:r>
-              <w:rPr>
-                <w:b w:val="false"/>
-                <w:bCs w:val="false"/>
-                <w:color w:val="222222"/>
-                <w:sz w:val="19"/>
-                <w:szCs w:val="19"/>
-              </w:rPr>
-              <w:t xml:space="preserve">none</w:t>
-            </w:r>
-          </w:p>
-        </w:tc>
-      </w:tr>
-      <w:tr>
-        <w:tc>
-          <w:tcPr>
-            <w:tcW w:type="dxa" w:w="3400"/>
-            <w:tcMar>
-              <w:top w:type="dxa" w:w="60"/>
-              <w:left w:type="dxa" w:w="100"/>
-              <w:bottom w:type="dxa" w:w="60"/>
-              <w:right w:type="dxa" w:w="100"/>
-            </w:tcMar>
-          </w:tcPr>
-          <w:p>
-            <w:pPr>
-              <w:jc w:val="left"/>
-            </w:pPr>
-            <w:r>
-              <w:rPr>
-                <w:b w:val="false"/>
-                <w:bCs w:val="false"/>
-                <w:color w:val="222222"/>
-                <w:sz w:val="19"/>
-                <w:szCs w:val="19"/>
-              </w:rPr>
-              <w:t xml:space="preserve">where to get printer ink</w:t>
-            </w:r>
-          </w:p>
-        </w:tc>
-        <w:tc>
-          <w:tcPr>
-            <w:tcW w:type="dxa" w:w="4460"/>
-            <w:tcMar>
-              <w:top w:type="dxa" w:w="60"/>
-              <w:left w:type="dxa" w:w="100"/>
-              <w:bottom w:type="dxa" w:w="60"/>
-              <w:right w:type="dxa" w:w="100"/>
-            </w:tcMar>
-          </w:tcPr>
-          <w:p>
-            <w:pPr>
-              <w:jc w:val="left"/>
-            </w:pPr>
-            <w:r>
-              <w:rPr>
-                <w:b w:val="false"/>
-                <w:bCs w:val="false"/>
-                <w:color w:val="222222"/>
-                <w:sz w:val="19"/>
-                <w:szCs w:val="19"/>
-              </w:rPr>
-              <w:t xml:space="preserve">Local pack, Video, People Also Ask</w:t>
-            </w:r>
-          </w:p>
-        </w:tc>
-        <w:tc>
-          <w:tcPr>
-            <w:tcW w:type="dxa" w:w="1500"/>
-            <w:tcMar>
-              <w:top w:type="dxa" w:w="60"/>
-              <w:left w:type="dxa" w:w="100"/>
-              <w:bottom w:type="dxa" w:w="60"/>
-              <w:right w:type="dxa" w:w="100"/>
-            </w:tcMar>
-          </w:tcPr>
-          <w:p>
-            <w:pPr>
-              <w:jc w:val="left"/>
-            </w:pPr>
-            <w:r>
-              <w:rPr>
-                <w:b w:val="false"/>
-                <w:bCs w:val="false"/>
-                <w:color w:val="222222"/>
-                <w:sz w:val="19"/>
-                <w:szCs w:val="19"/>
-              </w:rPr>
-              <w:t xml:space="preserve">none</w:t>
-            </w:r>
-          </w:p>
-        </w:tc>
-      </w:tr>
-    </w:tbl>
-    <w:p>
-      <w:r>
-        <w:br w:type="page"/>
-      </w:r>
-    </w:p>
-    <w:p>
-      <w:pPr>
-        <w:pStyle w:val="Heading1"/>
-      </w:pPr>
-      <w:r>
-        <w:t xml:space="preserve">The Opportunity — Question/Answer Universe</w:t>
-      </w:r>
-    </w:p>
-    <w:p>
-      <w:pPr>
-        <w:spacing w:after="120" w:line="276"/>
-      </w:pPr>
-      <w:r>
-        <w:rPr>
-          <w:color w:val="222222"/>
-          <w:sz w:val="21"/>
-          <w:szCs w:val="21"/>
-        </w:rPr>
-        <w:t xml:space="preserve">These are real queries with volume, phrased as questions, in categories Aztec Office already sells. They are the raw material for PAA and AI-Overview capture.</w:t>
-      </w:r>
-    </w:p>
-    <w:p>
-      <w:pPr>
-        <w:pStyle w:val="Heading2"/>
-      </w:pPr>
-      <w:r>
-        <w:t xml:space="preserve">Cluster A — Toner (strongest: high volume, low difficulty, sells consumables)</w:t>
-      </w:r>
-    </w:p>
-    <w:tbl>
-      <w:tblPr>
-        <w:tblW w:type="dxa" w:w="9360"/>
-        <w:tblBorders>
-          <w:top w:val="single" w:color="e0e0e0" w:sz="2"/>
-          <w:left w:val="single" w:color="e0e0e0" w:sz="2"/>
-          <w:bottom w:val="single" w:color="e0e0e0" w:sz="2"/>
-          <w:right w:val="single" w:color="e0e0e0" w:sz="2"/>
-          <w:insideH w:val="single" w:color="e0e0e0" w:sz="2"/>
-          <w:insideV w:val="single" w:color="e0e0e0" w:sz="2"/>
-        </w:tblBorders>
-      </w:tblPr>
-      <w:tblGrid>
-        <w:gridCol w:w="7360"/>
-        <w:gridCol w:w="2000"/>
-      </w:tblGrid>
-      <w:tr>
-        <w:trPr>
-          <w:tblHeader/>
-        </w:trPr>
-        <w:tc>
-          <w:tcPr>
-            <w:tcW w:type="dxa" w:w="7360"/>
+              <w:t xml:space="preserve">Why now</w:t>
+            </w:r>
+          </w:p>
+        </w:tc>
+        <w:tc>
+          <w:tcPr>
+            <w:tcW w:type="dxa" w:w="1700"/>
             <w:shd w:fill="1a1a2e" w:color="auto" w:val="clear"/>
             <w:tcMar>
               <w:top w:type="dxa" w:w="60"/>
@@ -3314,34 +4690,7 @@
                 <w:sz w:val="19"/>
                 <w:szCs w:val="19"/>
               </w:rPr>
-              <w:t xml:space="preserve">Question keyword</w:t>
-            </w:r>
-          </w:p>
-        </w:tc>
-        <w:tc>
-          <w:tcPr>
-            <w:tcW w:type="dxa" w:w="2000"/>
-            <w:shd w:fill="1a1a2e" w:color="auto" w:val="clear"/>
-            <w:tcMar>
-              <w:top w:type="dxa" w:w="60"/>
-              <w:left w:type="dxa" w:w="100"/>
-              <w:bottom w:type="dxa" w:w="60"/>
-              <w:right w:type="dxa" w:w="100"/>
-            </w:tcMar>
-          </w:tcPr>
-          <w:p>
-            <w:pPr>
-              <w:jc w:val="left"/>
-            </w:pPr>
-            <w:r>
-              <w:rPr>
-                <w:b/>
-                <w:bCs/>
-                <w:color w:val="ffffff"/>
-                <w:sz w:val="19"/>
-                <w:szCs w:val="19"/>
-              </w:rPr>
-              <w:t xml:space="preserve">Volume</w:t>
+              <w:t xml:space="preserve">Difficulty</w:t>
             </w:r>
           </w:p>
         </w:tc>
@@ -3349,53 +4698,105 @@
       <w:tr>
         <w:tc>
           <w:tcPr>
-            <w:tcW w:type="dxa" w:w="7360"/>
-            <w:tcMar>
-              <w:top w:type="dxa" w:w="60"/>
-              <w:left w:type="dxa" w:w="100"/>
-              <w:bottom w:type="dxa" w:w="60"/>
-              <w:right w:type="dxa" w:w="100"/>
-            </w:tcMar>
-          </w:tcPr>
-          <w:p>
-            <w:pPr>
-              <w:jc w:val="left"/>
-            </w:pPr>
-            <w:r>
-              <w:rPr>
-                <w:b w:val="false"/>
-                <w:bCs w:val="false"/>
-                <w:color w:val="222222"/>
-                <w:sz w:val="19"/>
-                <w:szCs w:val="19"/>
-              </w:rPr>
-              <w:t xml:space="preserve">how to change toner in brother printer</w:t>
-            </w:r>
-          </w:p>
-        </w:tc>
-        <w:tc>
-          <w:tcPr>
-            <w:tcW w:type="dxa" w:w="2000"/>
-            <w:tcMar>
-              <w:top w:type="dxa" w:w="60"/>
-              <w:left w:type="dxa" w:w="100"/>
-              <w:bottom w:type="dxa" w:w="60"/>
-              <w:right w:type="dxa" w:w="100"/>
-            </w:tcMar>
-          </w:tcPr>
-          <w:p>
-            <w:pPr>
-              <w:jc w:val="left"/>
-            </w:pPr>
-            <w:r>
-              <w:rPr>
-                <w:b w:val="false"/>
-                <w:bCs w:val="false"/>
-                <w:color w:val="222222"/>
-                <w:sz w:val="19"/>
-                <w:szCs w:val="19"/>
-              </w:rPr>
-              <w:t xml:space="preserve">1,600</w:t>
+            <w:tcW w:type="dxa" w:w="700"/>
+            <w:tcMar>
+              <w:top w:type="dxa" w:w="60"/>
+              <w:left w:type="dxa" w:w="100"/>
+              <w:bottom w:type="dxa" w:w="60"/>
+              <w:right w:type="dxa" w:w="100"/>
+            </w:tcMar>
+          </w:tcPr>
+          <w:p>
+            <w:pPr>
+              <w:jc w:val="left"/>
+            </w:pPr>
+            <w:r>
+              <w:rPr>
+                <w:b w:val="false"/>
+                <w:bCs w:val="false"/>
+                <w:color w:val="222222"/>
+                <w:sz w:val="19"/>
+                <w:szCs w:val="19"/>
+              </w:rPr>
+              <w:t xml:space="preserve">1</w:t>
+            </w:r>
+          </w:p>
+        </w:tc>
+        <w:tc>
+          <w:tcPr>
+            <w:tcW w:type="dxa" w:w="3100"/>
+            <w:tcMar>
+              <w:top w:type="dxa" w:w="60"/>
+              <w:left w:type="dxa" w:w="100"/>
+              <w:bottom w:type="dxa" w:w="60"/>
+              <w:right w:type="dxa" w:w="100"/>
+            </w:tcMar>
+          </w:tcPr>
+          <w:p>
+            <w:pPr>
+              <w:jc w:val="left"/>
+            </w:pPr>
+            <w:r>
+              <w:rPr>
+                <w:b w:val="false"/>
+                <w:bCs w:val="false"/>
+                <w:color w:val="222222"/>
+                <w:sz w:val="19"/>
+                <w:szCs w:val="19"/>
+              </w:rPr>
+              <w:t xml:space="preserve">IT Relief / What is MPS</w:t>
+            </w:r>
+          </w:p>
+        </w:tc>
+        <w:tc>
+          <w:tcPr>
+            <w:tcW w:type="dxa" w:w="3860"/>
+            <w:tcMar>
+              <w:top w:type="dxa" w:w="60"/>
+              <w:left w:type="dxa" w:w="100"/>
+              <w:bottom w:type="dxa" w:w="60"/>
+              <w:right w:type="dxa" w:w="100"/>
+            </w:tcMar>
+          </w:tcPr>
+          <w:p>
+            <w:pPr>
+              <w:jc w:val="left"/>
+            </w:pPr>
+            <w:r>
+              <w:rPr>
+                <w:b w:val="false"/>
+                <w:bCs w:val="false"/>
+                <w:color w:val="222222"/>
+                <w:sz w:val="19"/>
+                <w:szCs w:val="19"/>
+              </w:rPr>
+              <w:t xml:space="preserve">Defines the category for the #1 buyer; unowned locally</w:t>
+            </w:r>
+          </w:p>
+        </w:tc>
+        <w:tc>
+          <w:tcPr>
+            <w:tcW w:type="dxa" w:w="1700"/>
+            <w:tcMar>
+              <w:top w:type="dxa" w:w="60"/>
+              <w:left w:type="dxa" w:w="100"/>
+              <w:bottom w:type="dxa" w:w="60"/>
+              <w:right w:type="dxa" w:w="100"/>
+            </w:tcMar>
+          </w:tcPr>
+          <w:p>
+            <w:pPr>
+              <w:jc w:val="left"/>
+            </w:pPr>
+            <w:r>
+              <w:rPr>
+                <w:b w:val="false"/>
+                <w:bCs w:val="false"/>
+                <w:color w:val="222222"/>
+                <w:sz w:val="19"/>
+                <w:szCs w:val="19"/>
+              </w:rPr>
+              <w:t xml:space="preserve">Med</w:t>
             </w:r>
           </w:p>
         </w:tc>
@@ -3403,7 +4804,7 @@
       <w:tr>
         <w:tc>
           <w:tcPr>
-            <w:tcW w:type="dxa" w:w="7360"/>
+            <w:tcW w:type="dxa" w:w="700"/>
             <w:shd w:fill="f8f8f8" w:color="auto" w:val="clear"/>
             <w:tcMar>
               <w:top w:type="dxa" w:w="60"/>
@@ -3424,13 +4825,13 @@
                 <w:sz w:val="19"/>
                 <w:szCs w:val="19"/>
               </w:rPr>
-              <w:t xml:space="preserve">how to replace toner in brother printer</w:t>
-            </w:r>
-          </w:p>
-        </w:tc>
-        <w:tc>
-          <w:tcPr>
-            <w:tcW w:type="dxa" w:w="2000"/>
+              <w:t xml:space="preserve">2</w:t>
+            </w:r>
+          </w:p>
+        </w:tc>
+        <w:tc>
+          <w:tcPr>
+            <w:tcW w:type="dxa" w:w="3100"/>
             <w:shd w:fill="f8f8f8" w:color="auto" w:val="clear"/>
             <w:tcMar>
               <w:top w:type="dxa" w:w="60"/>
@@ -3451,7 +4852,61 @@
                 <w:sz w:val="19"/>
                 <w:szCs w:val="19"/>
               </w:rPr>
-              <w:t xml:space="preserve">1,600</w:t>
+              <w:t xml:space="preserve">Workflow / scanners</w:t>
+            </w:r>
+          </w:p>
+        </w:tc>
+        <w:tc>
+          <w:tcPr>
+            <w:tcW w:type="dxa" w:w="3860"/>
+            <w:shd w:fill="f8f8f8" w:color="auto" w:val="clear"/>
+            <w:tcMar>
+              <w:top w:type="dxa" w:w="60"/>
+              <w:left w:type="dxa" w:w="100"/>
+              <w:bottom w:type="dxa" w:w="60"/>
+              <w:right w:type="dxa" w:w="100"/>
+            </w:tcMar>
+          </w:tcPr>
+          <w:p>
+            <w:pPr>
+              <w:jc w:val="left"/>
+            </w:pPr>
+            <w:r>
+              <w:rPr>
+                <w:b w:val="false"/>
+                <w:bCs w:val="false"/>
+                <w:color w:val="222222"/>
+                <w:sz w:val="19"/>
+                <w:szCs w:val="19"/>
+              </w:rPr>
+              <w:t xml:space="preserve">Extends the page already ranking; huge volume</w:t>
+            </w:r>
+          </w:p>
+        </w:tc>
+        <w:tc>
+          <w:tcPr>
+            <w:tcW w:type="dxa" w:w="1700"/>
+            <w:shd w:fill="f8f8f8" w:color="auto" w:val="clear"/>
+            <w:tcMar>
+              <w:top w:type="dxa" w:w="60"/>
+              <w:left w:type="dxa" w:w="100"/>
+              <w:bottom w:type="dxa" w:w="60"/>
+              <w:right w:type="dxa" w:w="100"/>
+            </w:tcMar>
+          </w:tcPr>
+          <w:p>
+            <w:pPr>
+              <w:jc w:val="left"/>
+            </w:pPr>
+            <w:r>
+              <w:rPr>
+                <w:b w:val="false"/>
+                <w:bCs w:val="false"/>
+                <w:color w:val="222222"/>
+                <w:sz w:val="19"/>
+                <w:szCs w:val="19"/>
+              </w:rPr>
+              <w:t xml:space="preserve">Low</w:t>
             </w:r>
           </w:p>
         </w:tc>
@@ -3459,53 +4914,105 @@
       <w:tr>
         <w:tc>
           <w:tcPr>
-            <w:tcW w:type="dxa" w:w="7360"/>
-            <w:tcMar>
-              <w:top w:type="dxa" w:w="60"/>
-              <w:left w:type="dxa" w:w="100"/>
-              <w:bottom w:type="dxa" w:w="60"/>
-              <w:right w:type="dxa" w:w="100"/>
-            </w:tcMar>
-          </w:tcPr>
-          <w:p>
-            <w:pPr>
-              <w:jc w:val="left"/>
-            </w:pPr>
-            <w:r>
-              <w:rPr>
-                <w:b w:val="false"/>
-                <w:bCs w:val="false"/>
-                <w:color w:val="222222"/>
-                <w:sz w:val="19"/>
-                <w:szCs w:val="19"/>
-              </w:rPr>
-              <w:t xml:space="preserve">what is printer toner</w:t>
-            </w:r>
-          </w:p>
-        </w:tc>
-        <w:tc>
-          <w:tcPr>
-            <w:tcW w:type="dxa" w:w="2000"/>
-            <w:tcMar>
-              <w:top w:type="dxa" w:w="60"/>
-              <w:left w:type="dxa" w:w="100"/>
-              <w:bottom w:type="dxa" w:w="60"/>
-              <w:right w:type="dxa" w:w="100"/>
-            </w:tcMar>
-          </w:tcPr>
-          <w:p>
-            <w:pPr>
-              <w:jc w:val="left"/>
-            </w:pPr>
-            <w:r>
-              <w:rPr>
-                <w:b w:val="false"/>
-                <w:bCs w:val="false"/>
-                <w:color w:val="222222"/>
-                <w:sz w:val="19"/>
-                <w:szCs w:val="19"/>
-              </w:rPr>
-              <w:t xml:space="preserve">720</w:t>
+            <w:tcW w:type="dxa" w:w="700"/>
+            <w:tcMar>
+              <w:top w:type="dxa" w:w="60"/>
+              <w:left w:type="dxa" w:w="100"/>
+              <w:bottom w:type="dxa" w:w="60"/>
+              <w:right w:type="dxa" w:w="100"/>
+            </w:tcMar>
+          </w:tcPr>
+          <w:p>
+            <w:pPr>
+              <w:jc w:val="left"/>
+            </w:pPr>
+            <w:r>
+              <w:rPr>
+                <w:b w:val="false"/>
+                <w:bCs w:val="false"/>
+                <w:color w:val="222222"/>
+                <w:sz w:val="19"/>
+                <w:szCs w:val="19"/>
+              </w:rPr>
+              <w:t xml:space="preserve">3</w:t>
+            </w:r>
+          </w:p>
+        </w:tc>
+        <w:tc>
+          <w:tcPr>
+            <w:tcW w:type="dxa" w:w="3100"/>
+            <w:tcMar>
+              <w:top w:type="dxa" w:w="60"/>
+              <w:left w:type="dxa" w:w="100"/>
+              <w:bottom w:type="dxa" w:w="60"/>
+              <w:right w:type="dxa" w:w="100"/>
+            </w:tcMar>
+          </w:tcPr>
+          <w:p>
+            <w:pPr>
+              <w:jc w:val="left"/>
+            </w:pPr>
+            <w:r>
+              <w:rPr>
+                <w:b w:val="false"/>
+                <w:bCs w:val="false"/>
+                <w:color w:val="222222"/>
+                <w:sz w:val="19"/>
+                <w:szCs w:val="19"/>
+              </w:rPr>
+              <w:t xml:space="preserve">Consumables how-tos</w:t>
+            </w:r>
+          </w:p>
+        </w:tc>
+        <w:tc>
+          <w:tcPr>
+            <w:tcW w:type="dxa" w:w="3860"/>
+            <w:tcMar>
+              <w:top w:type="dxa" w:w="60"/>
+              <w:left w:type="dxa" w:w="100"/>
+              <w:bottom w:type="dxa" w:w="60"/>
+              <w:right w:type="dxa" w:w="100"/>
+            </w:tcMar>
+          </w:tcPr>
+          <w:p>
+            <w:pPr>
+              <w:jc w:val="left"/>
+            </w:pPr>
+            <w:r>
+              <w:rPr>
+                <w:b w:val="false"/>
+                <w:bCs w:val="false"/>
+                <w:color w:val="222222"/>
+                <w:sz w:val="19"/>
+                <w:szCs w:val="19"/>
+              </w:rPr>
+              <w:t xml:space="preserve">Fastest wins; low KD; converts</w:t>
+            </w:r>
+          </w:p>
+        </w:tc>
+        <w:tc>
+          <w:tcPr>
+            <w:tcW w:type="dxa" w:w="1700"/>
+            <w:tcMar>
+              <w:top w:type="dxa" w:w="60"/>
+              <w:left w:type="dxa" w:w="100"/>
+              <w:bottom w:type="dxa" w:w="60"/>
+              <w:right w:type="dxa" w:w="100"/>
+            </w:tcMar>
+          </w:tcPr>
+          <w:p>
+            <w:pPr>
+              <w:jc w:val="left"/>
+            </w:pPr>
+            <w:r>
+              <w:rPr>
+                <w:b w:val="false"/>
+                <w:bCs w:val="false"/>
+                <w:color w:val="222222"/>
+                <w:sz w:val="19"/>
+                <w:szCs w:val="19"/>
+              </w:rPr>
+              <w:t xml:space="preserve">Low</w:t>
             </w:r>
           </w:p>
         </w:tc>
@@ -3513,7 +5020,7 @@
       <w:tr>
         <w:tc>
           <w:tcPr>
-            <w:tcW w:type="dxa" w:w="7360"/>
+            <w:tcW w:type="dxa" w:w="700"/>
             <w:shd w:fill="f8f8f8" w:color="auto" w:val="clear"/>
             <w:tcMar>
               <w:top w:type="dxa" w:w="60"/>
@@ -3534,13 +5041,13 @@
                 <w:sz w:val="19"/>
                 <w:szCs w:val="19"/>
               </w:rPr>
-              <w:t xml:space="preserve">how to install toner in brother printer</w:t>
-            </w:r>
-          </w:p>
-        </w:tc>
-        <w:tc>
-          <w:tcPr>
-            <w:tcW w:type="dxa" w:w="2000"/>
+              <w:t xml:space="preserve">4</w:t>
+            </w:r>
+          </w:p>
+        </w:tc>
+        <w:tc>
+          <w:tcPr>
+            <w:tcW w:type="dxa" w:w="3100"/>
             <w:shd w:fill="f8f8f8" w:color="auto" w:val="clear"/>
             <w:tcMar>
               <w:top w:type="dxa" w:w="60"/>
@@ -3561,7 +5068,61 @@
                 <w:sz w:val="19"/>
                 <w:szCs w:val="19"/>
               </w:rPr>
-              <w:t xml:space="preserve">390</w:t>
+              <w:t xml:space="preserve">Cost control</w:t>
+            </w:r>
+          </w:p>
+        </w:tc>
+        <w:tc>
+          <w:tcPr>
+            <w:tcW w:type="dxa" w:w="3860"/>
+            <w:shd w:fill="f8f8f8" w:color="auto" w:val="clear"/>
+            <w:tcMar>
+              <w:top w:type="dxa" w:w="60"/>
+              <w:left w:type="dxa" w:w="100"/>
+              <w:bottom w:type="dxa" w:w="60"/>
+              <w:right w:type="dxa" w:w="100"/>
+            </w:tcMar>
+          </w:tcPr>
+          <w:p>
+            <w:pPr>
+              <w:jc w:val="left"/>
+            </w:pPr>
+            <w:r>
+              <w:rPr>
+                <w:b w:val="false"/>
+                <w:bCs w:val="false"/>
+                <w:color w:val="222222"/>
+                <w:sz w:val="19"/>
+                <w:szCs w:val="19"/>
+              </w:rPr>
+              <w:t xml:space="preserve">Speaks to the CFO who signs</w:t>
+            </w:r>
+          </w:p>
+        </w:tc>
+        <w:tc>
+          <w:tcPr>
+            <w:tcW w:type="dxa" w:w="1700"/>
+            <w:shd w:fill="f8f8f8" w:color="auto" w:val="clear"/>
+            <w:tcMar>
+              <w:top w:type="dxa" w:w="60"/>
+              <w:left w:type="dxa" w:w="100"/>
+              <w:bottom w:type="dxa" w:w="60"/>
+              <w:right w:type="dxa" w:w="100"/>
+            </w:tcMar>
+          </w:tcPr>
+          <w:p>
+            <w:pPr>
+              <w:jc w:val="left"/>
+            </w:pPr>
+            <w:r>
+              <w:rPr>
+                <w:b w:val="false"/>
+                <w:bCs w:val="false"/>
+                <w:color w:val="222222"/>
+                <w:sz w:val="19"/>
+                <w:szCs w:val="19"/>
+              </w:rPr>
+              <w:t xml:space="preserve">Med</w:t>
             </w:r>
           </w:p>
         </w:tc>
@@ -3569,53 +5130,105 @@
       <w:tr>
         <w:tc>
           <w:tcPr>
-            <w:tcW w:type="dxa" w:w="7360"/>
-            <w:tcMar>
-              <w:top w:type="dxa" w:w="60"/>
-              <w:left w:type="dxa" w:w="100"/>
-              <w:bottom w:type="dxa" w:w="60"/>
-              <w:right w:type="dxa" w:w="100"/>
-            </w:tcMar>
-          </w:tcPr>
-          <w:p>
-            <w:pPr>
-              <w:jc w:val="left"/>
-            </w:pPr>
-            <w:r>
-              <w:rPr>
-                <w:b w:val="false"/>
-                <w:bCs w:val="false"/>
-                <w:color w:val="222222"/>
-                <w:sz w:val="19"/>
-                <w:szCs w:val="19"/>
-              </w:rPr>
-              <w:t xml:space="preserve">how to dispose of printer toner</w:t>
-            </w:r>
-          </w:p>
-        </w:tc>
-        <w:tc>
-          <w:tcPr>
-            <w:tcW w:type="dxa" w:w="2000"/>
-            <w:tcMar>
-              <w:top w:type="dxa" w:w="60"/>
-              <w:left w:type="dxa" w:w="100"/>
-              <w:bottom w:type="dxa" w:w="60"/>
-              <w:right w:type="dxa" w:w="100"/>
-            </w:tcMar>
-          </w:tcPr>
-          <w:p>
-            <w:pPr>
-              <w:jc w:val="left"/>
-            </w:pPr>
-            <w:r>
-              <w:rPr>
-                <w:b w:val="false"/>
-                <w:bCs w:val="false"/>
-                <w:color w:val="222222"/>
-                <w:sz w:val="19"/>
-                <w:szCs w:val="19"/>
-              </w:rPr>
-              <w:t xml:space="preserve">210</w:t>
+            <w:tcW w:type="dxa" w:w="700"/>
+            <w:tcMar>
+              <w:top w:type="dxa" w:w="60"/>
+              <w:left w:type="dxa" w:w="100"/>
+              <w:bottom w:type="dxa" w:w="60"/>
+              <w:right w:type="dxa" w:w="100"/>
+            </w:tcMar>
+          </w:tcPr>
+          <w:p>
+            <w:pPr>
+              <w:jc w:val="left"/>
+            </w:pPr>
+            <w:r>
+              <w:rPr>
+                <w:b w:val="false"/>
+                <w:bCs w:val="false"/>
+                <w:color w:val="222222"/>
+                <w:sz w:val="19"/>
+                <w:szCs w:val="19"/>
+              </w:rPr>
+              <w:t xml:space="preserve">5</w:t>
+            </w:r>
+          </w:p>
+        </w:tc>
+        <w:tc>
+          <w:tcPr>
+            <w:tcW w:type="dxa" w:w="3100"/>
+            <w:tcMar>
+              <w:top w:type="dxa" w:w="60"/>
+              <w:left w:type="dxa" w:w="100"/>
+              <w:bottom w:type="dxa" w:w="60"/>
+              <w:right w:type="dxa" w:w="100"/>
+            </w:tcMar>
+          </w:tcPr>
+          <w:p>
+            <w:pPr>
+              <w:jc w:val="left"/>
+            </w:pPr>
+            <w:r>
+              <w:rPr>
+                <w:b w:val="false"/>
+                <w:bCs w:val="false"/>
+                <w:color w:val="222222"/>
+                <w:sz w:val="19"/>
+                <w:szCs w:val="19"/>
+              </w:rPr>
+              <w:t xml:space="preserve">Print security</w:t>
+            </w:r>
+          </w:p>
+        </w:tc>
+        <w:tc>
+          <w:tcPr>
+            <w:tcW w:type="dxa" w:w="3860"/>
+            <w:tcMar>
+              <w:top w:type="dxa" w:w="60"/>
+              <w:left w:type="dxa" w:w="100"/>
+              <w:bottom w:type="dxa" w:w="60"/>
+              <w:right w:type="dxa" w:w="100"/>
+            </w:tcMar>
+          </w:tcPr>
+          <w:p>
+            <w:pPr>
+              <w:jc w:val="left"/>
+            </w:pPr>
+            <w:r>
+              <w:rPr>
+                <w:b w:val="false"/>
+                <w:bCs w:val="false"/>
+                <w:color w:val="222222"/>
+                <w:sz w:val="19"/>
+                <w:szCs w:val="19"/>
+              </w:rPr>
+              <w:t xml:space="preserve">High citation potential; compliance verticals</w:t>
+            </w:r>
+          </w:p>
+        </w:tc>
+        <w:tc>
+          <w:tcPr>
+            <w:tcW w:type="dxa" w:w="1700"/>
+            <w:tcMar>
+              <w:top w:type="dxa" w:w="60"/>
+              <w:left w:type="dxa" w:w="100"/>
+              <w:bottom w:type="dxa" w:w="60"/>
+              <w:right w:type="dxa" w:w="100"/>
+            </w:tcMar>
+          </w:tcPr>
+          <w:p>
+            <w:pPr>
+              <w:jc w:val="left"/>
+            </w:pPr>
+            <w:r>
+              <w:rPr>
+                <w:b w:val="false"/>
+                <w:bCs w:val="false"/>
+                <w:color w:val="222222"/>
+                <w:sz w:val="19"/>
+                <w:szCs w:val="19"/>
+              </w:rPr>
+              <w:t xml:space="preserve">Med</w:t>
             </w:r>
           </w:p>
         </w:tc>
@@ -3623,7 +5236,7 @@
       <w:tr>
         <w:tc>
           <w:tcPr>
-            <w:tcW w:type="dxa" w:w="7360"/>
+            <w:tcW w:type="dxa" w:w="700"/>
             <w:shd w:fill="f8f8f8" w:color="auto" w:val="clear"/>
             <w:tcMar>
               <w:top w:type="dxa" w:w="60"/>
@@ -3644,13 +5257,13 @@
                 <w:sz w:val="19"/>
                 <w:szCs w:val="19"/>
               </w:rPr>
-              <w:t xml:space="preserve">how to recycle printer toner cartridges</w:t>
-            </w:r>
-          </w:p>
-        </w:tc>
-        <w:tc>
-          <w:tcPr>
-            <w:tcW w:type="dxa" w:w="2000"/>
+              <w:t xml:space="preserve">6</w:t>
+            </w:r>
+          </w:p>
+        </w:tc>
+        <w:tc>
+          <w:tcPr>
+            <w:tcW w:type="dxa" w:w="3100"/>
             <w:shd w:fill="f8f8f8" w:color="auto" w:val="clear"/>
             <w:tcMar>
               <w:top w:type="dxa" w:w="60"/>
@@ -3671,372 +5284,66 @@
                 <w:sz w:val="19"/>
                 <w:szCs w:val="19"/>
               </w:rPr>
-              <w:t xml:space="preserve">170</w:t>
+              <w:t xml:space="preserve">Local / vendor selection</w:t>
+            </w:r>
+          </w:p>
+        </w:tc>
+        <w:tc>
+          <w:tcPr>
+            <w:tcW w:type="dxa" w:w="3860"/>
+            <w:shd w:fill="f8f8f8" w:color="auto" w:val="clear"/>
+            <w:tcMar>
+              <w:top w:type="dxa" w:w="60"/>
+              <w:left w:type="dxa" w:w="100"/>
+              <w:bottom w:type="dxa" w:w="60"/>
+              <w:right w:type="dxa" w:w="100"/>
+            </w:tcMar>
+          </w:tcPr>
+          <w:p>
+            <w:pPr>
+              <w:jc w:val="left"/>
+            </w:pPr>
+            <w:r>
+              <w:rPr>
+                <w:b w:val="false"/>
+                <w:bCs w:val="false"/>
+                <w:color w:val="222222"/>
+                <w:sz w:val="19"/>
+                <w:szCs w:val="19"/>
+              </w:rPr>
+              <w:t xml:space="preserve">Captures ready-to-buy + “near me”</w:t>
+            </w:r>
+          </w:p>
+        </w:tc>
+        <w:tc>
+          <w:tcPr>
+            <w:tcW w:type="dxa" w:w="1700"/>
+            <w:shd w:fill="f8f8f8" w:color="auto" w:val="clear"/>
+            <w:tcMar>
+              <w:top w:type="dxa" w:w="60"/>
+              <w:left w:type="dxa" w:w="100"/>
+              <w:bottom w:type="dxa" w:w="60"/>
+              <w:right w:type="dxa" w:w="100"/>
+            </w:tcMar>
+          </w:tcPr>
+          <w:p>
+            <w:pPr>
+              <w:jc w:val="left"/>
+            </w:pPr>
+            <w:r>
+              <w:rPr>
+                <w:b w:val="false"/>
+                <w:bCs w:val="false"/>
+                <w:color w:val="222222"/>
+                <w:sz w:val="19"/>
+                <w:szCs w:val="19"/>
+              </w:rPr>
+              <w:t xml:space="preserve">Low–Med</w:t>
             </w:r>
           </w:p>
         </w:tc>
       </w:tr>
     </w:tbl>
-    <w:p>
-      <w:pPr>
-        <w:spacing w:after="120" w:line="276"/>
-      </w:pPr>
-      <w:r>
-        <w:rPr>
-          <w:b/>
-          <w:bCs/>
-          <w:color w:val="1a1a2e"/>
-          <w:sz w:val="20"/>
-          <w:szCs w:val="20"/>
-        </w:rPr>
-        <w:t xml:space="preserve">Note: </w:t>
-      </w:r>
-      <w:r>
-        <w:rPr>
-          <w:i/>
-          <w:iCs/>
-          <w:color w:val="666666"/>
-          <w:sz w:val="20"/>
-          <w:szCs w:val="20"/>
-        </w:rPr>
-        <w:t xml:space="preserve">“how to dispose of / recycle toner” pairs perfectly with a toner take-back program — an answer that doubles as a conversion path.</w:t>
-      </w:r>
-    </w:p>
-    <w:p>
-      <w:pPr>
-        <w:spacing w:after="120"/>
-      </w:pPr>
-    </w:p>
-    <w:p>
-      <w:pPr>
-        <w:pStyle w:val="Heading2"/>
-      </w:pPr>
-      <w:r>
-        <w:t xml:space="preserve">Cluster B — Document scanners (extends the winning page)</w:t>
-      </w:r>
-    </w:p>
-    <w:tbl>
-      <w:tblPr>
-        <w:tblW w:type="dxa" w:w="9360"/>
-        <w:tblBorders>
-          <w:top w:val="single" w:color="e0e0e0" w:sz="2"/>
-          <w:left w:val="single" w:color="e0e0e0" w:sz="2"/>
-          <w:bottom w:val="single" w:color="e0e0e0" w:sz="2"/>
-          <w:right w:val="single" w:color="e0e0e0" w:sz="2"/>
-          <w:insideH w:val="single" w:color="e0e0e0" w:sz="2"/>
-          <w:insideV w:val="single" w:color="e0e0e0" w:sz="2"/>
-        </w:tblBorders>
-      </w:tblPr>
-      <w:tblGrid>
-        <w:gridCol w:w="7360"/>
-        <w:gridCol w:w="2000"/>
-      </w:tblGrid>
-      <w:tr>
-        <w:trPr>
-          <w:tblHeader/>
-        </w:trPr>
-        <w:tc>
-          <w:tcPr>
-            <w:tcW w:type="dxa" w:w="7360"/>
-            <w:shd w:fill="1a1a2e" w:color="auto" w:val="clear"/>
-            <w:tcMar>
-              <w:top w:type="dxa" w:w="60"/>
-              <w:left w:type="dxa" w:w="100"/>
-              <w:bottom w:type="dxa" w:w="60"/>
-              <w:right w:type="dxa" w:w="100"/>
-            </w:tcMar>
-          </w:tcPr>
-          <w:p>
-            <w:pPr>
-              <w:jc w:val="left"/>
-            </w:pPr>
-            <w:r>
-              <w:rPr>
-                <w:b/>
-                <w:bCs/>
-                <w:color w:val="ffffff"/>
-                <w:sz w:val="19"/>
-                <w:szCs w:val="19"/>
-              </w:rPr>
-              <w:t xml:space="preserve">Question keyword</w:t>
-            </w:r>
-          </w:p>
-        </w:tc>
-        <w:tc>
-          <w:tcPr>
-            <w:tcW w:type="dxa" w:w="2000"/>
-            <w:shd w:fill="1a1a2e" w:color="auto" w:val="clear"/>
-            <w:tcMar>
-              <w:top w:type="dxa" w:w="60"/>
-              <w:left w:type="dxa" w:w="100"/>
-              <w:bottom w:type="dxa" w:w="60"/>
-              <w:right w:type="dxa" w:w="100"/>
-            </w:tcMar>
-          </w:tcPr>
-          <w:p>
-            <w:pPr>
-              <w:jc w:val="left"/>
-            </w:pPr>
-            <w:r>
-              <w:rPr>
-                <w:b/>
-                <w:bCs/>
-                <w:color w:val="ffffff"/>
-                <w:sz w:val="19"/>
-                <w:szCs w:val="19"/>
-              </w:rPr>
-              <w:t xml:space="preserve">Volume</w:t>
-            </w:r>
-          </w:p>
-        </w:tc>
-      </w:tr>
-      <w:tr>
-        <w:tc>
-          <w:tcPr>
-            <w:tcW w:type="dxa" w:w="7360"/>
-            <w:tcMar>
-              <w:top w:type="dxa" w:w="60"/>
-              <w:left w:type="dxa" w:w="100"/>
-              <w:bottom w:type="dxa" w:w="60"/>
-              <w:right w:type="dxa" w:w="100"/>
-            </w:tcMar>
-          </w:tcPr>
-          <w:p>
-            <w:pPr>
-              <w:jc w:val="left"/>
-            </w:pPr>
-            <w:r>
-              <w:rPr>
-                <w:b w:val="false"/>
-                <w:bCs w:val="false"/>
-                <w:color w:val="222222"/>
-                <w:sz w:val="19"/>
-                <w:szCs w:val="19"/>
-              </w:rPr>
-              <w:t xml:space="preserve">how to scan a document from scanner</w:t>
-            </w:r>
-          </w:p>
-        </w:tc>
-        <w:tc>
-          <w:tcPr>
-            <w:tcW w:type="dxa" w:w="2000"/>
-            <w:tcMar>
-              <w:top w:type="dxa" w:w="60"/>
-              <w:left w:type="dxa" w:w="100"/>
-              <w:bottom w:type="dxa" w:w="60"/>
-              <w:right w:type="dxa" w:w="100"/>
-            </w:tcMar>
-          </w:tcPr>
-          <w:p>
-            <w:pPr>
-              <w:jc w:val="left"/>
-            </w:pPr>
-            <w:r>
-              <w:rPr>
-                <w:b w:val="false"/>
-                <w:bCs w:val="false"/>
-                <w:color w:val="222222"/>
-                <w:sz w:val="19"/>
-                <w:szCs w:val="19"/>
-              </w:rPr>
-              <w:t xml:space="preserve">6,600</w:t>
-            </w:r>
-          </w:p>
-        </w:tc>
-      </w:tr>
-      <w:tr>
-        <w:tc>
-          <w:tcPr>
-            <w:tcW w:type="dxa" w:w="7360"/>
-            <w:shd w:fill="f8f8f8" w:color="auto" w:val="clear"/>
-            <w:tcMar>
-              <w:top w:type="dxa" w:w="60"/>
-              <w:left w:type="dxa" w:w="100"/>
-              <w:bottom w:type="dxa" w:w="60"/>
-              <w:right w:type="dxa" w:w="100"/>
-            </w:tcMar>
-          </w:tcPr>
-          <w:p>
-            <w:pPr>
-              <w:jc w:val="left"/>
-            </w:pPr>
-            <w:r>
-              <w:rPr>
-                <w:b w:val="false"/>
-                <w:bCs w:val="false"/>
-                <w:color w:val="222222"/>
-                <w:sz w:val="19"/>
-                <w:szCs w:val="19"/>
-              </w:rPr>
-              <w:t xml:space="preserve">what is a document scanner</w:t>
-            </w:r>
-          </w:p>
-        </w:tc>
-        <w:tc>
-          <w:tcPr>
-            <w:tcW w:type="dxa" w:w="2000"/>
-            <w:shd w:fill="f8f8f8" w:color="auto" w:val="clear"/>
-            <w:tcMar>
-              <w:top w:type="dxa" w:w="60"/>
-              <w:left w:type="dxa" w:w="100"/>
-              <w:bottom w:type="dxa" w:w="60"/>
-              <w:right w:type="dxa" w:w="100"/>
-            </w:tcMar>
-          </w:tcPr>
-          <w:p>
-            <w:pPr>
-              <w:jc w:val="left"/>
-            </w:pPr>
-            <w:r>
-              <w:rPr>
-                <w:b w:val="false"/>
-                <w:bCs w:val="false"/>
-                <w:color w:val="222222"/>
-                <w:sz w:val="19"/>
-                <w:szCs w:val="19"/>
-              </w:rPr>
-              <w:t xml:space="preserve">170</w:t>
-            </w:r>
-          </w:p>
-        </w:tc>
-      </w:tr>
-      <w:tr>
-        <w:tc>
-          <w:tcPr>
-            <w:tcW w:type="dxa" w:w="7360"/>
-            <w:tcMar>
-              <w:top w:type="dxa" w:w="60"/>
-              <w:left w:type="dxa" w:w="100"/>
-              <w:bottom w:type="dxa" w:w="60"/>
-              <w:right w:type="dxa" w:w="100"/>
-            </w:tcMar>
-          </w:tcPr>
-          <w:p>
-            <w:pPr>
-              <w:jc w:val="left"/>
-            </w:pPr>
-            <w:r>
-              <w:rPr>
-                <w:b w:val="false"/>
-                <w:bCs w:val="false"/>
-                <w:color w:val="222222"/>
-                <w:sz w:val="19"/>
-                <w:szCs w:val="19"/>
-              </w:rPr>
-              <w:t xml:space="preserve">what is automatic document feeder in scanner</w:t>
-            </w:r>
-          </w:p>
-        </w:tc>
-        <w:tc>
-          <w:tcPr>
-            <w:tcW w:type="dxa" w:w="2000"/>
-            <w:tcMar>
-              <w:top w:type="dxa" w:w="60"/>
-              <w:left w:type="dxa" w:w="100"/>
-              <w:bottom w:type="dxa" w:w="60"/>
-              <w:right w:type="dxa" w:w="100"/>
-            </w:tcMar>
-          </w:tcPr>
-          <w:p>
-            <w:pPr>
-              <w:jc w:val="left"/>
-            </w:pPr>
-            <w:r>
-              <w:rPr>
-                <w:b w:val="false"/>
-                <w:bCs w:val="false"/>
-                <w:color w:val="222222"/>
-                <w:sz w:val="19"/>
-                <w:szCs w:val="19"/>
-              </w:rPr>
-              <w:t xml:space="preserve">90</w:t>
-            </w:r>
-          </w:p>
-        </w:tc>
-      </w:tr>
-      <w:tr>
-        <w:tc>
-          <w:tcPr>
-            <w:tcW w:type="dxa" w:w="7360"/>
-            <w:shd w:fill="f8f8f8" w:color="auto" w:val="clear"/>
-            <w:tcMar>
-              <w:top w:type="dxa" w:w="60"/>
-              <w:left w:type="dxa" w:w="100"/>
-              <w:bottom w:type="dxa" w:w="60"/>
-              <w:right w:type="dxa" w:w="100"/>
-            </w:tcMar>
-          </w:tcPr>
-          <w:p>
-            <w:pPr>
-              <w:jc w:val="left"/>
-            </w:pPr>
-            <w:r>
-              <w:rPr>
-                <w:b w:val="false"/>
-                <w:bCs w:val="false"/>
-                <w:color w:val="222222"/>
-                <w:sz w:val="19"/>
-                <w:szCs w:val="19"/>
-              </w:rPr>
-              <w:t xml:space="preserve">how to choose a document scanner</w:t>
-            </w:r>
-          </w:p>
-        </w:tc>
-        <w:tc>
-          <w:tcPr>
-            <w:tcW w:type="dxa" w:w="2000"/>
-            <w:shd w:fill="f8f8f8" w:color="auto" w:val="clear"/>
-            <w:tcMar>
-              <w:top w:type="dxa" w:w="60"/>
-              <w:left w:type="dxa" w:w="100"/>
-              <w:bottom w:type="dxa" w:w="60"/>
-              <w:right w:type="dxa" w:w="100"/>
-            </w:tcMar>
-          </w:tcPr>
-          <w:p>
-            <w:pPr>
-              <w:jc w:val="left"/>
-            </w:pPr>
-            <w:r>
-              <w:rPr>
-                <w:b w:val="false"/>
-                <w:bCs w:val="false"/>
-                <w:color w:val="222222"/>
-                <w:sz w:val="19"/>
-                <w:szCs w:val="19"/>
-              </w:rPr>
-              <w:t xml:space="preserve">20</w:t>
-            </w:r>
-          </w:p>
-        </w:tc>
-      </w:tr>
-    </w:tbl>
-    <w:p>
-      <w:pPr>
-        <w:spacing w:after="120"/>
-      </w:pPr>
-    </w:p>
-    <w:p>
-      <w:pPr>
-        <w:pStyle w:val="Heading2"/>
-      </w:pPr>
-      <w:r>
-        <w:t xml:space="preserve">Cluster C — Copiers / MFPs (highest commercial value)</w:t>
-      </w:r>
-    </w:p>
-    <w:p>
-      <w:pPr>
-        <w:spacing w:after="120" w:line="276"/>
-      </w:pPr>
-      <w:r>
-        <w:rPr>
-          <w:color w:val="222222"/>
-          <w:sz w:val="21"/>
-          <w:szCs w:val="21"/>
-        </w:rPr>
-        <w:t xml:space="preserve">Head terms (office copier 1,300; multifunction printer 2,900; canon copier 720) have no supporting answer content. Build buyer-question pages: “How much does an office copier cost?”, “Lease vs. buy a copier?”, “What is a multifunction printer?”, “Canon vs. Sharp copiers?”</w:t>
-      </w:r>
-    </w:p>
     <w:p>
       <w:pPr>
         <w:pStyle w:val="Heading1"/>
@@ -4060,8 +5367,8 @@
       <w:tblGrid>
         <w:gridCol w:w="2600"/>
         <w:gridCol w:w="1700"/>
-        <w:gridCol w:w="1600"/>
-        <w:gridCol w:w="3460"/>
+        <w:gridCol w:w="1700"/>
+        <w:gridCol w:w="3360"/>
       </w:tblGrid>
       <w:tr>
         <w:trPr>
@@ -4117,13 +5424,13 @@
                 <w:sz w:val="19"/>
                 <w:szCs w:val="19"/>
               </w:rPr>
-              <w:t xml:space="preserve">Organic keywords</w:t>
-            </w:r>
-          </w:p>
-        </w:tc>
-        <w:tc>
-          <w:tcPr>
-            <w:tcW w:type="dxa" w:w="1600"/>
+              <w:t xml:space="preserve">Ref. domains</w:t>
+            </w:r>
+          </w:p>
+        </w:tc>
+        <w:tc>
+          <w:tcPr>
+            <w:tcW w:type="dxa" w:w="1700"/>
             <w:shd w:fill="1a1a2e" w:color="auto" w:val="clear"/>
             <w:tcMar>
               <w:top w:type="dxa" w:w="60"/>
@@ -4150,7 +5457,7 @@
         </w:tc>
         <w:tc>
           <w:tcPr>
-            <w:tcW w:type="dxa" w:w="3460"/>
+            <w:tcW w:type="dxa" w:w="3360"/>
             <w:shd w:fill="1a1a2e" w:color="auto" w:val="clear"/>
             <w:tcMar>
               <w:top w:type="dxa" w:w="60"/>
@@ -4225,13 +5532,13 @@
                 <w:sz w:val="19"/>
                 <w:szCs w:val="19"/>
               </w:rPr>
-              <w:t xml:space="preserve">3,383</w:t>
-            </w:r>
-          </w:p>
-        </w:tc>
-        <w:tc>
-          <w:tcPr>
-            <w:tcW w:type="dxa" w:w="1600"/>
+              <w:t xml:space="preserve">1,318</w:t>
+            </w:r>
+          </w:p>
+        </w:tc>
+        <w:tc>
+          <w:tcPr>
+            <w:tcW w:type="dxa" w:w="1700"/>
             <w:tcMar>
               <w:top w:type="dxa" w:w="60"/>
               <w:left w:type="dxa" w:w="100"/>
@@ -4257,7 +5564,7 @@
         </w:tc>
         <w:tc>
           <w:tcPr>
-            <w:tcW w:type="dxa" w:w="3460"/>
+            <w:tcW w:type="dxa" w:w="3360"/>
             <w:tcMar>
               <w:top w:type="dxa" w:w="60"/>
               <w:left w:type="dxa" w:w="100"/>
@@ -4333,13 +5640,13 @@
                 <w:sz w:val="19"/>
                 <w:szCs w:val="19"/>
               </w:rPr>
-              <w:t xml:space="preserve">676</w:t>
-            </w:r>
-          </w:p>
-        </w:tc>
-        <w:tc>
-          <w:tcPr>
-            <w:tcW w:type="dxa" w:w="1600"/>
+              <w:t xml:space="preserve">—</w:t>
+            </w:r>
+          </w:p>
+        </w:tc>
+        <w:tc>
+          <w:tcPr>
+            <w:tcW w:type="dxa" w:w="1700"/>
             <w:shd w:fill="f8f8f8" w:color="auto" w:val="clear"/>
             <w:tcMar>
               <w:top w:type="dxa" w:w="60"/>
@@ -4366,7 +5673,7 @@
         </w:tc>
         <w:tc>
           <w:tcPr>
-            <w:tcW w:type="dxa" w:w="3460"/>
+            <w:tcW w:type="dxa" w:w="3360"/>
             <w:shd w:fill="f8f8f8" w:color="auto" w:val="clear"/>
             <w:tcMar>
               <w:top w:type="dxa" w:w="60"/>
@@ -4415,7 +5722,7 @@
                 <w:sz w:val="19"/>
                 <w:szCs w:val="19"/>
               </w:rPr>
-              <w:t xml:space="preserve">aztectechnologies.com</w:t>
+              <w:t xml:space="preserve">tonerbuzz.com</w:t>
             </w:r>
           </w:p>
         </w:tc>
@@ -4441,59 +5748,59 @@
                 <w:sz w:val="19"/>
                 <w:szCs w:val="19"/>
               </w:rPr>
-              <w:t xml:space="preserve">218</w:t>
-            </w:r>
-          </w:p>
-        </w:tc>
-        <w:tc>
-          <w:tcPr>
-            <w:tcW w:type="dxa" w:w="1600"/>
-            <w:tcMar>
-              <w:top w:type="dxa" w:w="60"/>
-              <w:left w:type="dxa" w:w="100"/>
-              <w:bottom w:type="dxa" w:w="60"/>
-              <w:right w:type="dxa" w:w="100"/>
-            </w:tcMar>
-          </w:tcPr>
-          <w:p>
-            <w:pPr>
-              <w:jc w:val="left"/>
-            </w:pPr>
-            <w:r>
-              <w:rPr>
-                <w:b w:val="false"/>
-                <w:bCs w:val="false"/>
-                <w:color w:val="222222"/>
-                <w:sz w:val="19"/>
-                <w:szCs w:val="19"/>
-              </w:rPr>
-              <w:t xml:space="preserve">469</w:t>
-            </w:r>
-          </w:p>
-        </w:tc>
-        <w:tc>
-          <w:tcPr>
-            <w:tcW w:type="dxa" w:w="3460"/>
-            <w:tcMar>
-              <w:top w:type="dxa" w:w="60"/>
-              <w:left w:type="dxa" w:w="100"/>
-              <w:bottom w:type="dxa" w:w="60"/>
-              <w:right w:type="dxa" w:w="100"/>
-            </w:tcMar>
-          </w:tcPr>
-          <w:p>
-            <w:pPr>
-              <w:jc w:val="left"/>
-            </w:pPr>
-            <w:r>
-              <w:rPr>
-                <w:b w:val="false"/>
-                <w:bCs w:val="false"/>
-                <w:color w:val="222222"/>
-                <w:sz w:val="19"/>
-                <w:szCs w:val="19"/>
-              </w:rPr>
-              <w:t xml:space="preserve">Name-adjacent (adds entity confusion)</w:t>
+              <w:t xml:space="preserve">—</w:t>
+            </w:r>
+          </w:p>
+        </w:tc>
+        <w:tc>
+          <w:tcPr>
+            <w:tcW w:type="dxa" w:w="1700"/>
+            <w:tcMar>
+              <w:top w:type="dxa" w:w="60"/>
+              <w:left w:type="dxa" w:w="100"/>
+              <w:bottom w:type="dxa" w:w="60"/>
+              <w:right w:type="dxa" w:w="100"/>
+            </w:tcMar>
+          </w:tcPr>
+          <w:p>
+            <w:pPr>
+              <w:jc w:val="left"/>
+            </w:pPr>
+            <w:r>
+              <w:rPr>
+                <w:b w:val="false"/>
+                <w:bCs w:val="false"/>
+                <w:color w:val="222222"/>
+                <w:sz w:val="19"/>
+                <w:szCs w:val="19"/>
+              </w:rPr>
+              <w:t xml:space="preserve">—</w:t>
+            </w:r>
+          </w:p>
+        </w:tc>
+        <w:tc>
+          <w:tcPr>
+            <w:tcW w:type="dxa" w:w="3360"/>
+            <w:tcMar>
+              <w:top w:type="dxa" w:w="60"/>
+              <w:left w:type="dxa" w:w="100"/>
+              <w:bottom w:type="dxa" w:w="60"/>
+              <w:right w:type="dxa" w:w="100"/>
+            </w:tcMar>
+          </w:tcPr>
+          <w:p>
+            <w:pPr>
+              <w:jc w:val="left"/>
+            </w:pPr>
+            <w:r>
+              <w:rPr>
+                <w:b w:val="false"/>
+                <w:bCs w:val="false"/>
+                <w:color w:val="222222"/>
+                <w:sz w:val="19"/>
+                <w:szCs w:val="19"/>
+              </w:rPr>
+              <w:t xml:space="preserve">Toner retailer whose how-tos get AI-cited</w:t>
             </w:r>
           </w:p>
         </w:tc>
@@ -4522,7 +5829,7 @@
                 <w:sz w:val="19"/>
                 <w:szCs w:val="19"/>
               </w:rPr>
-              <w:t xml:space="preserve">accessofficeproducts.com</w:t>
+              <w:t xml:space="preserve">uptownprinters / geeksonsite</w:t>
             </w:r>
           </w:p>
         </w:tc>
@@ -4549,13 +5856,13 @@
                 <w:sz w:val="19"/>
                 <w:szCs w:val="19"/>
               </w:rPr>
-              <w:t xml:space="preserve">130</w:t>
-            </w:r>
-          </w:p>
-        </w:tc>
-        <w:tc>
-          <w:tcPr>
-            <w:tcW w:type="dxa" w:w="1600"/>
+              <w:t xml:space="preserve">—</w:t>
+            </w:r>
+          </w:p>
+        </w:tc>
+        <w:tc>
+          <w:tcPr>
+            <w:tcW w:type="dxa" w:w="1700"/>
             <w:shd w:fill="f8f8f8" w:color="auto" w:val="clear"/>
             <w:tcMar>
               <w:top w:type="dxa" w:w="60"/>
@@ -4576,13 +5883,13 @@
                 <w:sz w:val="19"/>
                 <w:szCs w:val="19"/>
               </w:rPr>
-              <w:t xml:space="preserve">41</w:t>
-            </w:r>
-          </w:p>
-        </w:tc>
-        <w:tc>
-          <w:tcPr>
-            <w:tcW w:type="dxa" w:w="3460"/>
+              <w:t xml:space="preserve">—</w:t>
+            </w:r>
+          </w:p>
+        </w:tc>
+        <w:tc>
+          <w:tcPr>
+            <w:tcW w:type="dxa" w:w="3360"/>
             <w:shd w:fill="f8f8f8" w:color="auto" w:val="clear"/>
             <w:tcMar>
               <w:top w:type="dxa" w:w="60"/>
@@ -4603,7 +5910,7 @@
                 <w:sz w:val="19"/>
                 <w:szCs w:val="19"/>
               </w:rPr>
-              <w:t xml:space="preserve">Direct-type competitor</w:t>
+              <w:t xml:space="preserve">Dealer blogs cited for printer guides</w:t>
             </w:r>
           </w:p>
         </w:tc>
@@ -4655,7 +5962,7 @@
           <w:sz w:val="21"/>
           <w:szCs w:val="21"/>
         </w:rPr>
-        <w:t xml:space="preserve">Add FAQ schema + an FAQ block to the scanner and toner/ink pages, answering the Cluster A &amp; B questions in 40–60 word, snippet-ready blocks.</w:t>
+        <w:t xml:space="preserve">Add FAQ schema + FAQ blocks to scanner &amp; toner pages to capture People-Also-Ask.</w:t>
       </w:r>
     </w:p>
     <w:p>
@@ -4683,7 +5990,7 @@
           <w:sz w:val="21"/>
           <w:szCs w:val="21"/>
         </w:rPr>
-        <w:t xml:space="preserve">Publish 3 toner how-to guides (change / replace / reset toner in a Brother printer) — best volume-to-difficulty ratio on the site, each ending in a “buy the toner” CTA.</w:t>
+        <w:t xml:space="preserve">Publish 3 toner how-to guides (best volume-to-difficulty ratio), each ending in a buy-the-toner CTA.</w:t>
       </w:r>
     </w:p>
     <w:p>
@@ -4711,15 +6018,7 @@
           <w:sz w:val="21"/>
           <w:szCs w:val="21"/>
         </w:rPr>
-        <w:t xml:space="preserve">Add complete Organization schema, a clear “Aztec Office is an office-technology dealer” positioning line above the fold, and consistent NAP.</w:t>
-      </w:r>
-    </w:p>
-    <w:p>
-      <w:pPr>
-        <w:pStyle w:val="Heading2"/>
-      </w:pPr>
-      <w:r>
-        <w:t xml:space="preserve">Tier 2 — Structural (30–90 days)</w:t>
+        <w:t xml:space="preserve">Add Organization/LocalBusiness schema, fix empty titles/H1, consistent NAP.</w:t>
       </w:r>
     </w:p>
     <w:p>
@@ -4739,7 +6038,7 @@
           <w:sz w:val="21"/>
           <w:szCs w:val="21"/>
         </w:rPr>
-        <w:t xml:space="preserve">Scale the winner. </w:t>
+        <w:t xml:space="preserve">Own the category. </w:t>
       </w:r>
       <w:r>
         <w:rPr>
@@ -4747,7 +6046,15 @@
           <w:sz w:val="21"/>
           <w:szCs w:val="21"/>
         </w:rPr>
-        <w:t xml:space="preserve">Clone the “best-of” template into best office copiers, best multifunction printers, and best office toner deals.</w:t>
+        <w:t xml:space="preserve">Publish “What is Managed Print Services?” — the category-defining answer for the #1 buyer.</w:t>
+      </w:r>
+    </w:p>
+    <w:p>
+      <w:pPr>
+        <w:pStyle w:val="Heading2"/>
+      </w:pPr>
+      <w:r>
+        <w:t xml:space="preserve">Tier 2 — Structural (30–90 days)</w:t>
       </w:r>
     </w:p>
     <w:p>
@@ -4767,7 +6074,7 @@
           <w:sz w:val="21"/>
           <w:szCs w:val="21"/>
         </w:rPr>
-        <w:t xml:space="preserve">Disambiguate the subdomain. </w:t>
+        <w:t xml:space="preserve">Best-of guides. </w:t>
       </w:r>
       <w:r>
         <w:rPr>
@@ -4775,7 +6082,7 @@
           <w:sz w:val="21"/>
           <w:szCs w:val="21"/>
         </w:rPr>
-        <w:t xml:space="preserve">Clarify or separate learning.aztecoffice.com so it stops competing for the “Aztec” entity with the commercial site.</w:t>
+        <w:t xml:space="preserve">Rebuild /doc-scanners into a real reviewed guide, then clone the template to copiers &amp; MFPs.</w:t>
       </w:r>
     </w:p>
     <w:p>
@@ -4795,7 +6102,7 @@
           <w:sz w:val="21"/>
           <w:szCs w:val="21"/>
         </w:rPr>
-        <w:t xml:space="preserve">Copier hub. </w:t>
+        <w:t xml:space="preserve">MPS content. </w:t>
       </w:r>
       <w:r>
         <w:rPr>
@@ -4803,15 +6110,7 @@
           <w:sz w:val="21"/>
           <w:szCs w:val="21"/>
         </w:rPr>
-        <w:t xml:space="preserve">Build a copier buyer-question hub (cost, lease-vs-buy, brand comparisons) to attack the 1,000–2,900-volume head terms.</w:t>
-      </w:r>
-    </w:p>
-    <w:p>
-      <w:pPr>
-        <w:pStyle w:val="Heading2"/>
-      </w:pPr>
-      <w:r>
-        <w:t xml:space="preserve">Tier 3 — Authority &amp; technical (ongoing)</w:t>
+        <w:t xml:space="preserve">Stand up the MPS-buyer trees (cost control, IT relief, security) as cornerstone content.</w:t>
       </w:r>
     </w:p>
     <w:p>
@@ -4831,7 +6130,7 @@
           <w:sz w:val="21"/>
           <w:szCs w:val="21"/>
         </w:rPr>
-        <w:t xml:space="preserve">Earn citations. </w:t>
+        <w:t xml:space="preserve">Entity cleanup. </w:t>
       </w:r>
       <w:r>
         <w:rPr>
@@ -4839,7 +6138,15 @@
           <w:sz w:val="21"/>
           <w:szCs w:val="21"/>
         </w:rPr>
-        <w:t xml:space="preserve">Get Aztec Office listed and reviewed on office-equipment directories and local B2B listings to build the authority AI engines weigh before citing.</w:t>
+        <w:t xml:space="preserve">Disambiguate the learning subdomain and the Florida namesake.</w:t>
+      </w:r>
+    </w:p>
+    <w:p>
+      <w:pPr>
+        <w:pStyle w:val="Heading2"/>
+      </w:pPr>
+      <w:r>
+        <w:t xml:space="preserve">Tier 3 — Authority &amp; technical (ongoing)</w:t>
       </w:r>
     </w:p>
     <w:p>
@@ -4859,7 +6166,7 @@
           <w:sz w:val="21"/>
           <w:szCs w:val="21"/>
         </w:rPr>
-        <w:t xml:space="preserve">Product schema. </w:t>
+        <w:t xml:space="preserve">Earn citations. </w:t>
       </w:r>
       <w:r>
         <w:rPr>
@@ -4867,7 +6174,7 @@
           <w:sz w:val="21"/>
           <w:szCs w:val="21"/>
         </w:rPr>
-        <w:t xml:space="preserve">Add Product schema to the hundreds of equipment-guide pages so they become eligible for rich results.</w:t>
+        <w:t xml:space="preserve">Directories, B2B listings, digital PR to close the referring-domain gap.</w:t>
       </w:r>
     </w:p>
     <w:p>
@@ -4887,7 +6194,7 @@
           <w:sz w:val="21"/>
           <w:szCs w:val="21"/>
         </w:rPr>
-        <w:t xml:space="preserve">Measure AEO. </w:t>
+        <w:t xml:space="preserve">Schema &amp; local. </w:t>
       </w:r>
       <w:r>
         <w:rPr>
@@ -4895,7 +6202,35 @@
           <w:sz w:val="21"/>
           <w:szCs w:val="21"/>
         </w:rPr>
-        <w:t xml:space="preserve">Track AI-Overview / featured-snippet presence and monitor whether ChatGPT/Perplexity cite the site for category queries.</w:t>
+        <w:t xml:space="preserve">Product schema across equipment-guide pages; localized service pages + GBP.</w:t>
+      </w:r>
+    </w:p>
+    <w:p>
+      <w:pPr>
+        <w:pStyle w:val="ListParagraph"/>
+        <w:numPr>
+          <w:ilvl w:val="0"/>
+          <w:numId w:val="2"/>
+        </w:numPr>
+        <w:spacing w:after="80" w:line="264"/>
+      </w:pPr>
+      <w:r>
+        <w:rPr>
+          <w:b/>
+          <w:bCs/>
+          <w:color w:val="222222"/>
+          <w:sz w:val="21"/>
+          <w:szCs w:val="21"/>
+        </w:rPr>
+        <w:t xml:space="preserve">Measure AEO. </w:t>
+      </w:r>
+      <w:r>
+        <w:rPr>
+          <w:color w:val="222222"/>
+          <w:sz w:val="21"/>
+          <w:szCs w:val="21"/>
+        </w:rPr>
+        <w:t xml:space="preserve">Track AI-Overview / snippet presence monthly against a baseline of zero.</w:t>
       </w:r>
     </w:p>
     <w:p>
@@ -4903,7 +6238,7 @@
         <w:pStyle w:val="Heading1"/>
       </w:pPr>
       <w:r>
-        <w:t xml:space="preserve">Suggested First Content Sprint (8 Assets)</w:t>
+        <w:t xml:space="preserve">First Content Sprint (8 Assets)</w:t>
       </w:r>
     </w:p>
     <w:p>
@@ -4921,7 +6256,7 @@
           <w:sz w:val="21"/>
           <w:szCs w:val="21"/>
         </w:rPr>
-        <w:t xml:space="preserve">How to change toner in a Brother printer (1,600) — guide + video + CTA</w:t>
+        <w:t xml:space="preserve">What is Managed Print Services? (cornerstone for the #1 buyer)</w:t>
       </w:r>
     </w:p>
     <w:p>
@@ -4939,7 +6274,7 @@
           <w:sz w:val="21"/>
           <w:szCs w:val="21"/>
         </w:rPr>
-        <w:t xml:space="preserve">How to replace toner in a Brother printer (1,600)</w:t>
+        <w:t xml:space="preserve">How to change toner in a Brother printer (1,600) + CTA</w:t>
       </w:r>
     </w:p>
     <w:p>
@@ -4957,7 +6292,7 @@
           <w:sz w:val="21"/>
           <w:szCs w:val="21"/>
         </w:rPr>
-        <w:t xml:space="preserve">How to reset toner on a Brother printer (210)</w:t>
+        <w:t xml:space="preserve">How to replace toner in a Brother printer (1,600)</w:t>
       </w:r>
     </w:p>
     <w:p>
@@ -4975,7 +6310,7 @@
           <w:sz w:val="21"/>
           <w:szCs w:val="21"/>
         </w:rPr>
-        <w:t xml:space="preserve">What is printer toner? / What does toner do? (720 + 210)</w:t>
+        <w:t xml:space="preserve">How to reduce office printing costs (CFO)</w:t>
       </w:r>
     </w:p>
     <w:p>
@@ -4993,7 +6328,7 @@
           <w:sz w:val="21"/>
           <w:szCs w:val="21"/>
         </w:rPr>
-        <w:t xml:space="preserve">How to recycle / dispose of printer toner (380 combined) + recycling program</w:t>
+        <w:t xml:space="preserve">Are office printers a security risk? (IT / compliance)</w:t>
       </w:r>
     </w:p>
     <w:p>
@@ -5011,7 +6346,7 @@
           <w:sz w:val="21"/>
           <w:szCs w:val="21"/>
         </w:rPr>
-        <w:t xml:space="preserve">Best office copiers 2026 — “best-of” clone</w:t>
+        <w:t xml:space="preserve">Best office copiers 2026 — best-of clone</w:t>
       </w:r>
     </w:p>
     <w:p>
@@ -5029,7 +6364,7 @@
           <w:sz w:val="21"/>
           <w:szCs w:val="21"/>
         </w:rPr>
-        <w:t xml:space="preserve">Best multifunction printers 2026 — “best-of” clone</w:t>
+        <w:t xml:space="preserve">How to choose a document scanner — extends the winning page</w:t>
       </w:r>
     </w:p>
     <w:p>
@@ -5047,14 +6382,490 @@
           <w:sz w:val="21"/>
           <w:szCs w:val="21"/>
         </w:rPr>
-        <w:t xml:space="preserve">How to choose a document scanner — extends the winning scanner page</w:t>
-      </w:r>
-    </w:p>
-    <w:p>
-      <w:pPr>
-        <w:spacing w:after="120"/>
-      </w:pPr>
-    </w:p>
+        <w:t xml:space="preserve">How to recycle / dispose of printer toner + take-back program</w:t>
+      </w:r>
+    </w:p>
+    <w:p>
+      <w:pPr>
+        <w:pStyle w:val="Heading1"/>
+      </w:pPr>
+      <w:r>
+        <w:t xml:space="preserve">The Reusable AEO System (7 Flows)</w:t>
+      </w:r>
+    </w:p>
+    <w:p>
+      <w:pPr>
+        <w:spacing w:after="120" w:line="276"/>
+      </w:pPr>
+      <w:r>
+        <w:rPr>
+          <w:color w:val="222222"/>
+          <w:sz w:val="21"/>
+          <w:szCs w:val="21"/>
+        </w:rPr>
+        <w:t xml:space="preserve">Built for Aztec, portable to every QBS office-equipment-dealer client (Eakes, Kelly Office, Pulse, Image2000, Swenson, Tascosa, Revolution, DCS, ITG, OEM Connect, UTEC, Virginia Business Systems) by swapping inputs.</w:t>
+      </w:r>
+    </w:p>
+    <w:tbl>
+      <w:tblPr>
+        <w:tblW w:type="dxa" w:w="9360"/>
+        <w:tblBorders>
+          <w:top w:val="single" w:color="e0e0e0" w:sz="2"/>
+          <w:left w:val="single" w:color="e0e0e0" w:sz="2"/>
+          <w:bottom w:val="single" w:color="e0e0e0" w:sz="2"/>
+          <w:right w:val="single" w:color="e0e0e0" w:sz="2"/>
+          <w:insideH w:val="single" w:color="e0e0e0" w:sz="2"/>
+          <w:insideV w:val="single" w:color="e0e0e0" w:sz="2"/>
+        </w:tblBorders>
+      </w:tblPr>
+      <w:tblGrid>
+        <w:gridCol w:w="3200"/>
+        <w:gridCol w:w="6160"/>
+      </w:tblGrid>
+      <w:tr>
+        <w:trPr>
+          <w:tblHeader/>
+        </w:trPr>
+        <w:tc>
+          <w:tcPr>
+            <w:tcW w:type="dxa" w:w="3200"/>
+            <w:shd w:fill="1a1a2e" w:color="auto" w:val="clear"/>
+            <w:tcMar>
+              <w:top w:type="dxa" w:w="60"/>
+              <w:left w:type="dxa" w:w="100"/>
+              <w:bottom w:type="dxa" w:w="60"/>
+              <w:right w:type="dxa" w:w="100"/>
+            </w:tcMar>
+          </w:tcPr>
+          <w:p>
+            <w:pPr>
+              <w:jc w:val="left"/>
+            </w:pPr>
+            <w:r>
+              <w:rPr>
+                <w:b/>
+                <w:bCs/>
+                <w:color w:val="ffffff"/>
+                <w:sz w:val="19"/>
+                <w:szCs w:val="19"/>
+              </w:rPr>
+              <w:t xml:space="preserve">Flow</w:t>
+            </w:r>
+          </w:p>
+        </w:tc>
+        <w:tc>
+          <w:tcPr>
+            <w:tcW w:type="dxa" w:w="6160"/>
+            <w:shd w:fill="1a1a2e" w:color="auto" w:val="clear"/>
+            <w:tcMar>
+              <w:top w:type="dxa" w:w="60"/>
+              <w:left w:type="dxa" w:w="100"/>
+              <w:bottom w:type="dxa" w:w="60"/>
+              <w:right w:type="dxa" w:w="100"/>
+            </w:tcMar>
+          </w:tcPr>
+          <w:p>
+            <w:pPr>
+              <w:jc w:val="left"/>
+            </w:pPr>
+            <w:r>
+              <w:rPr>
+                <w:b/>
+                <w:bCs/>
+                <w:color w:val="ffffff"/>
+                <w:sz w:val="19"/>
+                <w:szCs w:val="19"/>
+              </w:rPr>
+              <w:t xml:space="preserve">What it does</w:t>
+            </w:r>
+          </w:p>
+        </w:tc>
+      </w:tr>
+      <w:tr>
+        <w:tc>
+          <w:tcPr>
+            <w:tcW w:type="dxa" w:w="3200"/>
+            <w:tcMar>
+              <w:top w:type="dxa" w:w="60"/>
+              <w:left w:type="dxa" w:w="100"/>
+              <w:bottom w:type="dxa" w:w="60"/>
+              <w:right w:type="dxa" w:w="100"/>
+            </w:tcMar>
+          </w:tcPr>
+          <w:p>
+            <w:pPr>
+              <w:jc w:val="left"/>
+            </w:pPr>
+            <w:r>
+              <w:rPr>
+                <w:b w:val="false"/>
+                <w:bCs w:val="false"/>
+                <w:color w:val="222222"/>
+                <w:sz w:val="19"/>
+                <w:szCs w:val="19"/>
+              </w:rPr>
+              <w:t xml:space="preserve">1 · Question Harvest → Answer Block</w:t>
+            </w:r>
+          </w:p>
+        </w:tc>
+        <w:tc>
+          <w:tcPr>
+            <w:tcW w:type="dxa" w:w="6160"/>
+            <w:tcMar>
+              <w:top w:type="dxa" w:w="60"/>
+              <w:left w:type="dxa" w:w="100"/>
+              <w:bottom w:type="dxa" w:w="60"/>
+              <w:right w:type="dxa" w:w="100"/>
+            </w:tcMar>
+          </w:tcPr>
+          <w:p>
+            <w:pPr>
+              <w:jc w:val="left"/>
+            </w:pPr>
+            <w:r>
+              <w:rPr>
+                <w:b w:val="false"/>
+                <w:bCs w:val="false"/>
+                <w:color w:val="222222"/>
+                <w:sz w:val="19"/>
+                <w:szCs w:val="19"/>
+              </w:rPr>
+              <w:t xml:space="preserve">Pull question keywords → 40–60 word answers → FAQ + FAQPage schema (PAA capture)</w:t>
+            </w:r>
+          </w:p>
+        </w:tc>
+      </w:tr>
+      <w:tr>
+        <w:tc>
+          <w:tcPr>
+            <w:tcW w:type="dxa" w:w="3200"/>
+            <w:shd w:fill="f8f8f8" w:color="auto" w:val="clear"/>
+            <w:tcMar>
+              <w:top w:type="dxa" w:w="60"/>
+              <w:left w:type="dxa" w:w="100"/>
+              <w:bottom w:type="dxa" w:w="60"/>
+              <w:right w:type="dxa" w:w="100"/>
+            </w:tcMar>
+          </w:tcPr>
+          <w:p>
+            <w:pPr>
+              <w:jc w:val="left"/>
+            </w:pPr>
+            <w:r>
+              <w:rPr>
+                <w:b w:val="false"/>
+                <w:bCs w:val="false"/>
+                <w:color w:val="222222"/>
+                <w:sz w:val="19"/>
+                <w:szCs w:val="19"/>
+              </w:rPr>
+              <w:t xml:space="preserve">2 · Thin Page → Best-of Guide</w:t>
+            </w:r>
+          </w:p>
+        </w:tc>
+        <w:tc>
+          <w:tcPr>
+            <w:tcW w:type="dxa" w:w="6160"/>
+            <w:shd w:fill="f8f8f8" w:color="auto" w:val="clear"/>
+            <w:tcMar>
+              <w:top w:type="dxa" w:w="60"/>
+              <w:left w:type="dxa" w:w="100"/>
+              <w:bottom w:type="dxa" w:w="60"/>
+              <w:right w:type="dxa" w:w="100"/>
+            </w:tcMar>
+          </w:tcPr>
+          <w:p>
+            <w:pPr>
+              <w:jc w:val="left"/>
+            </w:pPr>
+            <w:r>
+              <w:rPr>
+                <w:b w:val="false"/>
+                <w:bCs w:val="false"/>
+                <w:color w:val="222222"/>
+                <w:sz w:val="19"/>
+                <w:szCs w:val="19"/>
+              </w:rPr>
+              <w:t xml:space="preserve">Convert product grids into reviewed guides + ItemList/Product + FAQ schema</w:t>
+            </w:r>
+          </w:p>
+        </w:tc>
+      </w:tr>
+      <w:tr>
+        <w:tc>
+          <w:tcPr>
+            <w:tcW w:type="dxa" w:w="3200"/>
+            <w:tcMar>
+              <w:top w:type="dxa" w:w="60"/>
+              <w:left w:type="dxa" w:w="100"/>
+              <w:bottom w:type="dxa" w:w="60"/>
+              <w:right w:type="dxa" w:w="100"/>
+            </w:tcMar>
+          </w:tcPr>
+          <w:p>
+            <w:pPr>
+              <w:jc w:val="left"/>
+            </w:pPr>
+            <w:r>
+              <w:rPr>
+                <w:b w:val="false"/>
+                <w:bCs w:val="false"/>
+                <w:color w:val="222222"/>
+                <w:sz w:val="19"/>
+                <w:szCs w:val="19"/>
+              </w:rPr>
+              <w:t xml:space="preserve">3 · Consumables How-To Engine</w:t>
+            </w:r>
+          </w:p>
+        </w:tc>
+        <w:tc>
+          <w:tcPr>
+            <w:tcW w:type="dxa" w:w="6160"/>
+            <w:tcMar>
+              <w:top w:type="dxa" w:w="60"/>
+              <w:left w:type="dxa" w:w="100"/>
+              <w:bottom w:type="dxa" w:w="60"/>
+              <w:right w:type="dxa" w:w="100"/>
+            </w:tcMar>
+          </w:tcPr>
+          <w:p>
+            <w:pPr>
+              <w:jc w:val="left"/>
+            </w:pPr>
+            <w:r>
+              <w:rPr>
+                <w:b w:val="false"/>
+                <w:bCs w:val="false"/>
+                <w:color w:val="222222"/>
+                <w:sz w:val="19"/>
+                <w:szCs w:val="19"/>
+              </w:rPr>
+              <w:t xml:space="preserve">Toner/ink how-tos + HowTo schema + product CTA</w:t>
+            </w:r>
+          </w:p>
+        </w:tc>
+      </w:tr>
+      <w:tr>
+        <w:tc>
+          <w:tcPr>
+            <w:tcW w:type="dxa" w:w="3200"/>
+            <w:shd w:fill="f8f8f8" w:color="auto" w:val="clear"/>
+            <w:tcMar>
+              <w:top w:type="dxa" w:w="60"/>
+              <w:left w:type="dxa" w:w="100"/>
+              <w:bottom w:type="dxa" w:w="60"/>
+              <w:right w:type="dxa" w:w="100"/>
+            </w:tcMar>
+          </w:tcPr>
+          <w:p>
+            <w:pPr>
+              <w:jc w:val="left"/>
+            </w:pPr>
+            <w:r>
+              <w:rPr>
+                <w:b w:val="false"/>
+                <w:bCs w:val="false"/>
+                <w:color w:val="222222"/>
+                <w:sz w:val="19"/>
+                <w:szCs w:val="19"/>
+              </w:rPr>
+              <w:t xml:space="preserve">4 · Entity &amp; Schema Hygiene</w:t>
+            </w:r>
+          </w:p>
+        </w:tc>
+        <w:tc>
+          <w:tcPr>
+            <w:tcW w:type="dxa" w:w="6160"/>
+            <w:shd w:fill="f8f8f8" w:color="auto" w:val="clear"/>
+            <w:tcMar>
+              <w:top w:type="dxa" w:w="60"/>
+              <w:left w:type="dxa" w:w="100"/>
+              <w:bottom w:type="dxa" w:w="60"/>
+              <w:right w:type="dxa" w:w="100"/>
+            </w:tcMar>
+          </w:tcPr>
+          <w:p>
+            <w:pPr>
+              <w:jc w:val="left"/>
+            </w:pPr>
+            <w:r>
+              <w:rPr>
+                <w:b w:val="false"/>
+                <w:bCs w:val="false"/>
+                <w:color w:val="222222"/>
+                <w:sz w:val="19"/>
+                <w:szCs w:val="19"/>
+              </w:rPr>
+              <w:t xml:space="preserve">Organization/LocalBusiness schema, titles, NAP, GBP — the foundation</w:t>
+            </w:r>
+          </w:p>
+        </w:tc>
+      </w:tr>
+      <w:tr>
+        <w:tc>
+          <w:tcPr>
+            <w:tcW w:type="dxa" w:w="3200"/>
+            <w:tcMar>
+              <w:top w:type="dxa" w:w="60"/>
+              <w:left w:type="dxa" w:w="100"/>
+              <w:bottom w:type="dxa" w:w="60"/>
+              <w:right w:type="dxa" w:w="100"/>
+            </w:tcMar>
+          </w:tcPr>
+          <w:p>
+            <w:pPr>
+              <w:jc w:val="left"/>
+            </w:pPr>
+            <w:r>
+              <w:rPr>
+                <w:b w:val="false"/>
+                <w:bCs w:val="false"/>
+                <w:color w:val="222222"/>
+                <w:sz w:val="19"/>
+                <w:szCs w:val="19"/>
+              </w:rPr>
+              <w:t xml:space="preserve">5 · AI-Citation Monitoring</w:t>
+            </w:r>
+          </w:p>
+        </w:tc>
+        <w:tc>
+          <w:tcPr>
+            <w:tcW w:type="dxa" w:w="6160"/>
+            <w:tcMar>
+              <w:top w:type="dxa" w:w="60"/>
+              <w:left w:type="dxa" w:w="100"/>
+              <w:bottom w:type="dxa" w:w="60"/>
+              <w:right w:type="dxa" w:w="100"/>
+            </w:tcMar>
+          </w:tcPr>
+          <w:p>
+            <w:pPr>
+              <w:jc w:val="left"/>
+            </w:pPr>
+            <w:r>
+              <w:rPr>
+                <w:b w:val="false"/>
+                <w:bCs w:val="false"/>
+                <w:color w:val="222222"/>
+                <w:sz w:val="19"/>
+                <w:szCs w:val="19"/>
+              </w:rPr>
+              <w:t xml:space="preserve">Track who's cited across engines month-over-month vs. competitors</w:t>
+            </w:r>
+          </w:p>
+        </w:tc>
+      </w:tr>
+      <w:tr>
+        <w:tc>
+          <w:tcPr>
+            <w:tcW w:type="dxa" w:w="3200"/>
+            <w:shd w:fill="f8f8f8" w:color="auto" w:val="clear"/>
+            <w:tcMar>
+              <w:top w:type="dxa" w:w="60"/>
+              <w:left w:type="dxa" w:w="100"/>
+              <w:bottom w:type="dxa" w:w="60"/>
+              <w:right w:type="dxa" w:w="100"/>
+            </w:tcMar>
+          </w:tcPr>
+          <w:p>
+            <w:pPr>
+              <w:jc w:val="left"/>
+            </w:pPr>
+            <w:r>
+              <w:rPr>
+                <w:b w:val="false"/>
+                <w:bCs w:val="false"/>
+                <w:color w:val="222222"/>
+                <w:sz w:val="19"/>
+                <w:szCs w:val="19"/>
+              </w:rPr>
+              <w:t xml:space="preserve">6 · Keyword-Gap → Backlog</w:t>
+            </w:r>
+          </w:p>
+        </w:tc>
+        <w:tc>
+          <w:tcPr>
+            <w:tcW w:type="dxa" w:w="6160"/>
+            <w:shd w:fill="f8f8f8" w:color="auto" w:val="clear"/>
+            <w:tcMar>
+              <w:top w:type="dxa" w:w="60"/>
+              <w:left w:type="dxa" w:w="100"/>
+              <w:bottom w:type="dxa" w:w="60"/>
+              <w:right w:type="dxa" w:w="100"/>
+            </w:tcMar>
+          </w:tcPr>
+          <w:p>
+            <w:pPr>
+              <w:jc w:val="left"/>
+            </w:pPr>
+            <w:r>
+              <w:rPr>
+                <w:b w:val="false"/>
+                <w:bCs w:val="false"/>
+                <w:color w:val="222222"/>
+                <w:sz w:val="19"/>
+                <w:szCs w:val="19"/>
+              </w:rPr>
+              <w:t xml:space="preserve">Competitor footprint → low-KD content backlog</w:t>
+            </w:r>
+          </w:p>
+        </w:tc>
+      </w:tr>
+      <w:tr>
+        <w:tc>
+          <w:tcPr>
+            <w:tcW w:type="dxa" w:w="3200"/>
+            <w:tcMar>
+              <w:top w:type="dxa" w:w="60"/>
+              <w:left w:type="dxa" w:w="100"/>
+              <w:bottom w:type="dxa" w:w="60"/>
+              <w:right w:type="dxa" w:w="100"/>
+            </w:tcMar>
+          </w:tcPr>
+          <w:p>
+            <w:pPr>
+              <w:jc w:val="left"/>
+            </w:pPr>
+            <w:r>
+              <w:rPr>
+                <w:b w:val="false"/>
+                <w:bCs w:val="false"/>
+                <w:color w:val="222222"/>
+                <w:sz w:val="19"/>
+                <w:szCs w:val="19"/>
+              </w:rPr>
+              <w:t xml:space="preserve">7 · Local AEO</w:t>
+            </w:r>
+          </w:p>
+        </w:tc>
+        <w:tc>
+          <w:tcPr>
+            <w:tcW w:type="dxa" w:w="6160"/>
+            <w:tcMar>
+              <w:top w:type="dxa" w:w="60"/>
+              <w:left w:type="dxa" w:w="100"/>
+              <w:bottom w:type="dxa" w:w="60"/>
+              <w:right w:type="dxa" w:w="100"/>
+            </w:tcMar>
+          </w:tcPr>
+          <w:p>
+            <w:pPr>
+              <w:jc w:val="left"/>
+            </w:pPr>
+            <w:r>
+              <w:rPr>
+                <w:b w:val="false"/>
+                <w:bCs w:val="false"/>
+                <w:color w:val="222222"/>
+                <w:sz w:val="19"/>
+                <w:szCs w:val="19"/>
+              </w:rPr>
+              <w:t xml:space="preserve">“Near me” + Local pack + GBP Q&amp;A for regional dealers</w:t>
+            </w:r>
+          </w:p>
+        </w:tc>
+      </w:tr>
+    </w:tbl>
     <w:p>
       <w:pPr>
         <w:spacing w:after="120" w:line="276"/>
@@ -5064,18 +6875,20 @@
           <w:b/>
           <w:bCs/>
           <w:color w:val="1a1a2e"/>
-          <w:sz w:val="21"/>
-          <w:szCs w:val="21"/>
-        </w:rPr>
-        <w:t xml:space="preserve">Each built as: </w:t>
-      </w:r>
-      <w:r>
-        <w:rPr>
-          <w:color w:val="222222"/>
-          <w:sz w:val="21"/>
-          <w:szCs w:val="21"/>
-        </w:rPr>
-        <w:t xml:space="preserve">direct answer up top (snippet-ready) → detail → FAQ schema → product CTA.</w:t>
+          <w:sz w:val="20"/>
+          <w:szCs w:val="20"/>
+        </w:rPr>
+        <w:t xml:space="preserve">Automation: </w:t>
+      </w:r>
+      <w:r>
+        <w:rPr>
+          <w:i/>
+          <w:iCs/>
+          <w:color w:val="666666"/>
+          <w:sz w:val="20"/>
+          <w:szCs w:val="20"/>
+        </w:rPr>
+        <w:t xml:space="preserve">flows run semi-manually today (Claude + Semrush + Firecrawl + HubSpot); once the n8n connector is authorized they can be scheduled end-to-end.</w:t>
       </w:r>
     </w:p>
     <w:p>
@@ -5111,7 +6924,7 @@
           <w:sz w:val="21"/>
           <w:szCs w:val="21"/>
         </w:rPr>
-        <w:t xml:space="preserve">Semrush SERP-feature pull complete.</w:t>
+        <w:t xml:space="preserve">Semrush SERP-feature pull, site crawl, answer-engine tests, Brand Command reframe.</w:t>
       </w:r>
     </w:p>
     <w:p>
@@ -5139,7 +6952,7 @@
           <w:sz w:val="21"/>
           <w:szCs w:val="21"/>
         </w:rPr>
-        <w:t xml:space="preserve">Engagement logged in HubSpot (ticket 47081286763) under XSE Group + Aztec Office, owner Shawn Peterson, due July 24.</w:t>
+        <w:t xml:space="preserve">HubSpot ticket 47081286763 — In Progress, owner Shawn Peterson, XSE Group + Aztec Office, due Jul 24.</w:t>
       </w:r>
     </w:p>
     <w:p>
@@ -5159,7 +6972,7 @@
           <w:sz w:val="21"/>
           <w:szCs w:val="21"/>
         </w:rPr>
-        <w:t xml:space="preserve">Remaining — </w:t>
+        <w:t xml:space="preserve">Next — </w:t>
       </w:r>
       <w:r>
         <w:rPr>
@@ -5187,7 +7000,7 @@
           <w:sz w:val="21"/>
           <w:szCs w:val="21"/>
         </w:rPr>
-        <w:t xml:space="preserve">Remaining — </w:t>
+        <w:t xml:space="preserve">Next — </w:t>
       </w:r>
       <w:r>
         <w:rPr>
@@ -5195,40 +7008,12 @@
           <w:sz w:val="21"/>
           <w:szCs w:val="21"/>
         </w:rPr>
-        <w:t xml:space="preserve">Confirm content owner and cadence with Shawn Peterson.</w:t>
-      </w:r>
-    </w:p>
-    <w:p>
-      <w:pPr>
-        <w:pStyle w:val="ListParagraph"/>
-        <w:numPr>
-          <w:ilvl w:val="0"/>
-          <w:numId w:val="2"/>
-        </w:numPr>
-        <w:spacing w:after="80" w:line="264"/>
-      </w:pPr>
-      <w:r>
-        <w:rPr>
-          <w:b/>
-          <w:bCs/>
-          <w:color w:val="222222"/>
-          <w:sz w:val="21"/>
-          <w:szCs w:val="21"/>
-        </w:rPr>
-        <w:t xml:space="preserve">Remaining — </w:t>
-      </w:r>
-      <w:r>
-        <w:rPr>
-          <w:color w:val="222222"/>
-          <w:sz w:val="21"/>
-          <w:szCs w:val="21"/>
-        </w:rPr>
-        <w:t xml:space="preserve">Review priorities on the Friday XSE call.</w:t>
-      </w:r>
-    </w:p>
-    <w:p>
-      <w:pPr>
-        <w:spacing w:after="200"/>
+        <w:t xml:space="preserve">Confirm content owner/cadence with Shawn Peterson; review on the Friday XSE call.</w:t>
+      </w:r>
+    </w:p>
+    <w:p>
+      <w:pPr>
+        <w:spacing w:after="160"/>
       </w:pPr>
     </w:p>
     <w:p>
@@ -5246,7 +7031,7 @@
           <w:sz w:val="17"/>
           <w:szCs w:val="17"/>
         </w:rPr>
-        <w:t xml:space="preserve">Data pulled via Semrush (US database) on July 21, 2026. Traffic and position figures are Semrush estimates and will differ from Google Search Console actuals.</w:t>
+        <w:t xml:space="preserve">Data via Semrush (US), Firecrawl, and Brand Command on July 21, 2026. Semrush traffic/positions are estimates and differ from GSC actuals; answer-source results reflect live web results at time of testing.</w:t>
       </w:r>
     </w:p>
     <w:sectPr>
@@ -5709,15 +7494,15 @@
     <w:next w:val="Normal"/>
     <w:qFormat/>
     <w:pPr>
-      <w:spacing w:after="100" w:before="220"/>
+      <w:spacing w:after="90" w:before="220"/>
     </w:pPr>
     <w:rPr>
       <w:rFonts w:ascii="Calibri" w:cs="Calibri" w:eastAsia="Calibri" w:hAnsi="Calibri"/>
       <w:b/>
       <w:bCs/>
       <w:color w:val="e94560"/>
-      <w:sz w:val="24"/>
-      <w:szCs w:val="24"/>
+      <w:sz w:val="23"/>
+      <w:szCs w:val="23"/>
     </w:rPr>
   </w:style>
 </w:styles>
